--- a/FrameworkLearningDocument.docx
+++ b/FrameworkLearningDocument.docx
@@ -25467,6 +25467,5537 @@
           <w:szCs w:val="15"/>
         </w:rPr>
         <w:t>Move from mock API testing to actual persistent API validation before entering Database Validation (JDBC) phase. 🚀</w:t>
+      </w:r>
+    </w:p>
+    <w:p>
+      <w:pPr>
+        <w:spacing w:before="100" w:beforeAutospacing="1" w:after="100" w:afterAutospacing="1" w:line="207" w:lineRule="atLeast"/>
+        <w:rPr>
+          <w:rFonts w:ascii="Segoe UI" w:eastAsia="Times New Roman" w:hAnsi="Segoe UI" w:cs="Segoe UI"/>
+          <w:sz w:val="15"/>
+          <w:szCs w:val="15"/>
+          <w:lang w:bidi="hi-IN"/>
+        </w:rPr>
+      </w:pPr>
+      <w:proofErr w:type="spellStart"/>
+      <w:r>
+        <w:rPr>
+          <w:rFonts w:ascii="Segoe UI" w:eastAsia="Times New Roman" w:hAnsi="Segoe UI" w:cs="Segoe UI"/>
+          <w:sz w:val="15"/>
+          <w:szCs w:val="15"/>
+          <w:lang w:bidi="hi-IN"/>
+        </w:rPr>
+        <w:t>Bhai</w:t>
+      </w:r>
+      <w:proofErr w:type="spellEnd"/>
+      <w:r>
+        <w:rPr>
+          <w:rFonts w:ascii="Segoe UI" w:eastAsia="Times New Roman" w:hAnsi="Segoe UI" w:cs="Segoe UI"/>
+          <w:sz w:val="15"/>
+          <w:szCs w:val="15"/>
+          <w:lang w:bidi="hi-IN"/>
+        </w:rPr>
+        <w:t xml:space="preserve"> </w:t>
+      </w:r>
+      <w:proofErr w:type="spellStart"/>
+      <w:r>
+        <w:rPr>
+          <w:rFonts w:ascii="Segoe UI" w:eastAsia="Times New Roman" w:hAnsi="Segoe UI" w:cs="Segoe UI"/>
+          <w:sz w:val="15"/>
+          <w:szCs w:val="15"/>
+          <w:lang w:bidi="hi-IN"/>
+        </w:rPr>
+        <w:t>iske</w:t>
+      </w:r>
+      <w:proofErr w:type="spellEnd"/>
+      <w:r>
+        <w:rPr>
+          <w:rFonts w:ascii="Segoe UI" w:eastAsia="Times New Roman" w:hAnsi="Segoe UI" w:cs="Segoe UI"/>
+          <w:sz w:val="15"/>
+          <w:szCs w:val="15"/>
+          <w:lang w:bidi="hi-IN"/>
+        </w:rPr>
+        <w:t xml:space="preserve"> end me </w:t>
+      </w:r>
+      <w:proofErr w:type="spellStart"/>
+      <w:r>
+        <w:rPr>
+          <w:rFonts w:ascii="Segoe UI" w:eastAsia="Times New Roman" w:hAnsi="Segoe UI" w:cs="Segoe UI"/>
+          <w:sz w:val="15"/>
+          <w:szCs w:val="15"/>
+          <w:lang w:bidi="hi-IN"/>
+        </w:rPr>
+        <w:t>ye</w:t>
+      </w:r>
+      <w:proofErr w:type="spellEnd"/>
+      <w:r>
+        <w:rPr>
+          <w:rFonts w:ascii="Segoe UI" w:eastAsia="Times New Roman" w:hAnsi="Segoe UI" w:cs="Segoe UI"/>
+          <w:sz w:val="15"/>
+          <w:szCs w:val="15"/>
+          <w:lang w:bidi="hi-IN"/>
+        </w:rPr>
+        <w:t xml:space="preserve"> </w:t>
+      </w:r>
+      <w:r>
+        <w:rPr>
+          <w:rFonts w:ascii="Segoe UI" w:eastAsia="Times New Roman" w:hAnsi="Segoe UI" w:cs="Segoe UI"/>
+          <w:b/>
+          <w:bCs/>
+          <w:sz w:val="15"/>
+          <w:lang w:bidi="hi-IN"/>
+        </w:rPr>
+        <w:t>ready-to-append block</w:t>
+      </w:r>
+      <w:r>
+        <w:rPr>
+          <w:rFonts w:ascii="Segoe UI" w:eastAsia="Times New Roman" w:hAnsi="Segoe UI" w:cs="Segoe UI"/>
+          <w:sz w:val="15"/>
+          <w:szCs w:val="15"/>
+          <w:lang w:bidi="hi-IN"/>
+        </w:rPr>
+        <w:t xml:space="preserve"> add </w:t>
+      </w:r>
+      <w:proofErr w:type="spellStart"/>
+      <w:r>
+        <w:rPr>
+          <w:rFonts w:ascii="Segoe UI" w:eastAsia="Times New Roman" w:hAnsi="Segoe UI" w:cs="Segoe UI"/>
+          <w:sz w:val="15"/>
+          <w:szCs w:val="15"/>
+          <w:lang w:bidi="hi-IN"/>
+        </w:rPr>
+        <w:t>kar</w:t>
+      </w:r>
+      <w:proofErr w:type="spellEnd"/>
+      <w:r>
+        <w:rPr>
+          <w:rFonts w:ascii="Segoe UI" w:eastAsia="Times New Roman" w:hAnsi="Segoe UI" w:cs="Segoe UI"/>
+          <w:sz w:val="15"/>
+          <w:szCs w:val="15"/>
+          <w:lang w:bidi="hi-IN"/>
+        </w:rPr>
+        <w:t xml:space="preserve"> de.</w:t>
+      </w:r>
+    </w:p>
+    <w:p>
+      <w:pPr>
+        <w:spacing w:after="0" w:line="207" w:lineRule="atLeast"/>
+        <w:rPr>
+          <w:rFonts w:ascii="Segoe UI" w:eastAsia="Times New Roman" w:hAnsi="Segoe UI" w:cs="Segoe UI"/>
+          <w:sz w:val="15"/>
+          <w:szCs w:val="15"/>
+          <w:lang w:bidi="hi-IN"/>
+        </w:rPr>
+      </w:pPr>
+      <w:r>
+        <w:rPr>
+          <w:rFonts w:ascii="Segoe UI" w:eastAsia="Times New Roman" w:hAnsi="Segoe UI" w:cs="Segoe UI"/>
+          <w:sz w:val="15"/>
+          <w:szCs w:val="15"/>
+          <w:lang w:bidi="hi-IN"/>
+        </w:rPr>
+        <w:pict>
+          <v:rect id="_x0000_i1093" style="width:0;height:1.5pt" o:hralign="center" o:hrstd="t" o:hr="t" fillcolor="#a0a0a0" stroked="f"/>
+        </w:pict>
+      </w:r>
+    </w:p>
+    <w:p>
+      <w:pPr>
+        <w:spacing w:before="100" w:beforeAutospacing="1" w:after="100" w:afterAutospacing="1" w:line="207" w:lineRule="atLeast"/>
+        <w:outlineLvl w:val="1"/>
+        <w:rPr>
+          <w:rFonts w:ascii="Segoe UI" w:eastAsia="Times New Roman" w:hAnsi="Segoe UI" w:cs="Segoe UI"/>
+          <w:b/>
+          <w:bCs/>
+          <w:sz w:val="36"/>
+          <w:szCs w:val="36"/>
+          <w:lang w:bidi="hi-IN"/>
+        </w:rPr>
+      </w:pPr>
+      <w:r>
+        <w:rPr>
+          <w:rFonts w:ascii="Segoe UI" w:eastAsia="Times New Roman" w:hAnsi="Segoe UI" w:cs="Segoe UI"/>
+          <w:b/>
+          <w:bCs/>
+          <w:sz w:val="36"/>
+          <w:szCs w:val="36"/>
+          <w:lang w:bidi="hi-IN"/>
+        </w:rPr>
+        <w:t>27. JSON Server &amp; Real CRUD Validation (Phase 10A)</w:t>
+      </w:r>
+    </w:p>
+    <w:p>
+      <w:pPr>
+        <w:spacing w:before="100" w:beforeAutospacing="1" w:after="100" w:afterAutospacing="1" w:line="207" w:lineRule="atLeast"/>
+        <w:outlineLvl w:val="2"/>
+        <w:rPr>
+          <w:rFonts w:ascii="Segoe UI" w:eastAsia="Times New Roman" w:hAnsi="Segoe UI" w:cs="Segoe UI"/>
+          <w:b/>
+          <w:bCs/>
+          <w:sz w:val="27"/>
+          <w:szCs w:val="27"/>
+          <w:lang w:bidi="hi-IN"/>
+        </w:rPr>
+      </w:pPr>
+      <w:r>
+        <w:rPr>
+          <w:rFonts w:ascii="Segoe UI" w:eastAsia="Times New Roman" w:hAnsi="Segoe UI" w:cs="Segoe UI"/>
+          <w:b/>
+          <w:bCs/>
+          <w:sz w:val="27"/>
+          <w:szCs w:val="27"/>
+          <w:lang w:bidi="hi-IN"/>
+        </w:rPr>
+        <w:lastRenderedPageBreak/>
+        <w:t>Why Phase 10A?</w:t>
+      </w:r>
+    </w:p>
+    <w:p>
+      <w:pPr>
+        <w:spacing w:before="100" w:beforeAutospacing="1" w:after="100" w:afterAutospacing="1" w:line="207" w:lineRule="atLeast"/>
+        <w:rPr>
+          <w:rFonts w:ascii="Segoe UI" w:eastAsia="Times New Roman" w:hAnsi="Segoe UI" w:cs="Segoe UI"/>
+          <w:sz w:val="15"/>
+          <w:szCs w:val="15"/>
+          <w:lang w:bidi="hi-IN"/>
+        </w:rPr>
+      </w:pPr>
+      <w:proofErr w:type="spellStart"/>
+      <w:r>
+        <w:rPr>
+          <w:rFonts w:ascii="Segoe UI" w:eastAsia="Times New Roman" w:hAnsi="Segoe UI" w:cs="Segoe UI"/>
+          <w:sz w:val="15"/>
+          <w:szCs w:val="15"/>
+          <w:lang w:bidi="hi-IN"/>
+        </w:rPr>
+        <w:t>ReqRes</w:t>
+      </w:r>
+      <w:proofErr w:type="spellEnd"/>
+      <w:r>
+        <w:rPr>
+          <w:rFonts w:ascii="Segoe UI" w:eastAsia="Times New Roman" w:hAnsi="Segoe UI" w:cs="Segoe UI"/>
+          <w:sz w:val="15"/>
+          <w:szCs w:val="15"/>
+          <w:lang w:bidi="hi-IN"/>
+        </w:rPr>
+        <w:t xml:space="preserve"> and similar demo APIs are useful for learning API automation, but they do not provide true data persistence.</w:t>
+      </w:r>
+    </w:p>
+    <w:p>
+      <w:pPr>
+        <w:spacing w:before="100" w:beforeAutospacing="1" w:after="100" w:afterAutospacing="1" w:line="207" w:lineRule="atLeast"/>
+        <w:rPr>
+          <w:rFonts w:ascii="Segoe UI" w:eastAsia="Times New Roman" w:hAnsi="Segoe UI" w:cs="Segoe UI"/>
+          <w:sz w:val="15"/>
+          <w:szCs w:val="15"/>
+          <w:lang w:bidi="hi-IN"/>
+        </w:rPr>
+      </w:pPr>
+      <w:r>
+        <w:rPr>
+          <w:rFonts w:ascii="Segoe UI" w:eastAsia="Times New Roman" w:hAnsi="Segoe UI" w:cs="Segoe UI"/>
+          <w:sz w:val="15"/>
+          <w:szCs w:val="15"/>
+          <w:lang w:bidi="hi-IN"/>
+        </w:rPr>
+        <w:t>Example:</w:t>
+      </w:r>
+    </w:p>
+    <w:p>
+      <w:pPr>
+        <w:spacing w:after="0" w:line="207" w:lineRule="atLeast"/>
+        <w:rPr>
+          <w:rFonts w:ascii="Segoe UI" w:eastAsia="Times New Roman" w:hAnsi="Segoe UI" w:cs="Segoe UI"/>
+          <w:sz w:val="15"/>
+          <w:szCs w:val="15"/>
+          <w:lang w:bidi="hi-IN"/>
+        </w:rPr>
+      </w:pPr>
+      <w:r>
+        <w:rPr>
+          <w:rFonts w:ascii="Segoe UI" w:eastAsia="Times New Roman" w:hAnsi="Segoe UI" w:cs="Segoe UI"/>
+          <w:sz w:val="15"/>
+          <w:szCs w:val="15"/>
+          <w:lang w:bidi="hi-IN"/>
+        </w:rPr>
+        <w:t>POST</w:t>
+      </w:r>
+    </w:p>
+    <w:p>
+      <w:pPr>
+        <w:spacing w:after="0" w:line="207" w:lineRule="atLeast"/>
+        <w:rPr>
+          <w:rFonts w:ascii="Segoe UI" w:eastAsia="Times New Roman" w:hAnsi="Segoe UI" w:cs="Segoe UI"/>
+          <w:sz w:val="15"/>
+          <w:szCs w:val="15"/>
+          <w:lang w:bidi="hi-IN"/>
+        </w:rPr>
+      </w:pPr>
+      <w:r>
+        <w:rPr>
+          <w:rFonts w:ascii="Segoe UI" w:eastAsia="Times New Roman" w:hAnsi="Segoe UI" w:cs="Segoe UI"/>
+          <w:sz w:val="15"/>
+          <w:szCs w:val="15"/>
+          <w:lang w:bidi="hi-IN"/>
+        </w:rPr>
+        <w:t>↓</w:t>
+      </w:r>
+    </w:p>
+    <w:p>
+      <w:pPr>
+        <w:spacing w:after="0" w:line="207" w:lineRule="atLeast"/>
+        <w:rPr>
+          <w:rFonts w:ascii="Segoe UI" w:eastAsia="Times New Roman" w:hAnsi="Segoe UI" w:cs="Segoe UI"/>
+          <w:sz w:val="15"/>
+          <w:szCs w:val="15"/>
+          <w:lang w:bidi="hi-IN"/>
+        </w:rPr>
+      </w:pPr>
+      <w:r>
+        <w:rPr>
+          <w:rFonts w:ascii="Segoe UI" w:eastAsia="Times New Roman" w:hAnsi="Segoe UI" w:cs="Segoe UI"/>
+          <w:sz w:val="15"/>
+          <w:szCs w:val="15"/>
+          <w:lang w:bidi="hi-IN"/>
+        </w:rPr>
+        <w:t>201 Created</w:t>
+      </w:r>
+    </w:p>
+    <w:p>
+      <w:pPr>
+        <w:spacing w:after="0" w:line="207" w:lineRule="atLeast"/>
+        <w:rPr>
+          <w:rFonts w:ascii="Segoe UI" w:eastAsia="Times New Roman" w:hAnsi="Segoe UI" w:cs="Segoe UI"/>
+          <w:sz w:val="15"/>
+          <w:szCs w:val="15"/>
+          <w:lang w:bidi="hi-IN"/>
+        </w:rPr>
+      </w:pPr>
+      <w:r>
+        <w:rPr>
+          <w:rFonts w:ascii="Segoe UI" w:eastAsia="Times New Roman" w:hAnsi="Segoe UI" w:cs="Segoe UI"/>
+          <w:sz w:val="15"/>
+          <w:szCs w:val="15"/>
+          <w:lang w:bidi="hi-IN"/>
+        </w:rPr>
+        <w:t>↓</w:t>
+      </w:r>
+    </w:p>
+    <w:p>
+      <w:pPr>
+        <w:spacing w:after="0" w:line="207" w:lineRule="atLeast"/>
+        <w:rPr>
+          <w:rFonts w:ascii="Segoe UI" w:eastAsia="Times New Roman" w:hAnsi="Segoe UI" w:cs="Segoe UI"/>
+          <w:sz w:val="15"/>
+          <w:szCs w:val="15"/>
+          <w:lang w:bidi="hi-IN"/>
+        </w:rPr>
+      </w:pPr>
+      <w:r>
+        <w:rPr>
+          <w:rFonts w:ascii="Segoe UI" w:eastAsia="Times New Roman" w:hAnsi="Segoe UI" w:cs="Segoe UI"/>
+          <w:sz w:val="15"/>
+          <w:szCs w:val="15"/>
+          <w:lang w:bidi="hi-IN"/>
+        </w:rPr>
+        <w:t>Response Returned</w:t>
+      </w:r>
+    </w:p>
+    <w:p>
+      <w:pPr>
+        <w:spacing w:before="100" w:beforeAutospacing="1" w:after="100" w:afterAutospacing="1" w:line="207" w:lineRule="atLeast"/>
+        <w:rPr>
+          <w:rFonts w:ascii="Segoe UI" w:eastAsia="Times New Roman" w:hAnsi="Segoe UI" w:cs="Segoe UI"/>
+          <w:sz w:val="15"/>
+          <w:szCs w:val="15"/>
+          <w:lang w:bidi="hi-IN"/>
+        </w:rPr>
+      </w:pPr>
+      <w:r>
+        <w:rPr>
+          <w:rFonts w:ascii="Segoe UI" w:eastAsia="Times New Roman" w:hAnsi="Segoe UI" w:cs="Segoe UI"/>
+          <w:sz w:val="15"/>
+          <w:szCs w:val="15"/>
+          <w:lang w:bidi="hi-IN"/>
+        </w:rPr>
+        <w:t>This validates API contracts but does not prove that data was actually stored.</w:t>
+      </w:r>
+    </w:p>
+    <w:p>
+      <w:pPr>
+        <w:spacing w:before="100" w:beforeAutospacing="1" w:after="100" w:afterAutospacing="1" w:line="207" w:lineRule="atLeast"/>
+        <w:rPr>
+          <w:rFonts w:ascii="Segoe UI" w:eastAsia="Times New Roman" w:hAnsi="Segoe UI" w:cs="Segoe UI"/>
+          <w:sz w:val="15"/>
+          <w:szCs w:val="15"/>
+          <w:lang w:bidi="hi-IN"/>
+        </w:rPr>
+      </w:pPr>
+      <w:r>
+        <w:rPr>
+          <w:rFonts w:ascii="Segoe UI" w:eastAsia="Times New Roman" w:hAnsi="Segoe UI" w:cs="Segoe UI"/>
+          <w:sz w:val="15"/>
+          <w:szCs w:val="15"/>
+          <w:lang w:bidi="hi-IN"/>
+        </w:rPr>
+        <w:t>Enterprise projects require persistence validation.</w:t>
+      </w:r>
+    </w:p>
+    <w:p>
+      <w:pPr>
+        <w:spacing w:before="100" w:beforeAutospacing="1" w:after="100" w:afterAutospacing="1" w:line="207" w:lineRule="atLeast"/>
+        <w:outlineLvl w:val="2"/>
+        <w:rPr>
+          <w:rFonts w:ascii="Segoe UI" w:eastAsia="Times New Roman" w:hAnsi="Segoe UI" w:cs="Segoe UI"/>
+          <w:b/>
+          <w:bCs/>
+          <w:sz w:val="27"/>
+          <w:szCs w:val="27"/>
+          <w:lang w:bidi="hi-IN"/>
+        </w:rPr>
+      </w:pPr>
+      <w:r>
+        <w:rPr>
+          <w:rFonts w:ascii="Segoe UI" w:eastAsia="Times New Roman" w:hAnsi="Segoe UI" w:cs="Segoe UI"/>
+          <w:b/>
+          <w:bCs/>
+          <w:sz w:val="27"/>
+          <w:szCs w:val="27"/>
+          <w:lang w:bidi="hi-IN"/>
+        </w:rPr>
+        <w:t>What is JSON Server?</w:t>
+      </w:r>
+    </w:p>
+    <w:p>
+      <w:pPr>
+        <w:spacing w:before="100" w:beforeAutospacing="1" w:after="100" w:afterAutospacing="1" w:line="207" w:lineRule="atLeast"/>
+        <w:rPr>
+          <w:rFonts w:ascii="Segoe UI" w:eastAsia="Times New Roman" w:hAnsi="Segoe UI" w:cs="Segoe UI"/>
+          <w:sz w:val="15"/>
+          <w:szCs w:val="15"/>
+          <w:lang w:bidi="hi-IN"/>
+        </w:rPr>
+      </w:pPr>
+      <w:r>
+        <w:rPr>
+          <w:rFonts w:ascii="Segoe UI" w:eastAsia="Times New Roman" w:hAnsi="Segoe UI" w:cs="Segoe UI"/>
+          <w:sz w:val="15"/>
+          <w:szCs w:val="15"/>
+          <w:lang w:bidi="hi-IN"/>
+        </w:rPr>
+        <w:t>JSON Server is a lightweight REST API backend that stores data in a local JSON file and supports persistent CRUD operations.</w:t>
+      </w:r>
+    </w:p>
+    <w:p>
+      <w:pPr>
+        <w:spacing w:before="100" w:beforeAutospacing="1" w:after="100" w:afterAutospacing="1" w:line="207" w:lineRule="atLeast"/>
+        <w:rPr>
+          <w:rFonts w:ascii="Segoe UI" w:eastAsia="Times New Roman" w:hAnsi="Segoe UI" w:cs="Segoe UI"/>
+          <w:sz w:val="15"/>
+          <w:szCs w:val="15"/>
+          <w:lang w:bidi="hi-IN"/>
+        </w:rPr>
+      </w:pPr>
+      <w:r>
+        <w:rPr>
+          <w:rFonts w:ascii="Segoe UI" w:eastAsia="Times New Roman" w:hAnsi="Segoe UI" w:cs="Segoe UI"/>
+          <w:sz w:val="15"/>
+          <w:szCs w:val="15"/>
+          <w:lang w:bidi="hi-IN"/>
+        </w:rPr>
+        <w:t>Example Flow:</w:t>
+      </w:r>
+    </w:p>
+    <w:p>
+      <w:pPr>
+        <w:spacing w:after="0" w:line="207" w:lineRule="atLeast"/>
+        <w:rPr>
+          <w:rFonts w:ascii="Segoe UI" w:eastAsia="Times New Roman" w:hAnsi="Segoe UI" w:cs="Segoe UI"/>
+          <w:sz w:val="15"/>
+          <w:szCs w:val="15"/>
+          <w:lang w:bidi="hi-IN"/>
+        </w:rPr>
+      </w:pPr>
+      <w:r>
+        <w:rPr>
+          <w:rFonts w:ascii="Segoe UI" w:eastAsia="Times New Roman" w:hAnsi="Segoe UI" w:cs="Segoe UI"/>
+          <w:sz w:val="15"/>
+          <w:szCs w:val="15"/>
+          <w:lang w:bidi="hi-IN"/>
+        </w:rPr>
+        <w:t>API Request</w:t>
+      </w:r>
+    </w:p>
+    <w:p>
+      <w:pPr>
+        <w:spacing w:after="0" w:line="207" w:lineRule="atLeast"/>
+        <w:rPr>
+          <w:rFonts w:ascii="Segoe UI" w:eastAsia="Times New Roman" w:hAnsi="Segoe UI" w:cs="Segoe UI"/>
+          <w:sz w:val="15"/>
+          <w:szCs w:val="15"/>
+          <w:lang w:bidi="hi-IN"/>
+        </w:rPr>
+      </w:pPr>
+      <w:r>
+        <w:rPr>
+          <w:rFonts w:ascii="Segoe UI" w:eastAsia="Times New Roman" w:hAnsi="Segoe UI" w:cs="Segoe UI"/>
+          <w:sz w:val="15"/>
+          <w:szCs w:val="15"/>
+          <w:lang w:bidi="hi-IN"/>
+        </w:rPr>
+        <w:t>↓</w:t>
+      </w:r>
+    </w:p>
+    <w:p>
+      <w:pPr>
+        <w:spacing w:after="0" w:line="207" w:lineRule="atLeast"/>
+        <w:rPr>
+          <w:rFonts w:ascii="Segoe UI" w:eastAsia="Times New Roman" w:hAnsi="Segoe UI" w:cs="Segoe UI"/>
+          <w:sz w:val="15"/>
+          <w:szCs w:val="15"/>
+          <w:lang w:bidi="hi-IN"/>
+        </w:rPr>
+      </w:pPr>
+      <w:r>
+        <w:rPr>
+          <w:rFonts w:ascii="Segoe UI" w:eastAsia="Times New Roman" w:hAnsi="Segoe UI" w:cs="Segoe UI"/>
+          <w:sz w:val="15"/>
+          <w:szCs w:val="15"/>
+          <w:lang w:bidi="hi-IN"/>
+        </w:rPr>
+        <w:t>JSON Server</w:t>
+      </w:r>
+    </w:p>
+    <w:p>
+      <w:pPr>
+        <w:spacing w:after="0" w:line="207" w:lineRule="atLeast"/>
+        <w:rPr>
+          <w:rFonts w:ascii="Segoe UI" w:eastAsia="Times New Roman" w:hAnsi="Segoe UI" w:cs="Segoe UI"/>
+          <w:sz w:val="15"/>
+          <w:szCs w:val="15"/>
+          <w:lang w:bidi="hi-IN"/>
+        </w:rPr>
+      </w:pPr>
+      <w:r>
+        <w:rPr>
+          <w:rFonts w:ascii="Segoe UI" w:eastAsia="Times New Roman" w:hAnsi="Segoe UI" w:cs="Segoe UI"/>
+          <w:sz w:val="15"/>
+          <w:szCs w:val="15"/>
+          <w:lang w:bidi="hi-IN"/>
+        </w:rPr>
+        <w:t>↓</w:t>
+      </w:r>
+    </w:p>
+    <w:p>
+      <w:pPr>
+        <w:spacing w:after="0" w:line="207" w:lineRule="atLeast"/>
+        <w:rPr>
+          <w:rFonts w:ascii="Segoe UI" w:eastAsia="Times New Roman" w:hAnsi="Segoe UI" w:cs="Segoe UI"/>
+          <w:sz w:val="15"/>
+          <w:szCs w:val="15"/>
+          <w:lang w:bidi="hi-IN"/>
+        </w:rPr>
+      </w:pPr>
+      <w:proofErr w:type="spellStart"/>
+      <w:r>
+        <w:rPr>
+          <w:rFonts w:ascii="Segoe UI" w:eastAsia="Times New Roman" w:hAnsi="Segoe UI" w:cs="Segoe UI"/>
+          <w:sz w:val="15"/>
+          <w:szCs w:val="15"/>
+          <w:lang w:bidi="hi-IN"/>
+        </w:rPr>
+        <w:t>db.json</w:t>
+      </w:r>
+      <w:proofErr w:type="spellEnd"/>
+    </w:p>
+    <w:p>
+      <w:pPr>
+        <w:spacing w:after="0" w:line="207" w:lineRule="atLeast"/>
+        <w:rPr>
+          <w:rFonts w:ascii="Segoe UI" w:eastAsia="Times New Roman" w:hAnsi="Segoe UI" w:cs="Segoe UI"/>
+          <w:sz w:val="15"/>
+          <w:szCs w:val="15"/>
+          <w:lang w:bidi="hi-IN"/>
+        </w:rPr>
+      </w:pPr>
+      <w:r>
+        <w:rPr>
+          <w:rFonts w:ascii="Segoe UI" w:eastAsia="Times New Roman" w:hAnsi="Segoe UI" w:cs="Segoe UI"/>
+          <w:sz w:val="15"/>
+          <w:szCs w:val="15"/>
+          <w:lang w:bidi="hi-IN"/>
+        </w:rPr>
+        <w:t>↓</w:t>
+      </w:r>
+    </w:p>
+    <w:p>
+      <w:pPr>
+        <w:spacing w:after="0" w:line="207" w:lineRule="atLeast"/>
+        <w:rPr>
+          <w:rFonts w:ascii="Segoe UI" w:eastAsia="Times New Roman" w:hAnsi="Segoe UI" w:cs="Segoe UI"/>
+          <w:sz w:val="15"/>
+          <w:szCs w:val="15"/>
+          <w:lang w:bidi="hi-IN"/>
+        </w:rPr>
+      </w:pPr>
+      <w:r>
+        <w:rPr>
+          <w:rFonts w:ascii="Segoe UI" w:eastAsia="Times New Roman" w:hAnsi="Segoe UI" w:cs="Segoe UI"/>
+          <w:sz w:val="15"/>
+          <w:szCs w:val="15"/>
+          <w:lang w:bidi="hi-IN"/>
+        </w:rPr>
+        <w:t>Persistent Storage</w:t>
+      </w:r>
+    </w:p>
+    <w:p>
+      <w:pPr>
+        <w:spacing w:before="100" w:beforeAutospacing="1" w:after="100" w:afterAutospacing="1" w:line="207" w:lineRule="atLeast"/>
+        <w:outlineLvl w:val="2"/>
+        <w:rPr>
+          <w:rFonts w:ascii="Segoe UI" w:eastAsia="Times New Roman" w:hAnsi="Segoe UI" w:cs="Segoe UI"/>
+          <w:b/>
+          <w:bCs/>
+          <w:sz w:val="27"/>
+          <w:szCs w:val="27"/>
+          <w:lang w:bidi="hi-IN"/>
+        </w:rPr>
+      </w:pPr>
+      <w:r>
+        <w:rPr>
+          <w:rFonts w:ascii="Segoe UI" w:eastAsia="Times New Roman" w:hAnsi="Segoe UI" w:cs="Segoe UI"/>
+          <w:b/>
+          <w:bCs/>
+          <w:sz w:val="27"/>
+          <w:szCs w:val="27"/>
+          <w:lang w:bidi="hi-IN"/>
+        </w:rPr>
+        <w:t>Why JSON Server?</w:t>
+      </w:r>
+    </w:p>
+    <w:p>
+      <w:pPr>
+        <w:spacing w:before="100" w:beforeAutospacing="1" w:after="100" w:afterAutospacing="1" w:line="207" w:lineRule="atLeast"/>
+        <w:rPr>
+          <w:rFonts w:ascii="Segoe UI" w:eastAsia="Times New Roman" w:hAnsi="Segoe UI" w:cs="Segoe UI"/>
+          <w:sz w:val="15"/>
+          <w:szCs w:val="15"/>
+          <w:lang w:bidi="hi-IN"/>
+        </w:rPr>
+      </w:pPr>
+      <w:r>
+        <w:rPr>
+          <w:rFonts w:ascii="Segoe UI" w:eastAsia="Times New Roman" w:hAnsi="Segoe UI" w:cs="Segoe UI"/>
+          <w:sz w:val="15"/>
+          <w:szCs w:val="15"/>
+          <w:lang w:bidi="hi-IN"/>
+        </w:rPr>
+        <w:t>Benefits:</w:t>
+      </w:r>
+    </w:p>
+    <w:p>
+      <w:pPr>
+        <w:numPr>
+          <w:ilvl w:val="0"/>
+          <w:numId w:val="39"/>
+        </w:numPr>
+        <w:spacing w:before="100" w:beforeAutospacing="1" w:after="100" w:afterAutospacing="1" w:line="207" w:lineRule="atLeast"/>
+        <w:rPr>
+          <w:rFonts w:ascii="Segoe UI" w:eastAsia="Times New Roman" w:hAnsi="Segoe UI" w:cs="Segoe UI"/>
+          <w:sz w:val="15"/>
+          <w:szCs w:val="15"/>
+          <w:lang w:bidi="hi-IN"/>
+        </w:rPr>
+      </w:pPr>
+      <w:r>
+        <w:rPr>
+          <w:rFonts w:ascii="Segoe UI" w:eastAsia="Times New Roman" w:hAnsi="Segoe UI" w:cs="Segoe UI"/>
+          <w:sz w:val="15"/>
+          <w:szCs w:val="15"/>
+          <w:lang w:bidi="hi-IN"/>
+        </w:rPr>
+        <w:t>Persistent CRUD Operations</w:t>
+      </w:r>
+    </w:p>
+    <w:p>
+      <w:pPr>
+        <w:numPr>
+          <w:ilvl w:val="0"/>
+          <w:numId w:val="39"/>
+        </w:numPr>
+        <w:spacing w:before="100" w:beforeAutospacing="1" w:after="100" w:afterAutospacing="1" w:line="207" w:lineRule="atLeast"/>
+        <w:rPr>
+          <w:rFonts w:ascii="Segoe UI" w:eastAsia="Times New Roman" w:hAnsi="Segoe UI" w:cs="Segoe UI"/>
+          <w:sz w:val="15"/>
+          <w:szCs w:val="15"/>
+          <w:lang w:bidi="hi-IN"/>
+        </w:rPr>
+      </w:pPr>
+      <w:r>
+        <w:rPr>
+          <w:rFonts w:ascii="Segoe UI" w:eastAsia="Times New Roman" w:hAnsi="Segoe UI" w:cs="Segoe UI"/>
+          <w:sz w:val="15"/>
+          <w:szCs w:val="15"/>
+          <w:lang w:bidi="hi-IN"/>
+        </w:rPr>
+        <w:t>Resource Lifecycle Validation</w:t>
+      </w:r>
+    </w:p>
+    <w:p>
+      <w:pPr>
+        <w:numPr>
+          <w:ilvl w:val="0"/>
+          <w:numId w:val="39"/>
+        </w:numPr>
+        <w:spacing w:before="100" w:beforeAutospacing="1" w:after="100" w:afterAutospacing="1" w:line="207" w:lineRule="atLeast"/>
+        <w:rPr>
+          <w:rFonts w:ascii="Segoe UI" w:eastAsia="Times New Roman" w:hAnsi="Segoe UI" w:cs="Segoe UI"/>
+          <w:sz w:val="15"/>
+          <w:szCs w:val="15"/>
+          <w:lang w:bidi="hi-IN"/>
+        </w:rPr>
+      </w:pPr>
+      <w:r>
+        <w:rPr>
+          <w:rFonts w:ascii="Segoe UI" w:eastAsia="Times New Roman" w:hAnsi="Segoe UI" w:cs="Segoe UI"/>
+          <w:sz w:val="15"/>
+          <w:szCs w:val="15"/>
+          <w:lang w:bidi="hi-IN"/>
+        </w:rPr>
+        <w:t>Production-like API Testing</w:t>
+      </w:r>
+    </w:p>
+    <w:p>
+      <w:pPr>
+        <w:numPr>
+          <w:ilvl w:val="0"/>
+          <w:numId w:val="39"/>
+        </w:numPr>
+        <w:spacing w:before="100" w:beforeAutospacing="1" w:after="100" w:afterAutospacing="1" w:line="207" w:lineRule="atLeast"/>
+        <w:rPr>
+          <w:rFonts w:ascii="Segoe UI" w:eastAsia="Times New Roman" w:hAnsi="Segoe UI" w:cs="Segoe UI"/>
+          <w:sz w:val="15"/>
+          <w:szCs w:val="15"/>
+          <w:lang w:bidi="hi-IN"/>
+        </w:rPr>
+      </w:pPr>
+      <w:r>
+        <w:rPr>
+          <w:rFonts w:ascii="Segoe UI" w:eastAsia="Times New Roman" w:hAnsi="Segoe UI" w:cs="Segoe UI"/>
+          <w:sz w:val="15"/>
+          <w:szCs w:val="15"/>
+          <w:lang w:bidi="hi-IN"/>
+        </w:rPr>
+        <w:t>Data Persistence Verification</w:t>
+      </w:r>
+    </w:p>
+    <w:p>
+      <w:pPr>
+        <w:numPr>
+          <w:ilvl w:val="0"/>
+          <w:numId w:val="39"/>
+        </w:numPr>
+        <w:spacing w:before="100" w:beforeAutospacing="1" w:after="100" w:afterAutospacing="1" w:line="207" w:lineRule="atLeast"/>
+        <w:rPr>
+          <w:rFonts w:ascii="Segoe UI" w:eastAsia="Times New Roman" w:hAnsi="Segoe UI" w:cs="Segoe UI"/>
+          <w:sz w:val="15"/>
+          <w:szCs w:val="15"/>
+          <w:lang w:bidi="hi-IN"/>
+        </w:rPr>
+      </w:pPr>
+      <w:r>
+        <w:rPr>
+          <w:rFonts w:ascii="Segoe UI" w:eastAsia="Times New Roman" w:hAnsi="Segoe UI" w:cs="Segoe UI"/>
+          <w:sz w:val="15"/>
+          <w:szCs w:val="15"/>
+          <w:lang w:bidi="hi-IN"/>
+        </w:rPr>
+        <w:t>Faster Local Testing</w:t>
+      </w:r>
+    </w:p>
+    <w:p>
+      <w:pPr>
+        <w:spacing w:after="0" w:line="207" w:lineRule="atLeast"/>
+        <w:rPr>
+          <w:rFonts w:ascii="Segoe UI" w:eastAsia="Times New Roman" w:hAnsi="Segoe UI" w:cs="Segoe UI"/>
+          <w:sz w:val="15"/>
+          <w:szCs w:val="15"/>
+          <w:lang w:bidi="hi-IN"/>
+        </w:rPr>
+      </w:pPr>
+      <w:r>
+        <w:rPr>
+          <w:rFonts w:ascii="Segoe UI" w:eastAsia="Times New Roman" w:hAnsi="Segoe UI" w:cs="Segoe UI"/>
+          <w:sz w:val="15"/>
+          <w:szCs w:val="15"/>
+          <w:lang w:bidi="hi-IN"/>
+        </w:rPr>
+        <w:pict>
+          <v:rect id="_x0000_i1094" style="width:0;height:1.5pt" o:hralign="center" o:hrstd="t" o:hr="t" fillcolor="#a0a0a0" stroked="f"/>
+        </w:pict>
+      </w:r>
+    </w:p>
+    <w:p>
+      <w:pPr>
+        <w:spacing w:before="100" w:beforeAutospacing="1" w:after="100" w:afterAutospacing="1" w:line="207" w:lineRule="atLeast"/>
+        <w:outlineLvl w:val="2"/>
+        <w:rPr>
+          <w:rFonts w:ascii="Segoe UI" w:eastAsia="Times New Roman" w:hAnsi="Segoe UI" w:cs="Segoe UI"/>
+          <w:b/>
+          <w:bCs/>
+          <w:sz w:val="27"/>
+          <w:szCs w:val="27"/>
+          <w:lang w:bidi="hi-IN"/>
+        </w:rPr>
+      </w:pPr>
+      <w:r>
+        <w:rPr>
+          <w:rFonts w:ascii="Segoe UI" w:eastAsia="Times New Roman" w:hAnsi="Segoe UI" w:cs="Segoe UI"/>
+          <w:b/>
+          <w:bCs/>
+          <w:sz w:val="27"/>
+          <w:szCs w:val="27"/>
+          <w:lang w:bidi="hi-IN"/>
+        </w:rPr>
+        <w:t>Framework Implementation</w:t>
+      </w:r>
+    </w:p>
+    <w:p>
+      <w:pPr>
+        <w:spacing w:before="100" w:beforeAutospacing="1" w:after="100" w:afterAutospacing="1" w:line="207" w:lineRule="atLeast"/>
+        <w:rPr>
+          <w:rFonts w:ascii="Segoe UI" w:eastAsia="Times New Roman" w:hAnsi="Segoe UI" w:cs="Segoe UI"/>
+          <w:sz w:val="15"/>
+          <w:szCs w:val="15"/>
+          <w:lang w:bidi="hi-IN"/>
+        </w:rPr>
+      </w:pPr>
+      <w:r>
+        <w:rPr>
+          <w:rFonts w:ascii="Segoe UI" w:eastAsia="Times New Roman" w:hAnsi="Segoe UI" w:cs="Segoe UI"/>
+          <w:sz w:val="15"/>
+          <w:szCs w:val="15"/>
+          <w:lang w:bidi="hi-IN"/>
+        </w:rPr>
+        <w:t>Implemented:</w:t>
+      </w:r>
+    </w:p>
+    <w:p>
+      <w:pPr>
+        <w:spacing w:after="0" w:line="207" w:lineRule="atLeast"/>
+        <w:rPr>
+          <w:rFonts w:ascii="Segoe UI" w:eastAsia="Times New Roman" w:hAnsi="Segoe UI" w:cs="Segoe UI"/>
+          <w:sz w:val="15"/>
+          <w:szCs w:val="15"/>
+          <w:lang w:bidi="hi-IN"/>
+        </w:rPr>
+      </w:pPr>
+      <w:proofErr w:type="spellStart"/>
+      <w:r>
+        <w:rPr>
+          <w:rFonts w:ascii="Segoe UI" w:eastAsia="Times New Roman" w:hAnsi="Segoe UI" w:cs="Segoe UI"/>
+          <w:sz w:val="15"/>
+          <w:szCs w:val="15"/>
+          <w:lang w:bidi="hi-IN"/>
+        </w:rPr>
+        <w:t>db.json</w:t>
+      </w:r>
+      <w:proofErr w:type="spellEnd"/>
+    </w:p>
+    <w:p>
+      <w:pPr>
+        <w:spacing w:after="0" w:line="207" w:lineRule="atLeast"/>
+        <w:rPr>
+          <w:rFonts w:ascii="Segoe UI" w:eastAsia="Times New Roman" w:hAnsi="Segoe UI" w:cs="Segoe UI"/>
+          <w:sz w:val="15"/>
+          <w:szCs w:val="15"/>
+          <w:lang w:bidi="hi-IN"/>
+        </w:rPr>
+      </w:pPr>
+      <w:r>
+        <w:rPr>
+          <w:rFonts w:ascii="Segoe UI" w:eastAsia="Times New Roman" w:hAnsi="Segoe UI" w:cs="Segoe UI"/>
+          <w:sz w:val="15"/>
+          <w:szCs w:val="15"/>
+          <w:lang w:bidi="hi-IN"/>
+        </w:rPr>
+        <w:t>↓</w:t>
+      </w:r>
+    </w:p>
+    <w:p>
+      <w:pPr>
+        <w:spacing w:after="0" w:line="207" w:lineRule="atLeast"/>
+        <w:rPr>
+          <w:rFonts w:ascii="Segoe UI" w:eastAsia="Times New Roman" w:hAnsi="Segoe UI" w:cs="Segoe UI"/>
+          <w:sz w:val="15"/>
+          <w:szCs w:val="15"/>
+          <w:lang w:bidi="hi-IN"/>
+        </w:rPr>
+      </w:pPr>
+      <w:r>
+        <w:rPr>
+          <w:rFonts w:ascii="Segoe UI" w:eastAsia="Times New Roman" w:hAnsi="Segoe UI" w:cs="Segoe UI"/>
+          <w:sz w:val="15"/>
+          <w:szCs w:val="15"/>
+          <w:lang w:bidi="hi-IN"/>
+        </w:rPr>
+        <w:t>JSON Server</w:t>
+      </w:r>
+    </w:p>
+    <w:p>
+      <w:pPr>
+        <w:spacing w:after="0" w:line="207" w:lineRule="atLeast"/>
+        <w:rPr>
+          <w:rFonts w:ascii="Segoe UI" w:eastAsia="Times New Roman" w:hAnsi="Segoe UI" w:cs="Segoe UI"/>
+          <w:sz w:val="15"/>
+          <w:szCs w:val="15"/>
+          <w:lang w:bidi="hi-IN"/>
+        </w:rPr>
+      </w:pPr>
+      <w:r>
+        <w:rPr>
+          <w:rFonts w:ascii="Segoe UI" w:eastAsia="Times New Roman" w:hAnsi="Segoe UI" w:cs="Segoe UI"/>
+          <w:sz w:val="15"/>
+          <w:szCs w:val="15"/>
+          <w:lang w:bidi="hi-IN"/>
+        </w:rPr>
+        <w:t>↓</w:t>
+      </w:r>
+    </w:p>
+    <w:p>
+      <w:pPr>
+        <w:spacing w:after="0" w:line="207" w:lineRule="atLeast"/>
+        <w:rPr>
+          <w:rFonts w:ascii="Segoe UI" w:eastAsia="Times New Roman" w:hAnsi="Segoe UI" w:cs="Segoe UI"/>
+          <w:sz w:val="15"/>
+          <w:szCs w:val="15"/>
+          <w:lang w:bidi="hi-IN"/>
+        </w:rPr>
+      </w:pPr>
+      <w:proofErr w:type="gramStart"/>
+      <w:r>
+        <w:rPr>
+          <w:rFonts w:ascii="Segoe UI" w:eastAsia="Times New Roman" w:hAnsi="Segoe UI" w:cs="Segoe UI"/>
+          <w:sz w:val="15"/>
+          <w:szCs w:val="15"/>
+          <w:lang w:bidi="hi-IN"/>
+        </w:rPr>
+        <w:t>localhost:</w:t>
+      </w:r>
+      <w:proofErr w:type="gramEnd"/>
+      <w:r>
+        <w:rPr>
+          <w:rFonts w:ascii="Segoe UI" w:eastAsia="Times New Roman" w:hAnsi="Segoe UI" w:cs="Segoe UI"/>
+          <w:sz w:val="15"/>
+          <w:szCs w:val="15"/>
+          <w:lang w:bidi="hi-IN"/>
+        </w:rPr>
+        <w:t>3000/users</w:t>
+      </w:r>
+    </w:p>
+    <w:p>
+      <w:pPr>
+        <w:spacing w:after="0" w:line="207" w:lineRule="atLeast"/>
+        <w:rPr>
+          <w:rFonts w:ascii="Segoe UI" w:eastAsia="Times New Roman" w:hAnsi="Segoe UI" w:cs="Segoe UI"/>
+          <w:sz w:val="15"/>
+          <w:szCs w:val="15"/>
+          <w:lang w:bidi="hi-IN"/>
+        </w:rPr>
+      </w:pPr>
+      <w:r>
+        <w:rPr>
+          <w:rFonts w:ascii="Segoe UI" w:eastAsia="Times New Roman" w:hAnsi="Segoe UI" w:cs="Segoe UI"/>
+          <w:sz w:val="15"/>
+          <w:szCs w:val="15"/>
+          <w:lang w:bidi="hi-IN"/>
+        </w:rPr>
+        <w:t>↓</w:t>
+      </w:r>
+    </w:p>
+    <w:p>
+      <w:pPr>
+        <w:spacing w:after="0" w:line="207" w:lineRule="atLeast"/>
+        <w:rPr>
+          <w:rFonts w:ascii="Segoe UI" w:eastAsia="Times New Roman" w:hAnsi="Segoe UI" w:cs="Segoe UI"/>
+          <w:sz w:val="15"/>
+          <w:szCs w:val="15"/>
+          <w:lang w:bidi="hi-IN"/>
+        </w:rPr>
+      </w:pPr>
+      <w:proofErr w:type="spellStart"/>
+      <w:r>
+        <w:rPr>
+          <w:rFonts w:ascii="Segoe UI" w:eastAsia="Times New Roman" w:hAnsi="Segoe UI" w:cs="Segoe UI"/>
+          <w:sz w:val="15"/>
+          <w:szCs w:val="15"/>
+          <w:lang w:bidi="hi-IN"/>
+        </w:rPr>
+        <w:t>ApiClient</w:t>
+      </w:r>
+      <w:proofErr w:type="spellEnd"/>
+    </w:p>
+    <w:p>
+      <w:pPr>
+        <w:spacing w:after="0" w:line="207" w:lineRule="atLeast"/>
+        <w:rPr>
+          <w:rFonts w:ascii="Segoe UI" w:eastAsia="Times New Roman" w:hAnsi="Segoe UI" w:cs="Segoe UI"/>
+          <w:sz w:val="15"/>
+          <w:szCs w:val="15"/>
+          <w:lang w:bidi="hi-IN"/>
+        </w:rPr>
+      </w:pPr>
+      <w:r>
+        <w:rPr>
+          <w:rFonts w:ascii="Segoe UI" w:eastAsia="Times New Roman" w:hAnsi="Segoe UI" w:cs="Segoe UI"/>
+          <w:sz w:val="15"/>
+          <w:szCs w:val="15"/>
+          <w:lang w:bidi="hi-IN"/>
+        </w:rPr>
+        <w:t>↓</w:t>
+      </w:r>
+    </w:p>
+    <w:p>
+      <w:pPr>
+        <w:spacing w:after="0" w:line="207" w:lineRule="atLeast"/>
+        <w:rPr>
+          <w:rFonts w:ascii="Segoe UI" w:eastAsia="Times New Roman" w:hAnsi="Segoe UI" w:cs="Segoe UI"/>
+          <w:sz w:val="15"/>
+          <w:szCs w:val="15"/>
+          <w:lang w:bidi="hi-IN"/>
+        </w:rPr>
+      </w:pPr>
+      <w:r>
+        <w:rPr>
+          <w:rFonts w:ascii="Segoe UI" w:eastAsia="Times New Roman" w:hAnsi="Segoe UI" w:cs="Segoe UI"/>
+          <w:sz w:val="15"/>
+          <w:szCs w:val="15"/>
+          <w:lang w:bidi="hi-IN"/>
+        </w:rPr>
+        <w:lastRenderedPageBreak/>
+        <w:t>Rest Assured Tests</w:t>
+      </w:r>
+    </w:p>
+    <w:p>
+      <w:pPr>
+        <w:spacing w:before="100" w:beforeAutospacing="1" w:after="100" w:afterAutospacing="1" w:line="207" w:lineRule="atLeast"/>
+        <w:rPr>
+          <w:rFonts w:ascii="Segoe UI" w:eastAsia="Times New Roman" w:hAnsi="Segoe UI" w:cs="Segoe UI"/>
+          <w:sz w:val="15"/>
+          <w:szCs w:val="15"/>
+          <w:lang w:bidi="hi-IN"/>
+        </w:rPr>
+      </w:pPr>
+      <w:r>
+        <w:rPr>
+          <w:rFonts w:ascii="Segoe UI" w:eastAsia="Times New Roman" w:hAnsi="Segoe UI" w:cs="Segoe UI"/>
+          <w:sz w:val="15"/>
+          <w:szCs w:val="15"/>
+          <w:lang w:bidi="hi-IN"/>
+        </w:rPr>
+        <w:t>Created Components:</w:t>
+      </w:r>
+    </w:p>
+    <w:p>
+      <w:pPr>
+        <w:spacing w:after="0" w:line="207" w:lineRule="atLeast"/>
+        <w:rPr>
+          <w:rFonts w:ascii="Segoe UI" w:eastAsia="Times New Roman" w:hAnsi="Segoe UI" w:cs="Segoe UI"/>
+          <w:sz w:val="15"/>
+          <w:szCs w:val="15"/>
+          <w:lang w:bidi="hi-IN"/>
+        </w:rPr>
+      </w:pPr>
+      <w:r>
+        <w:rPr>
+          <w:rFonts w:ascii="Segoe UI" w:eastAsia="Times New Roman" w:hAnsi="Segoe UI" w:cs="Segoe UI"/>
+          <w:sz w:val="15"/>
+          <w:szCs w:val="15"/>
+          <w:lang w:bidi="hi-IN"/>
+        </w:rPr>
+        <w:t>LocalUser.java</w:t>
+      </w:r>
+    </w:p>
+    <w:p>
+      <w:pPr>
+        <w:spacing w:after="0" w:line="207" w:lineRule="atLeast"/>
+        <w:rPr>
+          <w:rFonts w:ascii="Segoe UI" w:eastAsia="Times New Roman" w:hAnsi="Segoe UI" w:cs="Segoe UI"/>
+          <w:sz w:val="15"/>
+          <w:szCs w:val="15"/>
+          <w:lang w:bidi="hi-IN"/>
+        </w:rPr>
+      </w:pPr>
+      <w:r>
+        <w:rPr>
+          <w:rFonts w:ascii="Segoe UI" w:eastAsia="Times New Roman" w:hAnsi="Segoe UI" w:cs="Segoe UI"/>
+          <w:sz w:val="15"/>
+          <w:szCs w:val="15"/>
+          <w:lang w:bidi="hi-IN"/>
+        </w:rPr>
+        <w:t>LocalUserGetApiTest.java</w:t>
+      </w:r>
+    </w:p>
+    <w:p>
+      <w:pPr>
+        <w:spacing w:after="0" w:line="207" w:lineRule="atLeast"/>
+        <w:rPr>
+          <w:rFonts w:ascii="Segoe UI" w:eastAsia="Times New Roman" w:hAnsi="Segoe UI" w:cs="Segoe UI"/>
+          <w:sz w:val="15"/>
+          <w:szCs w:val="15"/>
+          <w:lang w:bidi="hi-IN"/>
+        </w:rPr>
+      </w:pPr>
+      <w:r>
+        <w:rPr>
+          <w:rFonts w:ascii="Segoe UI" w:eastAsia="Times New Roman" w:hAnsi="Segoe UI" w:cs="Segoe UI"/>
+          <w:sz w:val="15"/>
+          <w:szCs w:val="15"/>
+          <w:lang w:bidi="hi-IN"/>
+        </w:rPr>
+        <w:t>LocalUserPostApiTest.java</w:t>
+      </w:r>
+    </w:p>
+    <w:p>
+      <w:pPr>
+        <w:spacing w:after="0" w:line="207" w:lineRule="atLeast"/>
+        <w:rPr>
+          <w:rFonts w:ascii="Segoe UI" w:eastAsia="Times New Roman" w:hAnsi="Segoe UI" w:cs="Segoe UI"/>
+          <w:sz w:val="15"/>
+          <w:szCs w:val="15"/>
+          <w:lang w:bidi="hi-IN"/>
+        </w:rPr>
+      </w:pPr>
+      <w:r>
+        <w:rPr>
+          <w:rFonts w:ascii="Segoe UI" w:eastAsia="Times New Roman" w:hAnsi="Segoe UI" w:cs="Segoe UI"/>
+          <w:sz w:val="15"/>
+          <w:szCs w:val="15"/>
+          <w:lang w:bidi="hi-IN"/>
+        </w:rPr>
+        <w:t>verifyCreatedUser.java</w:t>
+      </w:r>
+    </w:p>
+    <w:p>
+      <w:pPr>
+        <w:spacing w:after="0" w:line="207" w:lineRule="atLeast"/>
+        <w:rPr>
+          <w:rFonts w:ascii="Segoe UI" w:eastAsia="Times New Roman" w:hAnsi="Segoe UI" w:cs="Segoe UI"/>
+          <w:sz w:val="15"/>
+          <w:szCs w:val="15"/>
+          <w:lang w:bidi="hi-IN"/>
+        </w:rPr>
+      </w:pPr>
+      <w:r>
+        <w:rPr>
+          <w:rFonts w:ascii="Segoe UI" w:eastAsia="Times New Roman" w:hAnsi="Segoe UI" w:cs="Segoe UI"/>
+          <w:sz w:val="15"/>
+          <w:szCs w:val="15"/>
+          <w:lang w:bidi="hi-IN"/>
+        </w:rPr>
+        <w:pict>
+          <v:rect id="_x0000_i1095" style="width:0;height:1.5pt" o:hralign="center" o:hrstd="t" o:hr="t" fillcolor="#a0a0a0" stroked="f"/>
+        </w:pict>
+      </w:r>
+    </w:p>
+    <w:p>
+      <w:pPr>
+        <w:spacing w:before="100" w:beforeAutospacing="1" w:after="100" w:afterAutospacing="1" w:line="207" w:lineRule="atLeast"/>
+        <w:outlineLvl w:val="2"/>
+        <w:rPr>
+          <w:rFonts w:ascii="Segoe UI" w:eastAsia="Times New Roman" w:hAnsi="Segoe UI" w:cs="Segoe UI"/>
+          <w:b/>
+          <w:bCs/>
+          <w:sz w:val="27"/>
+          <w:szCs w:val="27"/>
+          <w:lang w:bidi="hi-IN"/>
+        </w:rPr>
+      </w:pPr>
+      <w:proofErr w:type="spellStart"/>
+      <w:r>
+        <w:rPr>
+          <w:rFonts w:ascii="Segoe UI" w:eastAsia="Times New Roman" w:hAnsi="Segoe UI" w:cs="Segoe UI"/>
+          <w:b/>
+          <w:bCs/>
+          <w:sz w:val="27"/>
+          <w:szCs w:val="27"/>
+          <w:lang w:bidi="hi-IN"/>
+        </w:rPr>
+        <w:t>LocalUser</w:t>
+      </w:r>
+      <w:proofErr w:type="spellEnd"/>
+      <w:r>
+        <w:rPr>
+          <w:rFonts w:ascii="Segoe UI" w:eastAsia="Times New Roman" w:hAnsi="Segoe UI" w:cs="Segoe UI"/>
+          <w:b/>
+          <w:bCs/>
+          <w:sz w:val="27"/>
+          <w:szCs w:val="27"/>
+          <w:lang w:bidi="hi-IN"/>
+        </w:rPr>
+        <w:t xml:space="preserve"> POJO</w:t>
+      </w:r>
+    </w:p>
+    <w:p>
+      <w:pPr>
+        <w:spacing w:before="100" w:beforeAutospacing="1" w:after="100" w:afterAutospacing="1" w:line="207" w:lineRule="atLeast"/>
+        <w:rPr>
+          <w:rFonts w:ascii="Segoe UI" w:eastAsia="Times New Roman" w:hAnsi="Segoe UI" w:cs="Segoe UI"/>
+          <w:sz w:val="15"/>
+          <w:szCs w:val="15"/>
+          <w:lang w:bidi="hi-IN"/>
+        </w:rPr>
+      </w:pPr>
+      <w:r>
+        <w:rPr>
+          <w:rFonts w:ascii="Segoe UI" w:eastAsia="Times New Roman" w:hAnsi="Segoe UI" w:cs="Segoe UI"/>
+          <w:sz w:val="15"/>
+          <w:szCs w:val="15"/>
+          <w:lang w:bidi="hi-IN"/>
+        </w:rPr>
+        <w:t>Purpose:</w:t>
+      </w:r>
+    </w:p>
+    <w:p>
+      <w:pPr>
+        <w:spacing w:before="100" w:beforeAutospacing="1" w:after="100" w:afterAutospacing="1" w:line="207" w:lineRule="atLeast"/>
+        <w:rPr>
+          <w:rFonts w:ascii="Segoe UI" w:eastAsia="Times New Roman" w:hAnsi="Segoe UI" w:cs="Segoe UI"/>
+          <w:sz w:val="15"/>
+          <w:szCs w:val="15"/>
+          <w:lang w:bidi="hi-IN"/>
+        </w:rPr>
+      </w:pPr>
+      <w:r>
+        <w:rPr>
+          <w:rFonts w:ascii="Segoe UI" w:eastAsia="Times New Roman" w:hAnsi="Segoe UI" w:cs="Segoe UI"/>
+          <w:sz w:val="15"/>
+          <w:szCs w:val="15"/>
+          <w:lang w:bidi="hi-IN"/>
+        </w:rPr>
+        <w:t>Represent local user request payloads for JSON Server based testing.</w:t>
+      </w:r>
+    </w:p>
+    <w:p>
+      <w:pPr>
+        <w:spacing w:before="100" w:beforeAutospacing="1" w:after="100" w:afterAutospacing="1" w:line="207" w:lineRule="atLeast"/>
+        <w:rPr>
+          <w:rFonts w:ascii="Segoe UI" w:eastAsia="Times New Roman" w:hAnsi="Segoe UI" w:cs="Segoe UI"/>
+          <w:sz w:val="15"/>
+          <w:szCs w:val="15"/>
+          <w:lang w:bidi="hi-IN"/>
+        </w:rPr>
+      </w:pPr>
+      <w:r>
+        <w:rPr>
+          <w:rFonts w:ascii="Segoe UI" w:eastAsia="Times New Roman" w:hAnsi="Segoe UI" w:cs="Segoe UI"/>
+          <w:sz w:val="15"/>
+          <w:szCs w:val="15"/>
+          <w:lang w:bidi="hi-IN"/>
+        </w:rPr>
+        <w:t>Example:</w:t>
+      </w:r>
+    </w:p>
+    <w:p>
+      <w:pPr>
+        <w:spacing w:after="0" w:line="207" w:lineRule="atLeast"/>
+        <w:rPr>
+          <w:rFonts w:ascii="Segoe UI" w:eastAsia="Times New Roman" w:hAnsi="Segoe UI" w:cs="Segoe UI"/>
+          <w:sz w:val="15"/>
+          <w:szCs w:val="15"/>
+          <w:lang w:bidi="hi-IN"/>
+        </w:rPr>
+      </w:pPr>
+      <w:proofErr w:type="gramStart"/>
+      <w:r>
+        <w:rPr>
+          <w:rFonts w:ascii="Segoe UI" w:eastAsia="Times New Roman" w:hAnsi="Segoe UI" w:cs="Segoe UI"/>
+          <w:sz w:val="15"/>
+          <w:szCs w:val="15"/>
+          <w:lang w:bidi="hi-IN"/>
+        </w:rPr>
+        <w:t>public</w:t>
+      </w:r>
+      <w:proofErr w:type="gramEnd"/>
+      <w:r>
+        <w:rPr>
+          <w:rFonts w:ascii="Segoe UI" w:eastAsia="Times New Roman" w:hAnsi="Segoe UI" w:cs="Segoe UI"/>
+          <w:sz w:val="15"/>
+          <w:szCs w:val="15"/>
+          <w:lang w:bidi="hi-IN"/>
+        </w:rPr>
+        <w:t xml:space="preserve"> class </w:t>
+      </w:r>
+      <w:proofErr w:type="spellStart"/>
+      <w:r>
+        <w:rPr>
+          <w:rFonts w:ascii="Segoe UI" w:eastAsia="Times New Roman" w:hAnsi="Segoe UI" w:cs="Segoe UI"/>
+          <w:sz w:val="15"/>
+          <w:szCs w:val="15"/>
+          <w:lang w:bidi="hi-IN"/>
+        </w:rPr>
+        <w:t>LocalUser</w:t>
+      </w:r>
+      <w:proofErr w:type="spellEnd"/>
+      <w:r>
+        <w:rPr>
+          <w:rFonts w:ascii="Segoe UI" w:eastAsia="Times New Roman" w:hAnsi="Segoe UI" w:cs="Segoe UI"/>
+          <w:sz w:val="15"/>
+          <w:szCs w:val="15"/>
+          <w:lang w:bidi="hi-IN"/>
+        </w:rPr>
+        <w:t xml:space="preserve"> {</w:t>
+      </w:r>
+    </w:p>
+    <w:p>
+      <w:pPr>
+        <w:spacing w:after="0" w:line="207" w:lineRule="atLeast"/>
+        <w:rPr>
+          <w:rFonts w:ascii="Segoe UI" w:eastAsia="Times New Roman" w:hAnsi="Segoe UI" w:cs="Segoe UI"/>
+          <w:sz w:val="15"/>
+          <w:szCs w:val="15"/>
+          <w:lang w:bidi="hi-IN"/>
+        </w:rPr>
+      </w:pPr>
+      <w:r>
+        <w:rPr>
+          <w:rFonts w:ascii="Segoe UI" w:eastAsia="Times New Roman" w:hAnsi="Segoe UI" w:cs="Segoe UI"/>
+          <w:sz w:val="15"/>
+          <w:szCs w:val="15"/>
+          <w:lang w:bidi="hi-IN"/>
+        </w:rPr>
+        <w:t xml:space="preserve">    </w:t>
+      </w:r>
+      <w:proofErr w:type="gramStart"/>
+      <w:r>
+        <w:rPr>
+          <w:rFonts w:ascii="Segoe UI" w:eastAsia="Times New Roman" w:hAnsi="Segoe UI" w:cs="Segoe UI"/>
+          <w:sz w:val="15"/>
+          <w:szCs w:val="15"/>
+          <w:lang w:bidi="hi-IN"/>
+        </w:rPr>
+        <w:t>private</w:t>
+      </w:r>
+      <w:proofErr w:type="gramEnd"/>
+      <w:r>
+        <w:rPr>
+          <w:rFonts w:ascii="Segoe UI" w:eastAsia="Times New Roman" w:hAnsi="Segoe UI" w:cs="Segoe UI"/>
+          <w:sz w:val="15"/>
+          <w:szCs w:val="15"/>
+          <w:lang w:bidi="hi-IN"/>
+        </w:rPr>
+        <w:t xml:space="preserve"> String name;</w:t>
+      </w:r>
+    </w:p>
+    <w:p>
+      <w:pPr>
+        <w:spacing w:after="0" w:line="207" w:lineRule="atLeast"/>
+        <w:rPr>
+          <w:rFonts w:ascii="Segoe UI" w:eastAsia="Times New Roman" w:hAnsi="Segoe UI" w:cs="Segoe UI"/>
+          <w:sz w:val="15"/>
+          <w:szCs w:val="15"/>
+          <w:lang w:bidi="hi-IN"/>
+        </w:rPr>
+      </w:pPr>
+      <w:r>
+        <w:rPr>
+          <w:rFonts w:ascii="Segoe UI" w:eastAsia="Times New Roman" w:hAnsi="Segoe UI" w:cs="Segoe UI"/>
+          <w:sz w:val="15"/>
+          <w:szCs w:val="15"/>
+          <w:lang w:bidi="hi-IN"/>
+        </w:rPr>
+        <w:t xml:space="preserve">    </w:t>
+      </w:r>
+      <w:proofErr w:type="gramStart"/>
+      <w:r>
+        <w:rPr>
+          <w:rFonts w:ascii="Segoe UI" w:eastAsia="Times New Roman" w:hAnsi="Segoe UI" w:cs="Segoe UI"/>
+          <w:sz w:val="15"/>
+          <w:szCs w:val="15"/>
+          <w:lang w:bidi="hi-IN"/>
+        </w:rPr>
+        <w:t>private</w:t>
+      </w:r>
+      <w:proofErr w:type="gramEnd"/>
+      <w:r>
+        <w:rPr>
+          <w:rFonts w:ascii="Segoe UI" w:eastAsia="Times New Roman" w:hAnsi="Segoe UI" w:cs="Segoe UI"/>
+          <w:sz w:val="15"/>
+          <w:szCs w:val="15"/>
+          <w:lang w:bidi="hi-IN"/>
+        </w:rPr>
+        <w:t xml:space="preserve"> String job;</w:t>
+      </w:r>
+    </w:p>
+    <w:p>
+      <w:pPr>
+        <w:spacing w:after="0" w:line="207" w:lineRule="atLeast"/>
+        <w:rPr>
+          <w:rFonts w:ascii="Segoe UI" w:eastAsia="Times New Roman" w:hAnsi="Segoe UI" w:cs="Segoe UI"/>
+          <w:sz w:val="15"/>
+          <w:szCs w:val="15"/>
+          <w:lang w:bidi="hi-IN"/>
+        </w:rPr>
+      </w:pPr>
+      <w:r>
+        <w:rPr>
+          <w:rFonts w:ascii="Segoe UI" w:eastAsia="Times New Roman" w:hAnsi="Segoe UI" w:cs="Segoe UI"/>
+          <w:sz w:val="15"/>
+          <w:szCs w:val="15"/>
+          <w:lang w:bidi="hi-IN"/>
+        </w:rPr>
+        <w:t xml:space="preserve">    </w:t>
+      </w:r>
+      <w:proofErr w:type="gramStart"/>
+      <w:r>
+        <w:rPr>
+          <w:rFonts w:ascii="Segoe UI" w:eastAsia="Times New Roman" w:hAnsi="Segoe UI" w:cs="Segoe UI"/>
+          <w:sz w:val="15"/>
+          <w:szCs w:val="15"/>
+          <w:lang w:bidi="hi-IN"/>
+        </w:rPr>
+        <w:t>public</w:t>
+      </w:r>
+      <w:proofErr w:type="gramEnd"/>
+      <w:r>
+        <w:rPr>
+          <w:rFonts w:ascii="Segoe UI" w:eastAsia="Times New Roman" w:hAnsi="Segoe UI" w:cs="Segoe UI"/>
+          <w:sz w:val="15"/>
+          <w:szCs w:val="15"/>
+          <w:lang w:bidi="hi-IN"/>
+        </w:rPr>
+        <w:t xml:space="preserve"> String </w:t>
+      </w:r>
+      <w:proofErr w:type="spellStart"/>
+      <w:r>
+        <w:rPr>
+          <w:rFonts w:ascii="Segoe UI" w:eastAsia="Times New Roman" w:hAnsi="Segoe UI" w:cs="Segoe UI"/>
+          <w:sz w:val="15"/>
+          <w:szCs w:val="15"/>
+          <w:lang w:bidi="hi-IN"/>
+        </w:rPr>
+        <w:t>getName</w:t>
+      </w:r>
+      <w:proofErr w:type="spellEnd"/>
+      <w:r>
+        <w:rPr>
+          <w:rFonts w:ascii="Segoe UI" w:eastAsia="Times New Roman" w:hAnsi="Segoe UI" w:cs="Segoe UI"/>
+          <w:sz w:val="15"/>
+          <w:szCs w:val="15"/>
+          <w:lang w:bidi="hi-IN"/>
+        </w:rPr>
+        <w:t>() {</w:t>
+      </w:r>
+    </w:p>
+    <w:p>
+      <w:pPr>
+        <w:spacing w:after="0" w:line="207" w:lineRule="atLeast"/>
+        <w:rPr>
+          <w:rFonts w:ascii="Segoe UI" w:eastAsia="Times New Roman" w:hAnsi="Segoe UI" w:cs="Segoe UI"/>
+          <w:sz w:val="15"/>
+          <w:szCs w:val="15"/>
+          <w:lang w:bidi="hi-IN"/>
+        </w:rPr>
+      </w:pPr>
+      <w:r>
+        <w:rPr>
+          <w:rFonts w:ascii="Segoe UI" w:eastAsia="Times New Roman" w:hAnsi="Segoe UI" w:cs="Segoe UI"/>
+          <w:sz w:val="15"/>
+          <w:szCs w:val="15"/>
+          <w:lang w:bidi="hi-IN"/>
+        </w:rPr>
+        <w:t xml:space="preserve">        </w:t>
+      </w:r>
+      <w:proofErr w:type="gramStart"/>
+      <w:r>
+        <w:rPr>
+          <w:rFonts w:ascii="Segoe UI" w:eastAsia="Times New Roman" w:hAnsi="Segoe UI" w:cs="Segoe UI"/>
+          <w:sz w:val="15"/>
+          <w:szCs w:val="15"/>
+          <w:lang w:bidi="hi-IN"/>
+        </w:rPr>
+        <w:t>return</w:t>
+      </w:r>
+      <w:proofErr w:type="gramEnd"/>
+      <w:r>
+        <w:rPr>
+          <w:rFonts w:ascii="Segoe UI" w:eastAsia="Times New Roman" w:hAnsi="Segoe UI" w:cs="Segoe UI"/>
+          <w:sz w:val="15"/>
+          <w:szCs w:val="15"/>
+          <w:lang w:bidi="hi-IN"/>
+        </w:rPr>
+        <w:t xml:space="preserve"> name;</w:t>
+      </w:r>
+    </w:p>
+    <w:p>
+      <w:pPr>
+        <w:spacing w:after="0" w:line="207" w:lineRule="atLeast"/>
+        <w:rPr>
+          <w:rFonts w:ascii="Segoe UI" w:eastAsia="Times New Roman" w:hAnsi="Segoe UI" w:cs="Segoe UI"/>
+          <w:sz w:val="15"/>
+          <w:szCs w:val="15"/>
+          <w:lang w:bidi="hi-IN"/>
+        </w:rPr>
+      </w:pPr>
+      <w:r>
+        <w:rPr>
+          <w:rFonts w:ascii="Segoe UI" w:eastAsia="Times New Roman" w:hAnsi="Segoe UI" w:cs="Segoe UI"/>
+          <w:sz w:val="15"/>
+          <w:szCs w:val="15"/>
+          <w:lang w:bidi="hi-IN"/>
+        </w:rPr>
+        <w:t>    }</w:t>
+      </w:r>
+    </w:p>
+    <w:p>
+      <w:pPr>
+        <w:spacing w:after="0" w:line="207" w:lineRule="atLeast"/>
+        <w:rPr>
+          <w:rFonts w:ascii="Segoe UI" w:eastAsia="Times New Roman" w:hAnsi="Segoe UI" w:cs="Segoe UI"/>
+          <w:sz w:val="15"/>
+          <w:szCs w:val="15"/>
+          <w:lang w:bidi="hi-IN"/>
+        </w:rPr>
+      </w:pPr>
+      <w:r>
+        <w:rPr>
+          <w:rFonts w:ascii="Segoe UI" w:eastAsia="Times New Roman" w:hAnsi="Segoe UI" w:cs="Segoe UI"/>
+          <w:sz w:val="15"/>
+          <w:szCs w:val="15"/>
+          <w:lang w:bidi="hi-IN"/>
+        </w:rPr>
+        <w:t xml:space="preserve">    </w:t>
+      </w:r>
+      <w:proofErr w:type="gramStart"/>
+      <w:r>
+        <w:rPr>
+          <w:rFonts w:ascii="Segoe UI" w:eastAsia="Times New Roman" w:hAnsi="Segoe UI" w:cs="Segoe UI"/>
+          <w:sz w:val="15"/>
+          <w:szCs w:val="15"/>
+          <w:lang w:bidi="hi-IN"/>
+        </w:rPr>
+        <w:t>public</w:t>
+      </w:r>
+      <w:proofErr w:type="gramEnd"/>
+      <w:r>
+        <w:rPr>
+          <w:rFonts w:ascii="Segoe UI" w:eastAsia="Times New Roman" w:hAnsi="Segoe UI" w:cs="Segoe UI"/>
+          <w:sz w:val="15"/>
+          <w:szCs w:val="15"/>
+          <w:lang w:bidi="hi-IN"/>
+        </w:rPr>
+        <w:t xml:space="preserve"> void </w:t>
+      </w:r>
+      <w:proofErr w:type="spellStart"/>
+      <w:r>
+        <w:rPr>
+          <w:rFonts w:ascii="Segoe UI" w:eastAsia="Times New Roman" w:hAnsi="Segoe UI" w:cs="Segoe UI"/>
+          <w:sz w:val="15"/>
+          <w:szCs w:val="15"/>
+          <w:lang w:bidi="hi-IN"/>
+        </w:rPr>
+        <w:t>setName</w:t>
+      </w:r>
+      <w:proofErr w:type="spellEnd"/>
+      <w:r>
+        <w:rPr>
+          <w:rFonts w:ascii="Segoe UI" w:eastAsia="Times New Roman" w:hAnsi="Segoe UI" w:cs="Segoe UI"/>
+          <w:sz w:val="15"/>
+          <w:szCs w:val="15"/>
+          <w:lang w:bidi="hi-IN"/>
+        </w:rPr>
+        <w:t>(String name) {</w:t>
+      </w:r>
+    </w:p>
+    <w:p>
+      <w:pPr>
+        <w:spacing w:after="0" w:line="207" w:lineRule="atLeast"/>
+        <w:rPr>
+          <w:rFonts w:ascii="Segoe UI" w:eastAsia="Times New Roman" w:hAnsi="Segoe UI" w:cs="Segoe UI"/>
+          <w:sz w:val="15"/>
+          <w:szCs w:val="15"/>
+          <w:lang w:bidi="hi-IN"/>
+        </w:rPr>
+      </w:pPr>
+      <w:r>
+        <w:rPr>
+          <w:rFonts w:ascii="Segoe UI" w:eastAsia="Times New Roman" w:hAnsi="Segoe UI" w:cs="Segoe UI"/>
+          <w:sz w:val="15"/>
+          <w:szCs w:val="15"/>
+          <w:lang w:bidi="hi-IN"/>
+        </w:rPr>
+        <w:t>        this.name = name;</w:t>
+      </w:r>
+    </w:p>
+    <w:p>
+      <w:pPr>
+        <w:spacing w:after="0" w:line="207" w:lineRule="atLeast"/>
+        <w:rPr>
+          <w:rFonts w:ascii="Segoe UI" w:eastAsia="Times New Roman" w:hAnsi="Segoe UI" w:cs="Segoe UI"/>
+          <w:sz w:val="15"/>
+          <w:szCs w:val="15"/>
+          <w:lang w:bidi="hi-IN"/>
+        </w:rPr>
+      </w:pPr>
+      <w:r>
+        <w:rPr>
+          <w:rFonts w:ascii="Segoe UI" w:eastAsia="Times New Roman" w:hAnsi="Segoe UI" w:cs="Segoe UI"/>
+          <w:sz w:val="15"/>
+          <w:szCs w:val="15"/>
+          <w:lang w:bidi="hi-IN"/>
+        </w:rPr>
+        <w:t>    }</w:t>
+      </w:r>
+    </w:p>
+    <w:p>
+      <w:pPr>
+        <w:spacing w:after="0" w:line="207" w:lineRule="atLeast"/>
+        <w:rPr>
+          <w:rFonts w:ascii="Segoe UI" w:eastAsia="Times New Roman" w:hAnsi="Segoe UI" w:cs="Segoe UI"/>
+          <w:sz w:val="15"/>
+          <w:szCs w:val="15"/>
+          <w:lang w:bidi="hi-IN"/>
+        </w:rPr>
+      </w:pPr>
+      <w:r>
+        <w:rPr>
+          <w:rFonts w:ascii="Segoe UI" w:eastAsia="Times New Roman" w:hAnsi="Segoe UI" w:cs="Segoe UI"/>
+          <w:sz w:val="15"/>
+          <w:szCs w:val="15"/>
+          <w:lang w:bidi="hi-IN"/>
+        </w:rPr>
+        <w:t xml:space="preserve">    </w:t>
+      </w:r>
+      <w:proofErr w:type="gramStart"/>
+      <w:r>
+        <w:rPr>
+          <w:rFonts w:ascii="Segoe UI" w:eastAsia="Times New Roman" w:hAnsi="Segoe UI" w:cs="Segoe UI"/>
+          <w:sz w:val="15"/>
+          <w:szCs w:val="15"/>
+          <w:lang w:bidi="hi-IN"/>
+        </w:rPr>
+        <w:t>public</w:t>
+      </w:r>
+      <w:proofErr w:type="gramEnd"/>
+      <w:r>
+        <w:rPr>
+          <w:rFonts w:ascii="Segoe UI" w:eastAsia="Times New Roman" w:hAnsi="Segoe UI" w:cs="Segoe UI"/>
+          <w:sz w:val="15"/>
+          <w:szCs w:val="15"/>
+          <w:lang w:bidi="hi-IN"/>
+        </w:rPr>
+        <w:t xml:space="preserve"> String </w:t>
+      </w:r>
+      <w:proofErr w:type="spellStart"/>
+      <w:r>
+        <w:rPr>
+          <w:rFonts w:ascii="Segoe UI" w:eastAsia="Times New Roman" w:hAnsi="Segoe UI" w:cs="Segoe UI"/>
+          <w:sz w:val="15"/>
+          <w:szCs w:val="15"/>
+          <w:lang w:bidi="hi-IN"/>
+        </w:rPr>
+        <w:t>getJob</w:t>
+      </w:r>
+      <w:proofErr w:type="spellEnd"/>
+      <w:r>
+        <w:rPr>
+          <w:rFonts w:ascii="Segoe UI" w:eastAsia="Times New Roman" w:hAnsi="Segoe UI" w:cs="Segoe UI"/>
+          <w:sz w:val="15"/>
+          <w:szCs w:val="15"/>
+          <w:lang w:bidi="hi-IN"/>
+        </w:rPr>
+        <w:t>() {</w:t>
+      </w:r>
+    </w:p>
+    <w:p>
+      <w:pPr>
+        <w:spacing w:after="0" w:line="207" w:lineRule="atLeast"/>
+        <w:rPr>
+          <w:rFonts w:ascii="Segoe UI" w:eastAsia="Times New Roman" w:hAnsi="Segoe UI" w:cs="Segoe UI"/>
+          <w:sz w:val="15"/>
+          <w:szCs w:val="15"/>
+          <w:lang w:bidi="hi-IN"/>
+        </w:rPr>
+      </w:pPr>
+      <w:r>
+        <w:rPr>
+          <w:rFonts w:ascii="Segoe UI" w:eastAsia="Times New Roman" w:hAnsi="Segoe UI" w:cs="Segoe UI"/>
+          <w:sz w:val="15"/>
+          <w:szCs w:val="15"/>
+          <w:lang w:bidi="hi-IN"/>
+        </w:rPr>
+        <w:t xml:space="preserve">        </w:t>
+      </w:r>
+      <w:proofErr w:type="gramStart"/>
+      <w:r>
+        <w:rPr>
+          <w:rFonts w:ascii="Segoe UI" w:eastAsia="Times New Roman" w:hAnsi="Segoe UI" w:cs="Segoe UI"/>
+          <w:sz w:val="15"/>
+          <w:szCs w:val="15"/>
+          <w:lang w:bidi="hi-IN"/>
+        </w:rPr>
+        <w:t>return</w:t>
+      </w:r>
+      <w:proofErr w:type="gramEnd"/>
+      <w:r>
+        <w:rPr>
+          <w:rFonts w:ascii="Segoe UI" w:eastAsia="Times New Roman" w:hAnsi="Segoe UI" w:cs="Segoe UI"/>
+          <w:sz w:val="15"/>
+          <w:szCs w:val="15"/>
+          <w:lang w:bidi="hi-IN"/>
+        </w:rPr>
+        <w:t xml:space="preserve"> job;</w:t>
+      </w:r>
+    </w:p>
+    <w:p>
+      <w:pPr>
+        <w:spacing w:after="0" w:line="207" w:lineRule="atLeast"/>
+        <w:rPr>
+          <w:rFonts w:ascii="Segoe UI" w:eastAsia="Times New Roman" w:hAnsi="Segoe UI" w:cs="Segoe UI"/>
+          <w:sz w:val="15"/>
+          <w:szCs w:val="15"/>
+          <w:lang w:bidi="hi-IN"/>
+        </w:rPr>
+      </w:pPr>
+      <w:r>
+        <w:rPr>
+          <w:rFonts w:ascii="Segoe UI" w:eastAsia="Times New Roman" w:hAnsi="Segoe UI" w:cs="Segoe UI"/>
+          <w:sz w:val="15"/>
+          <w:szCs w:val="15"/>
+          <w:lang w:bidi="hi-IN"/>
+        </w:rPr>
+        <w:t>    }</w:t>
+      </w:r>
+    </w:p>
+    <w:p>
+      <w:pPr>
+        <w:spacing w:after="0" w:line="207" w:lineRule="atLeast"/>
+        <w:rPr>
+          <w:rFonts w:ascii="Segoe UI" w:eastAsia="Times New Roman" w:hAnsi="Segoe UI" w:cs="Segoe UI"/>
+          <w:sz w:val="15"/>
+          <w:szCs w:val="15"/>
+          <w:lang w:bidi="hi-IN"/>
+        </w:rPr>
+      </w:pPr>
+      <w:r>
+        <w:rPr>
+          <w:rFonts w:ascii="Segoe UI" w:eastAsia="Times New Roman" w:hAnsi="Segoe UI" w:cs="Segoe UI"/>
+          <w:sz w:val="15"/>
+          <w:szCs w:val="15"/>
+          <w:lang w:bidi="hi-IN"/>
+        </w:rPr>
+        <w:t xml:space="preserve">    </w:t>
+      </w:r>
+      <w:proofErr w:type="gramStart"/>
+      <w:r>
+        <w:rPr>
+          <w:rFonts w:ascii="Segoe UI" w:eastAsia="Times New Roman" w:hAnsi="Segoe UI" w:cs="Segoe UI"/>
+          <w:sz w:val="15"/>
+          <w:szCs w:val="15"/>
+          <w:lang w:bidi="hi-IN"/>
+        </w:rPr>
+        <w:t>public</w:t>
+      </w:r>
+      <w:proofErr w:type="gramEnd"/>
+      <w:r>
+        <w:rPr>
+          <w:rFonts w:ascii="Segoe UI" w:eastAsia="Times New Roman" w:hAnsi="Segoe UI" w:cs="Segoe UI"/>
+          <w:sz w:val="15"/>
+          <w:szCs w:val="15"/>
+          <w:lang w:bidi="hi-IN"/>
+        </w:rPr>
+        <w:t xml:space="preserve"> void </w:t>
+      </w:r>
+      <w:proofErr w:type="spellStart"/>
+      <w:r>
+        <w:rPr>
+          <w:rFonts w:ascii="Segoe UI" w:eastAsia="Times New Roman" w:hAnsi="Segoe UI" w:cs="Segoe UI"/>
+          <w:sz w:val="15"/>
+          <w:szCs w:val="15"/>
+          <w:lang w:bidi="hi-IN"/>
+        </w:rPr>
+        <w:t>setJob</w:t>
+      </w:r>
+      <w:proofErr w:type="spellEnd"/>
+      <w:r>
+        <w:rPr>
+          <w:rFonts w:ascii="Segoe UI" w:eastAsia="Times New Roman" w:hAnsi="Segoe UI" w:cs="Segoe UI"/>
+          <w:sz w:val="15"/>
+          <w:szCs w:val="15"/>
+          <w:lang w:bidi="hi-IN"/>
+        </w:rPr>
+        <w:t>(String job) {</w:t>
+      </w:r>
+    </w:p>
+    <w:p>
+      <w:pPr>
+        <w:spacing w:after="0" w:line="207" w:lineRule="atLeast"/>
+        <w:rPr>
+          <w:rFonts w:ascii="Segoe UI" w:eastAsia="Times New Roman" w:hAnsi="Segoe UI" w:cs="Segoe UI"/>
+          <w:sz w:val="15"/>
+          <w:szCs w:val="15"/>
+          <w:lang w:bidi="hi-IN"/>
+        </w:rPr>
+      </w:pPr>
+      <w:r>
+        <w:rPr>
+          <w:rFonts w:ascii="Segoe UI" w:eastAsia="Times New Roman" w:hAnsi="Segoe UI" w:cs="Segoe UI"/>
+          <w:sz w:val="15"/>
+          <w:szCs w:val="15"/>
+          <w:lang w:bidi="hi-IN"/>
+        </w:rPr>
+        <w:t xml:space="preserve">        </w:t>
+      </w:r>
+      <w:proofErr w:type="spellStart"/>
+      <w:r>
+        <w:rPr>
+          <w:rFonts w:ascii="Segoe UI" w:eastAsia="Times New Roman" w:hAnsi="Segoe UI" w:cs="Segoe UI"/>
+          <w:sz w:val="15"/>
+          <w:szCs w:val="15"/>
+          <w:lang w:bidi="hi-IN"/>
+        </w:rPr>
+        <w:t>this.job</w:t>
+      </w:r>
+      <w:proofErr w:type="spellEnd"/>
+      <w:r>
+        <w:rPr>
+          <w:rFonts w:ascii="Segoe UI" w:eastAsia="Times New Roman" w:hAnsi="Segoe UI" w:cs="Segoe UI"/>
+          <w:sz w:val="15"/>
+          <w:szCs w:val="15"/>
+          <w:lang w:bidi="hi-IN"/>
+        </w:rPr>
+        <w:t xml:space="preserve"> = job;</w:t>
+      </w:r>
+    </w:p>
+    <w:p>
+      <w:pPr>
+        <w:spacing w:after="0" w:line="207" w:lineRule="atLeast"/>
+        <w:rPr>
+          <w:rFonts w:ascii="Segoe UI" w:eastAsia="Times New Roman" w:hAnsi="Segoe UI" w:cs="Segoe UI"/>
+          <w:sz w:val="15"/>
+          <w:szCs w:val="15"/>
+          <w:lang w:bidi="hi-IN"/>
+        </w:rPr>
+      </w:pPr>
+      <w:r>
+        <w:rPr>
+          <w:rFonts w:ascii="Segoe UI" w:eastAsia="Times New Roman" w:hAnsi="Segoe UI" w:cs="Segoe UI"/>
+          <w:sz w:val="15"/>
+          <w:szCs w:val="15"/>
+          <w:lang w:bidi="hi-IN"/>
+        </w:rPr>
+        <w:t>    }</w:t>
+      </w:r>
+    </w:p>
+    <w:p>
+      <w:pPr>
+        <w:spacing w:after="0" w:line="207" w:lineRule="atLeast"/>
+        <w:rPr>
+          <w:rFonts w:ascii="Segoe UI" w:eastAsia="Times New Roman" w:hAnsi="Segoe UI" w:cs="Segoe UI"/>
+          <w:sz w:val="15"/>
+          <w:szCs w:val="15"/>
+          <w:lang w:bidi="hi-IN"/>
+        </w:rPr>
+      </w:pPr>
+      <w:r>
+        <w:rPr>
+          <w:rFonts w:ascii="Segoe UI" w:eastAsia="Times New Roman" w:hAnsi="Segoe UI" w:cs="Segoe UI"/>
+          <w:sz w:val="15"/>
+          <w:szCs w:val="15"/>
+          <w:lang w:bidi="hi-IN"/>
+        </w:rPr>
+        <w:t>}</w:t>
+      </w:r>
+    </w:p>
+    <w:p>
+      <w:pPr>
+        <w:spacing w:after="0" w:line="207" w:lineRule="atLeast"/>
+        <w:rPr>
+          <w:rFonts w:ascii="Segoe UI" w:eastAsia="Times New Roman" w:hAnsi="Segoe UI" w:cs="Segoe UI"/>
+          <w:sz w:val="15"/>
+          <w:szCs w:val="15"/>
+          <w:lang w:bidi="hi-IN"/>
+        </w:rPr>
+      </w:pPr>
+      <w:r>
+        <w:rPr>
+          <w:rFonts w:ascii="Segoe UI" w:eastAsia="Times New Roman" w:hAnsi="Segoe UI" w:cs="Segoe UI"/>
+          <w:sz w:val="15"/>
+          <w:szCs w:val="15"/>
+          <w:lang w:bidi="hi-IN"/>
+        </w:rPr>
+        <w:pict>
+          <v:rect id="_x0000_i1096" style="width:0;height:1.5pt" o:hralign="center" o:hrstd="t" o:hr="t" fillcolor="#a0a0a0" stroked="f"/>
+        </w:pict>
+      </w:r>
+    </w:p>
+    <w:p>
+      <w:pPr>
+        <w:spacing w:before="100" w:beforeAutospacing="1" w:after="100" w:afterAutospacing="1" w:line="207" w:lineRule="atLeast"/>
+        <w:outlineLvl w:val="2"/>
+        <w:rPr>
+          <w:rFonts w:ascii="Segoe UI" w:eastAsia="Times New Roman" w:hAnsi="Segoe UI" w:cs="Segoe UI"/>
+          <w:b/>
+          <w:bCs/>
+          <w:sz w:val="27"/>
+          <w:szCs w:val="27"/>
+          <w:lang w:bidi="hi-IN"/>
+        </w:rPr>
+      </w:pPr>
+      <w:r>
+        <w:rPr>
+          <w:rFonts w:ascii="Segoe UI" w:eastAsia="Times New Roman" w:hAnsi="Segoe UI" w:cs="Segoe UI"/>
+          <w:b/>
+          <w:bCs/>
+          <w:sz w:val="27"/>
+          <w:szCs w:val="27"/>
+          <w:lang w:bidi="hi-IN"/>
+        </w:rPr>
+        <w:t>Persistence Validation</w:t>
+      </w:r>
+    </w:p>
+    <w:p>
+      <w:pPr>
+        <w:spacing w:before="100" w:beforeAutospacing="1" w:after="100" w:afterAutospacing="1" w:line="207" w:lineRule="atLeast"/>
+        <w:rPr>
+          <w:rFonts w:ascii="Segoe UI" w:eastAsia="Times New Roman" w:hAnsi="Segoe UI" w:cs="Segoe UI"/>
+          <w:sz w:val="15"/>
+          <w:szCs w:val="15"/>
+          <w:lang w:bidi="hi-IN"/>
+        </w:rPr>
+      </w:pPr>
+      <w:r>
+        <w:rPr>
+          <w:rFonts w:ascii="Segoe UI" w:eastAsia="Times New Roman" w:hAnsi="Segoe UI" w:cs="Segoe UI"/>
+          <w:sz w:val="15"/>
+          <w:szCs w:val="15"/>
+          <w:lang w:bidi="hi-IN"/>
+        </w:rPr>
+        <w:t>Traditional Validation:</w:t>
+      </w:r>
+    </w:p>
+    <w:p>
+      <w:pPr>
+        <w:spacing w:after="0" w:line="207" w:lineRule="atLeast"/>
+        <w:rPr>
+          <w:rFonts w:ascii="Segoe UI" w:eastAsia="Times New Roman" w:hAnsi="Segoe UI" w:cs="Segoe UI"/>
+          <w:sz w:val="15"/>
+          <w:szCs w:val="15"/>
+          <w:lang w:bidi="hi-IN"/>
+        </w:rPr>
+      </w:pPr>
+      <w:r>
+        <w:rPr>
+          <w:rFonts w:ascii="Segoe UI" w:eastAsia="Times New Roman" w:hAnsi="Segoe UI" w:cs="Segoe UI"/>
+          <w:sz w:val="15"/>
+          <w:szCs w:val="15"/>
+          <w:lang w:bidi="hi-IN"/>
+        </w:rPr>
+        <w:t>POST</w:t>
+      </w:r>
+    </w:p>
+    <w:p>
+      <w:pPr>
+        <w:spacing w:after="0" w:line="207" w:lineRule="atLeast"/>
+        <w:rPr>
+          <w:rFonts w:ascii="Segoe UI" w:eastAsia="Times New Roman" w:hAnsi="Segoe UI" w:cs="Segoe UI"/>
+          <w:sz w:val="15"/>
+          <w:szCs w:val="15"/>
+          <w:lang w:bidi="hi-IN"/>
+        </w:rPr>
+      </w:pPr>
+      <w:r>
+        <w:rPr>
+          <w:rFonts w:ascii="Segoe UI" w:eastAsia="Times New Roman" w:hAnsi="Segoe UI" w:cs="Segoe UI"/>
+          <w:sz w:val="15"/>
+          <w:szCs w:val="15"/>
+          <w:lang w:bidi="hi-IN"/>
+        </w:rPr>
+        <w:t>↓</w:t>
+      </w:r>
+    </w:p>
+    <w:p>
+      <w:pPr>
+        <w:spacing w:after="0" w:line="207" w:lineRule="atLeast"/>
+        <w:rPr>
+          <w:rFonts w:ascii="Segoe UI" w:eastAsia="Times New Roman" w:hAnsi="Segoe UI" w:cs="Segoe UI"/>
+          <w:sz w:val="15"/>
+          <w:szCs w:val="15"/>
+          <w:lang w:bidi="hi-IN"/>
+        </w:rPr>
+      </w:pPr>
+      <w:r>
+        <w:rPr>
+          <w:rFonts w:ascii="Segoe UI" w:eastAsia="Times New Roman" w:hAnsi="Segoe UI" w:cs="Segoe UI"/>
+          <w:sz w:val="15"/>
+          <w:szCs w:val="15"/>
+          <w:lang w:bidi="hi-IN"/>
+        </w:rPr>
+        <w:t>Status Code = 201</w:t>
+      </w:r>
+    </w:p>
+    <w:p>
+      <w:pPr>
+        <w:spacing w:after="0" w:line="207" w:lineRule="atLeast"/>
+        <w:rPr>
+          <w:rFonts w:ascii="Segoe UI" w:eastAsia="Times New Roman" w:hAnsi="Segoe UI" w:cs="Segoe UI"/>
+          <w:sz w:val="15"/>
+          <w:szCs w:val="15"/>
+          <w:lang w:bidi="hi-IN"/>
+        </w:rPr>
+      </w:pPr>
+      <w:r>
+        <w:rPr>
+          <w:rFonts w:ascii="Segoe UI" w:eastAsia="Times New Roman" w:hAnsi="Segoe UI" w:cs="Segoe UI"/>
+          <w:sz w:val="15"/>
+          <w:szCs w:val="15"/>
+          <w:lang w:bidi="hi-IN"/>
+        </w:rPr>
+        <w:t>↓</w:t>
+      </w:r>
+    </w:p>
+    <w:p>
+      <w:pPr>
+        <w:spacing w:after="0" w:line="207" w:lineRule="atLeast"/>
+        <w:rPr>
+          <w:rFonts w:ascii="Segoe UI" w:eastAsia="Times New Roman" w:hAnsi="Segoe UI" w:cs="Segoe UI"/>
+          <w:sz w:val="15"/>
+          <w:szCs w:val="15"/>
+          <w:lang w:bidi="hi-IN"/>
+        </w:rPr>
+      </w:pPr>
+      <w:r>
+        <w:rPr>
+          <w:rFonts w:ascii="Segoe UI" w:eastAsia="Times New Roman" w:hAnsi="Segoe UI" w:cs="Segoe UI"/>
+          <w:sz w:val="15"/>
+          <w:szCs w:val="15"/>
+          <w:lang w:bidi="hi-IN"/>
+        </w:rPr>
+        <w:t>Pass</w:t>
+      </w:r>
+    </w:p>
+    <w:p>
+      <w:pPr>
+        <w:spacing w:before="100" w:beforeAutospacing="1" w:after="100" w:afterAutospacing="1" w:line="207" w:lineRule="atLeast"/>
+        <w:rPr>
+          <w:rFonts w:ascii="Segoe UI" w:eastAsia="Times New Roman" w:hAnsi="Segoe UI" w:cs="Segoe UI"/>
+          <w:sz w:val="15"/>
+          <w:szCs w:val="15"/>
+          <w:lang w:bidi="hi-IN"/>
+        </w:rPr>
+      </w:pPr>
+      <w:r>
+        <w:rPr>
+          <w:rFonts w:ascii="Segoe UI" w:eastAsia="Times New Roman" w:hAnsi="Segoe UI" w:cs="Segoe UI"/>
+          <w:sz w:val="15"/>
+          <w:szCs w:val="15"/>
+          <w:lang w:bidi="hi-IN"/>
+        </w:rPr>
+        <w:t>Enterprise Validation:</w:t>
+      </w:r>
+    </w:p>
+    <w:p>
+      <w:pPr>
+        <w:spacing w:after="0" w:line="207" w:lineRule="atLeast"/>
+        <w:rPr>
+          <w:rFonts w:ascii="Segoe UI" w:eastAsia="Times New Roman" w:hAnsi="Segoe UI" w:cs="Segoe UI"/>
+          <w:sz w:val="15"/>
+          <w:szCs w:val="15"/>
+          <w:lang w:bidi="hi-IN"/>
+        </w:rPr>
+      </w:pPr>
+      <w:r>
+        <w:rPr>
+          <w:rFonts w:ascii="Segoe UI" w:eastAsia="Times New Roman" w:hAnsi="Segoe UI" w:cs="Segoe UI"/>
+          <w:sz w:val="15"/>
+          <w:szCs w:val="15"/>
+          <w:lang w:bidi="hi-IN"/>
+        </w:rPr>
+        <w:t>POST</w:t>
+      </w:r>
+    </w:p>
+    <w:p>
+      <w:pPr>
+        <w:spacing w:after="0" w:line="207" w:lineRule="atLeast"/>
+        <w:rPr>
+          <w:rFonts w:ascii="Segoe UI" w:eastAsia="Times New Roman" w:hAnsi="Segoe UI" w:cs="Segoe UI"/>
+          <w:sz w:val="15"/>
+          <w:szCs w:val="15"/>
+          <w:lang w:bidi="hi-IN"/>
+        </w:rPr>
+      </w:pPr>
+      <w:r>
+        <w:rPr>
+          <w:rFonts w:ascii="Segoe UI" w:eastAsia="Times New Roman" w:hAnsi="Segoe UI" w:cs="Segoe UI"/>
+          <w:sz w:val="15"/>
+          <w:szCs w:val="15"/>
+          <w:lang w:bidi="hi-IN"/>
+        </w:rPr>
+        <w:t>↓</w:t>
+      </w:r>
+    </w:p>
+    <w:p>
+      <w:pPr>
+        <w:spacing w:after="0" w:line="207" w:lineRule="atLeast"/>
+        <w:rPr>
+          <w:rFonts w:ascii="Segoe UI" w:eastAsia="Times New Roman" w:hAnsi="Segoe UI" w:cs="Segoe UI"/>
+          <w:sz w:val="15"/>
+          <w:szCs w:val="15"/>
+          <w:lang w:bidi="hi-IN"/>
+        </w:rPr>
+      </w:pPr>
+      <w:r>
+        <w:rPr>
+          <w:rFonts w:ascii="Segoe UI" w:eastAsia="Times New Roman" w:hAnsi="Segoe UI" w:cs="Segoe UI"/>
+          <w:sz w:val="15"/>
+          <w:szCs w:val="15"/>
+          <w:lang w:bidi="hi-IN"/>
+        </w:rPr>
+        <w:t>Capture Generated ID</w:t>
+      </w:r>
+    </w:p>
+    <w:p>
+      <w:pPr>
+        <w:spacing w:after="0" w:line="207" w:lineRule="atLeast"/>
+        <w:rPr>
+          <w:rFonts w:ascii="Segoe UI" w:eastAsia="Times New Roman" w:hAnsi="Segoe UI" w:cs="Segoe UI"/>
+          <w:sz w:val="15"/>
+          <w:szCs w:val="15"/>
+          <w:lang w:bidi="hi-IN"/>
+        </w:rPr>
+      </w:pPr>
+      <w:r>
+        <w:rPr>
+          <w:rFonts w:ascii="Segoe UI" w:eastAsia="Times New Roman" w:hAnsi="Segoe UI" w:cs="Segoe UI"/>
+          <w:sz w:val="15"/>
+          <w:szCs w:val="15"/>
+          <w:lang w:bidi="hi-IN"/>
+        </w:rPr>
+        <w:t>↓</w:t>
+      </w:r>
+    </w:p>
+    <w:p>
+      <w:pPr>
+        <w:spacing w:after="0" w:line="207" w:lineRule="atLeast"/>
+        <w:rPr>
+          <w:rFonts w:ascii="Segoe UI" w:eastAsia="Times New Roman" w:hAnsi="Segoe UI" w:cs="Segoe UI"/>
+          <w:sz w:val="15"/>
+          <w:szCs w:val="15"/>
+          <w:lang w:bidi="hi-IN"/>
+        </w:rPr>
+      </w:pPr>
+      <w:r>
+        <w:rPr>
+          <w:rFonts w:ascii="Segoe UI" w:eastAsia="Times New Roman" w:hAnsi="Segoe UI" w:cs="Segoe UI"/>
+          <w:sz w:val="15"/>
+          <w:szCs w:val="15"/>
+          <w:lang w:bidi="hi-IN"/>
+        </w:rPr>
+        <w:t>GET By ID</w:t>
+      </w:r>
+    </w:p>
+    <w:p>
+      <w:pPr>
+        <w:spacing w:after="0" w:line="207" w:lineRule="atLeast"/>
+        <w:rPr>
+          <w:rFonts w:ascii="Segoe UI" w:eastAsia="Times New Roman" w:hAnsi="Segoe UI" w:cs="Segoe UI"/>
+          <w:sz w:val="15"/>
+          <w:szCs w:val="15"/>
+          <w:lang w:bidi="hi-IN"/>
+        </w:rPr>
+      </w:pPr>
+      <w:r>
+        <w:rPr>
+          <w:rFonts w:ascii="Segoe UI" w:eastAsia="Times New Roman" w:hAnsi="Segoe UI" w:cs="Segoe UI"/>
+          <w:sz w:val="15"/>
+          <w:szCs w:val="15"/>
+          <w:lang w:bidi="hi-IN"/>
+        </w:rPr>
+        <w:t>↓</w:t>
+      </w:r>
+    </w:p>
+    <w:p>
+      <w:pPr>
+        <w:spacing w:after="0" w:line="207" w:lineRule="atLeast"/>
+        <w:rPr>
+          <w:rFonts w:ascii="Segoe UI" w:eastAsia="Times New Roman" w:hAnsi="Segoe UI" w:cs="Segoe UI"/>
+          <w:sz w:val="15"/>
+          <w:szCs w:val="15"/>
+          <w:lang w:bidi="hi-IN"/>
+        </w:rPr>
+      </w:pPr>
+      <w:r>
+        <w:rPr>
+          <w:rFonts w:ascii="Segoe UI" w:eastAsia="Times New Roman" w:hAnsi="Segoe UI" w:cs="Segoe UI"/>
+          <w:sz w:val="15"/>
+          <w:szCs w:val="15"/>
+          <w:lang w:bidi="hi-IN"/>
+        </w:rPr>
+        <w:t>Validate Data</w:t>
+      </w:r>
+    </w:p>
+    <w:p>
+      <w:pPr>
+        <w:spacing w:after="0" w:line="207" w:lineRule="atLeast"/>
+        <w:rPr>
+          <w:rFonts w:ascii="Segoe UI" w:eastAsia="Times New Roman" w:hAnsi="Segoe UI" w:cs="Segoe UI"/>
+          <w:sz w:val="15"/>
+          <w:szCs w:val="15"/>
+          <w:lang w:bidi="hi-IN"/>
+        </w:rPr>
+      </w:pPr>
+      <w:r>
+        <w:rPr>
+          <w:rFonts w:ascii="Segoe UI" w:eastAsia="Times New Roman" w:hAnsi="Segoe UI" w:cs="Segoe UI"/>
+          <w:sz w:val="15"/>
+          <w:szCs w:val="15"/>
+          <w:lang w:bidi="hi-IN"/>
+        </w:rPr>
+        <w:t>↓</w:t>
+      </w:r>
+    </w:p>
+    <w:p>
+      <w:pPr>
+        <w:spacing w:after="0" w:line="207" w:lineRule="atLeast"/>
+        <w:rPr>
+          <w:rFonts w:ascii="Segoe UI" w:eastAsia="Times New Roman" w:hAnsi="Segoe UI" w:cs="Segoe UI"/>
+          <w:sz w:val="15"/>
+          <w:szCs w:val="15"/>
+          <w:lang w:bidi="hi-IN"/>
+        </w:rPr>
+      </w:pPr>
+      <w:r>
+        <w:rPr>
+          <w:rFonts w:ascii="Segoe UI" w:eastAsia="Times New Roman" w:hAnsi="Segoe UI" w:cs="Segoe UI"/>
+          <w:sz w:val="15"/>
+          <w:szCs w:val="15"/>
+          <w:lang w:bidi="hi-IN"/>
+        </w:rPr>
+        <w:lastRenderedPageBreak/>
+        <w:t>Pass</w:t>
+      </w:r>
+    </w:p>
+    <w:p>
+      <w:pPr>
+        <w:spacing w:before="100" w:beforeAutospacing="1" w:after="100" w:afterAutospacing="1" w:line="207" w:lineRule="atLeast"/>
+        <w:rPr>
+          <w:rFonts w:ascii="Segoe UI" w:eastAsia="Times New Roman" w:hAnsi="Segoe UI" w:cs="Segoe UI"/>
+          <w:sz w:val="15"/>
+          <w:szCs w:val="15"/>
+          <w:lang w:bidi="hi-IN"/>
+        </w:rPr>
+      </w:pPr>
+      <w:r>
+        <w:rPr>
+          <w:rFonts w:ascii="Segoe UI" w:eastAsia="Times New Roman" w:hAnsi="Segoe UI" w:cs="Segoe UI"/>
+          <w:sz w:val="15"/>
+          <w:szCs w:val="15"/>
+          <w:lang w:bidi="hi-IN"/>
+        </w:rPr>
+        <w:t>This confirms that data is actually stored and retrievable.</w:t>
+      </w:r>
+    </w:p>
+    <w:p>
+      <w:pPr>
+        <w:spacing w:after="0" w:line="207" w:lineRule="atLeast"/>
+        <w:rPr>
+          <w:rFonts w:ascii="Segoe UI" w:eastAsia="Times New Roman" w:hAnsi="Segoe UI" w:cs="Segoe UI"/>
+          <w:sz w:val="15"/>
+          <w:szCs w:val="15"/>
+          <w:lang w:bidi="hi-IN"/>
+        </w:rPr>
+      </w:pPr>
+      <w:r>
+        <w:rPr>
+          <w:rFonts w:ascii="Segoe UI" w:eastAsia="Times New Roman" w:hAnsi="Segoe UI" w:cs="Segoe UI"/>
+          <w:sz w:val="15"/>
+          <w:szCs w:val="15"/>
+          <w:lang w:bidi="hi-IN"/>
+        </w:rPr>
+        <w:pict>
+          <v:rect id="_x0000_i1097" style="width:0;height:1.5pt" o:hralign="center" o:hrstd="t" o:hr="t" fillcolor="#a0a0a0" stroked="f"/>
+        </w:pict>
+      </w:r>
+    </w:p>
+    <w:p>
+      <w:pPr>
+        <w:spacing w:before="100" w:beforeAutospacing="1" w:after="100" w:afterAutospacing="1" w:line="207" w:lineRule="atLeast"/>
+        <w:outlineLvl w:val="2"/>
+        <w:rPr>
+          <w:rFonts w:ascii="Segoe UI" w:eastAsia="Times New Roman" w:hAnsi="Segoe UI" w:cs="Segoe UI"/>
+          <w:b/>
+          <w:bCs/>
+          <w:sz w:val="27"/>
+          <w:szCs w:val="27"/>
+          <w:lang w:bidi="hi-IN"/>
+        </w:rPr>
+      </w:pPr>
+      <w:r>
+        <w:rPr>
+          <w:rFonts w:ascii="Segoe UI" w:eastAsia="Times New Roman" w:hAnsi="Segoe UI" w:cs="Segoe UI"/>
+          <w:b/>
+          <w:bCs/>
+          <w:sz w:val="27"/>
+          <w:szCs w:val="27"/>
+          <w:lang w:bidi="hi-IN"/>
+        </w:rPr>
+        <w:t>POST → GET Validation Flow</w:t>
+      </w:r>
+    </w:p>
+    <w:p>
+      <w:pPr>
+        <w:spacing w:before="100" w:beforeAutospacing="1" w:after="100" w:afterAutospacing="1" w:line="207" w:lineRule="atLeast"/>
+        <w:rPr>
+          <w:rFonts w:ascii="Segoe UI" w:eastAsia="Times New Roman" w:hAnsi="Segoe UI" w:cs="Segoe UI"/>
+          <w:sz w:val="15"/>
+          <w:szCs w:val="15"/>
+          <w:lang w:bidi="hi-IN"/>
+        </w:rPr>
+      </w:pPr>
+      <w:r>
+        <w:rPr>
+          <w:rFonts w:ascii="Segoe UI" w:eastAsia="Times New Roman" w:hAnsi="Segoe UI" w:cs="Segoe UI"/>
+          <w:sz w:val="15"/>
+          <w:szCs w:val="15"/>
+          <w:lang w:bidi="hi-IN"/>
+        </w:rPr>
+        <w:t>Implemented:</w:t>
+      </w:r>
+    </w:p>
+    <w:p>
+      <w:pPr>
+        <w:spacing w:after="0" w:line="207" w:lineRule="atLeast"/>
+        <w:rPr>
+          <w:rFonts w:ascii="Segoe UI" w:eastAsia="Times New Roman" w:hAnsi="Segoe UI" w:cs="Segoe UI"/>
+          <w:sz w:val="15"/>
+          <w:szCs w:val="15"/>
+          <w:lang w:bidi="hi-IN"/>
+        </w:rPr>
+      </w:pPr>
+      <w:r>
+        <w:rPr>
+          <w:rFonts w:ascii="Segoe UI" w:eastAsia="Times New Roman" w:hAnsi="Segoe UI" w:cs="Segoe UI"/>
+          <w:sz w:val="15"/>
+          <w:szCs w:val="15"/>
+          <w:lang w:bidi="hi-IN"/>
+        </w:rPr>
+        <w:t>Create User</w:t>
+      </w:r>
+    </w:p>
+    <w:p>
+      <w:pPr>
+        <w:spacing w:after="0" w:line="207" w:lineRule="atLeast"/>
+        <w:rPr>
+          <w:rFonts w:ascii="Segoe UI" w:eastAsia="Times New Roman" w:hAnsi="Segoe UI" w:cs="Segoe UI"/>
+          <w:sz w:val="15"/>
+          <w:szCs w:val="15"/>
+          <w:lang w:bidi="hi-IN"/>
+        </w:rPr>
+      </w:pPr>
+      <w:r>
+        <w:rPr>
+          <w:rFonts w:ascii="Segoe UI" w:eastAsia="Times New Roman" w:hAnsi="Segoe UI" w:cs="Segoe UI"/>
+          <w:sz w:val="15"/>
+          <w:szCs w:val="15"/>
+          <w:lang w:bidi="hi-IN"/>
+        </w:rPr>
+        <w:t>↓</w:t>
+      </w:r>
+    </w:p>
+    <w:p>
+      <w:pPr>
+        <w:spacing w:after="0" w:line="207" w:lineRule="atLeast"/>
+        <w:rPr>
+          <w:rFonts w:ascii="Segoe UI" w:eastAsia="Times New Roman" w:hAnsi="Segoe UI" w:cs="Segoe UI"/>
+          <w:sz w:val="15"/>
+          <w:szCs w:val="15"/>
+          <w:lang w:bidi="hi-IN"/>
+        </w:rPr>
+      </w:pPr>
+      <w:r>
+        <w:rPr>
+          <w:rFonts w:ascii="Segoe UI" w:eastAsia="Times New Roman" w:hAnsi="Segoe UI" w:cs="Segoe UI"/>
+          <w:sz w:val="15"/>
+          <w:szCs w:val="15"/>
+          <w:lang w:bidi="hi-IN"/>
+        </w:rPr>
+        <w:t>Capture Generated ID</w:t>
+      </w:r>
+    </w:p>
+    <w:p>
+      <w:pPr>
+        <w:spacing w:after="0" w:line="207" w:lineRule="atLeast"/>
+        <w:rPr>
+          <w:rFonts w:ascii="Segoe UI" w:eastAsia="Times New Roman" w:hAnsi="Segoe UI" w:cs="Segoe UI"/>
+          <w:sz w:val="15"/>
+          <w:szCs w:val="15"/>
+          <w:lang w:bidi="hi-IN"/>
+        </w:rPr>
+      </w:pPr>
+      <w:r>
+        <w:rPr>
+          <w:rFonts w:ascii="Segoe UI" w:eastAsia="Times New Roman" w:hAnsi="Segoe UI" w:cs="Segoe UI"/>
+          <w:sz w:val="15"/>
+          <w:szCs w:val="15"/>
+          <w:lang w:bidi="hi-IN"/>
+        </w:rPr>
+        <w:t>↓</w:t>
+      </w:r>
+    </w:p>
+    <w:p>
+      <w:pPr>
+        <w:spacing w:after="0" w:line="207" w:lineRule="atLeast"/>
+        <w:rPr>
+          <w:rFonts w:ascii="Segoe UI" w:eastAsia="Times New Roman" w:hAnsi="Segoe UI" w:cs="Segoe UI"/>
+          <w:sz w:val="15"/>
+          <w:szCs w:val="15"/>
+          <w:lang w:bidi="hi-IN"/>
+        </w:rPr>
+      </w:pPr>
+      <w:r>
+        <w:rPr>
+          <w:rFonts w:ascii="Segoe UI" w:eastAsia="Times New Roman" w:hAnsi="Segoe UI" w:cs="Segoe UI"/>
+          <w:sz w:val="15"/>
+          <w:szCs w:val="15"/>
+          <w:lang w:bidi="hi-IN"/>
+        </w:rPr>
+        <w:t xml:space="preserve">GET User </w:t>
+      </w:r>
+      <w:proofErr w:type="gramStart"/>
+      <w:r>
+        <w:rPr>
+          <w:rFonts w:ascii="Segoe UI" w:eastAsia="Times New Roman" w:hAnsi="Segoe UI" w:cs="Segoe UI"/>
+          <w:sz w:val="15"/>
+          <w:szCs w:val="15"/>
+          <w:lang w:bidi="hi-IN"/>
+        </w:rPr>
+        <w:t>By</w:t>
+      </w:r>
+      <w:proofErr w:type="gramEnd"/>
+      <w:r>
+        <w:rPr>
+          <w:rFonts w:ascii="Segoe UI" w:eastAsia="Times New Roman" w:hAnsi="Segoe UI" w:cs="Segoe UI"/>
+          <w:sz w:val="15"/>
+          <w:szCs w:val="15"/>
+          <w:lang w:bidi="hi-IN"/>
+        </w:rPr>
+        <w:t xml:space="preserve"> ID</w:t>
+      </w:r>
+    </w:p>
+    <w:p>
+      <w:pPr>
+        <w:spacing w:after="0" w:line="207" w:lineRule="atLeast"/>
+        <w:rPr>
+          <w:rFonts w:ascii="Segoe UI" w:eastAsia="Times New Roman" w:hAnsi="Segoe UI" w:cs="Segoe UI"/>
+          <w:sz w:val="15"/>
+          <w:szCs w:val="15"/>
+          <w:lang w:bidi="hi-IN"/>
+        </w:rPr>
+      </w:pPr>
+      <w:r>
+        <w:rPr>
+          <w:rFonts w:ascii="Segoe UI" w:eastAsia="Times New Roman" w:hAnsi="Segoe UI" w:cs="Segoe UI"/>
+          <w:sz w:val="15"/>
+          <w:szCs w:val="15"/>
+          <w:lang w:bidi="hi-IN"/>
+        </w:rPr>
+        <w:t>↓</w:t>
+      </w:r>
+    </w:p>
+    <w:p>
+      <w:pPr>
+        <w:spacing w:after="0" w:line="207" w:lineRule="atLeast"/>
+        <w:rPr>
+          <w:rFonts w:ascii="Segoe UI" w:eastAsia="Times New Roman" w:hAnsi="Segoe UI" w:cs="Segoe UI"/>
+          <w:sz w:val="15"/>
+          <w:szCs w:val="15"/>
+          <w:lang w:bidi="hi-IN"/>
+        </w:rPr>
+      </w:pPr>
+      <w:r>
+        <w:rPr>
+          <w:rFonts w:ascii="Segoe UI" w:eastAsia="Times New Roman" w:hAnsi="Segoe UI" w:cs="Segoe UI"/>
+          <w:sz w:val="15"/>
+          <w:szCs w:val="15"/>
+          <w:lang w:bidi="hi-IN"/>
+        </w:rPr>
+        <w:t>Validate Name</w:t>
+      </w:r>
+    </w:p>
+    <w:p>
+      <w:pPr>
+        <w:spacing w:after="0" w:line="207" w:lineRule="atLeast"/>
+        <w:rPr>
+          <w:rFonts w:ascii="Segoe UI" w:eastAsia="Times New Roman" w:hAnsi="Segoe UI" w:cs="Segoe UI"/>
+          <w:sz w:val="15"/>
+          <w:szCs w:val="15"/>
+          <w:lang w:bidi="hi-IN"/>
+        </w:rPr>
+      </w:pPr>
+      <w:r>
+        <w:rPr>
+          <w:rFonts w:ascii="Segoe UI" w:eastAsia="Times New Roman" w:hAnsi="Segoe UI" w:cs="Segoe UI"/>
+          <w:sz w:val="15"/>
+          <w:szCs w:val="15"/>
+          <w:lang w:bidi="hi-IN"/>
+        </w:rPr>
+        <w:t>↓</w:t>
+      </w:r>
+    </w:p>
+    <w:p>
+      <w:pPr>
+        <w:spacing w:after="0" w:line="207" w:lineRule="atLeast"/>
+        <w:rPr>
+          <w:rFonts w:ascii="Segoe UI" w:eastAsia="Times New Roman" w:hAnsi="Segoe UI" w:cs="Segoe UI"/>
+          <w:sz w:val="15"/>
+          <w:szCs w:val="15"/>
+          <w:lang w:bidi="hi-IN"/>
+        </w:rPr>
+      </w:pPr>
+      <w:r>
+        <w:rPr>
+          <w:rFonts w:ascii="Segoe UI" w:eastAsia="Times New Roman" w:hAnsi="Segoe UI" w:cs="Segoe UI"/>
+          <w:sz w:val="15"/>
+          <w:szCs w:val="15"/>
+          <w:lang w:bidi="hi-IN"/>
+        </w:rPr>
+        <w:t>Validate Job</w:t>
+      </w:r>
+    </w:p>
+    <w:p>
+      <w:pPr>
+        <w:spacing w:after="0" w:line="207" w:lineRule="atLeast"/>
+        <w:rPr>
+          <w:rFonts w:ascii="Segoe UI" w:eastAsia="Times New Roman" w:hAnsi="Segoe UI" w:cs="Segoe UI"/>
+          <w:sz w:val="15"/>
+          <w:szCs w:val="15"/>
+          <w:lang w:bidi="hi-IN"/>
+        </w:rPr>
+      </w:pPr>
+      <w:r>
+        <w:rPr>
+          <w:rFonts w:ascii="Segoe UI" w:eastAsia="Times New Roman" w:hAnsi="Segoe UI" w:cs="Segoe UI"/>
+          <w:sz w:val="15"/>
+          <w:szCs w:val="15"/>
+          <w:lang w:bidi="hi-IN"/>
+        </w:rPr>
+        <w:t>↓</w:t>
+      </w:r>
+    </w:p>
+    <w:p>
+      <w:pPr>
+        <w:spacing w:after="0" w:line="207" w:lineRule="atLeast"/>
+        <w:rPr>
+          <w:rFonts w:ascii="Segoe UI" w:eastAsia="Times New Roman" w:hAnsi="Segoe UI" w:cs="Segoe UI"/>
+          <w:sz w:val="15"/>
+          <w:szCs w:val="15"/>
+          <w:lang w:bidi="hi-IN"/>
+        </w:rPr>
+      </w:pPr>
+      <w:r>
+        <w:rPr>
+          <w:rFonts w:ascii="Segoe UI" w:eastAsia="Times New Roman" w:hAnsi="Segoe UI" w:cs="Segoe UI"/>
+          <w:sz w:val="15"/>
+          <w:szCs w:val="15"/>
+          <w:lang w:bidi="hi-IN"/>
+        </w:rPr>
+        <w:t>Persistence Confirmed</w:t>
+      </w:r>
+    </w:p>
+    <w:p>
+      <w:pPr>
+        <w:spacing w:before="100" w:beforeAutospacing="1" w:after="100" w:afterAutospacing="1" w:line="207" w:lineRule="atLeast"/>
+        <w:rPr>
+          <w:rFonts w:ascii="Segoe UI" w:eastAsia="Times New Roman" w:hAnsi="Segoe UI" w:cs="Segoe UI"/>
+          <w:sz w:val="15"/>
+          <w:szCs w:val="15"/>
+          <w:lang w:bidi="hi-IN"/>
+        </w:rPr>
+      </w:pPr>
+      <w:r>
+        <w:rPr>
+          <w:rFonts w:ascii="Segoe UI" w:eastAsia="Times New Roman" w:hAnsi="Segoe UI" w:cs="Segoe UI"/>
+          <w:sz w:val="15"/>
+          <w:szCs w:val="15"/>
+          <w:lang w:bidi="hi-IN"/>
+        </w:rPr>
+        <w:t>Example:</w:t>
+      </w:r>
+    </w:p>
+    <w:p>
+      <w:pPr>
+        <w:spacing w:after="0" w:line="207" w:lineRule="atLeast"/>
+        <w:rPr>
+          <w:rFonts w:ascii="Segoe UI" w:eastAsia="Times New Roman" w:hAnsi="Segoe UI" w:cs="Segoe UI"/>
+          <w:sz w:val="15"/>
+          <w:szCs w:val="15"/>
+          <w:lang w:bidi="hi-IN"/>
+        </w:rPr>
+      </w:pPr>
+      <w:proofErr w:type="spellStart"/>
+      <w:proofErr w:type="gramStart"/>
+      <w:r>
+        <w:rPr>
+          <w:rFonts w:ascii="Segoe UI" w:eastAsia="Times New Roman" w:hAnsi="Segoe UI" w:cs="Segoe UI"/>
+          <w:sz w:val="15"/>
+          <w:szCs w:val="15"/>
+          <w:lang w:bidi="hi-IN"/>
+        </w:rPr>
+        <w:t>int</w:t>
+      </w:r>
+      <w:proofErr w:type="spellEnd"/>
+      <w:proofErr w:type="gramEnd"/>
+      <w:r>
+        <w:rPr>
+          <w:rFonts w:ascii="Segoe UI" w:eastAsia="Times New Roman" w:hAnsi="Segoe UI" w:cs="Segoe UI"/>
+          <w:sz w:val="15"/>
+          <w:szCs w:val="15"/>
+          <w:lang w:bidi="hi-IN"/>
+        </w:rPr>
+        <w:t xml:space="preserve"> id =</w:t>
+      </w:r>
+    </w:p>
+    <w:p>
+      <w:pPr>
+        <w:spacing w:after="0" w:line="207" w:lineRule="atLeast"/>
+        <w:rPr>
+          <w:rFonts w:ascii="Segoe UI" w:eastAsia="Times New Roman" w:hAnsi="Segoe UI" w:cs="Segoe UI"/>
+          <w:sz w:val="15"/>
+          <w:szCs w:val="15"/>
+          <w:lang w:bidi="hi-IN"/>
+        </w:rPr>
+      </w:pPr>
+      <w:proofErr w:type="spellStart"/>
+      <w:proofErr w:type="gramStart"/>
+      <w:r>
+        <w:rPr>
+          <w:rFonts w:ascii="Segoe UI" w:eastAsia="Times New Roman" w:hAnsi="Segoe UI" w:cs="Segoe UI"/>
+          <w:sz w:val="15"/>
+          <w:szCs w:val="15"/>
+          <w:lang w:bidi="hi-IN"/>
+        </w:rPr>
+        <w:t>response.jsonPath</w:t>
+      </w:r>
+      <w:proofErr w:type="spellEnd"/>
+      <w:r>
+        <w:rPr>
+          <w:rFonts w:ascii="Segoe UI" w:eastAsia="Times New Roman" w:hAnsi="Segoe UI" w:cs="Segoe UI"/>
+          <w:sz w:val="15"/>
+          <w:szCs w:val="15"/>
+          <w:lang w:bidi="hi-IN"/>
+        </w:rPr>
+        <w:t>(</w:t>
+      </w:r>
+      <w:proofErr w:type="gramEnd"/>
+      <w:r>
+        <w:rPr>
+          <w:rFonts w:ascii="Segoe UI" w:eastAsia="Times New Roman" w:hAnsi="Segoe UI" w:cs="Segoe UI"/>
+          <w:sz w:val="15"/>
+          <w:szCs w:val="15"/>
+          <w:lang w:bidi="hi-IN"/>
+        </w:rPr>
+        <w:t>).</w:t>
+      </w:r>
+      <w:proofErr w:type="spellStart"/>
+      <w:r>
+        <w:rPr>
+          <w:rFonts w:ascii="Segoe UI" w:eastAsia="Times New Roman" w:hAnsi="Segoe UI" w:cs="Segoe UI"/>
+          <w:sz w:val="15"/>
+          <w:szCs w:val="15"/>
+          <w:lang w:bidi="hi-IN"/>
+        </w:rPr>
+        <w:t>getInt</w:t>
+      </w:r>
+      <w:proofErr w:type="spellEnd"/>
+      <w:r>
+        <w:rPr>
+          <w:rFonts w:ascii="Segoe UI" w:eastAsia="Times New Roman" w:hAnsi="Segoe UI" w:cs="Segoe UI"/>
+          <w:sz w:val="15"/>
+          <w:szCs w:val="15"/>
+          <w:lang w:bidi="hi-IN"/>
+        </w:rPr>
+        <w:t>("id");</w:t>
+      </w:r>
+    </w:p>
+    <w:p>
+      <w:pPr>
+        <w:spacing w:before="100" w:beforeAutospacing="1" w:after="100" w:afterAutospacing="1" w:line="207" w:lineRule="atLeast"/>
+        <w:rPr>
+          <w:rFonts w:ascii="Segoe UI" w:eastAsia="Times New Roman" w:hAnsi="Segoe UI" w:cs="Segoe UI"/>
+          <w:sz w:val="15"/>
+          <w:szCs w:val="15"/>
+          <w:lang w:bidi="hi-IN"/>
+        </w:rPr>
+      </w:pPr>
+      <w:r>
+        <w:rPr>
+          <w:rFonts w:ascii="Segoe UI" w:eastAsia="Times New Roman" w:hAnsi="Segoe UI" w:cs="Segoe UI"/>
+          <w:sz w:val="15"/>
+          <w:szCs w:val="15"/>
+          <w:lang w:bidi="hi-IN"/>
+        </w:rPr>
+        <w:t>Followed By:</w:t>
+      </w:r>
+    </w:p>
+    <w:p>
+      <w:pPr>
+        <w:spacing w:after="0" w:line="207" w:lineRule="atLeast"/>
+        <w:rPr>
+          <w:rFonts w:ascii="Segoe UI" w:eastAsia="Times New Roman" w:hAnsi="Segoe UI" w:cs="Segoe UI"/>
+          <w:sz w:val="15"/>
+          <w:szCs w:val="15"/>
+          <w:lang w:bidi="hi-IN"/>
+        </w:rPr>
+      </w:pPr>
+      <w:r>
+        <w:rPr>
+          <w:rFonts w:ascii="Segoe UI" w:eastAsia="Times New Roman" w:hAnsi="Segoe UI" w:cs="Segoe UI"/>
+          <w:sz w:val="15"/>
+          <w:szCs w:val="15"/>
+          <w:lang w:bidi="hi-IN"/>
+        </w:rPr>
+        <w:t>GET /users</w:t>
+      </w:r>
+      <w:proofErr w:type="gramStart"/>
+      <w:r>
+        <w:rPr>
+          <w:rFonts w:ascii="Segoe UI" w:eastAsia="Times New Roman" w:hAnsi="Segoe UI" w:cs="Segoe UI"/>
+          <w:sz w:val="15"/>
+          <w:szCs w:val="15"/>
+          <w:lang w:bidi="hi-IN"/>
+        </w:rPr>
+        <w:t>/{</w:t>
+      </w:r>
+      <w:proofErr w:type="gramEnd"/>
+      <w:r>
+        <w:rPr>
+          <w:rFonts w:ascii="Segoe UI" w:eastAsia="Times New Roman" w:hAnsi="Segoe UI" w:cs="Segoe UI"/>
+          <w:sz w:val="15"/>
+          <w:szCs w:val="15"/>
+          <w:lang w:bidi="hi-IN"/>
+        </w:rPr>
+        <w:t>id}</w:t>
+      </w:r>
+    </w:p>
+    <w:p>
+      <w:pPr>
+        <w:spacing w:after="0" w:line="207" w:lineRule="atLeast"/>
+        <w:rPr>
+          <w:rFonts w:ascii="Segoe UI" w:eastAsia="Times New Roman" w:hAnsi="Segoe UI" w:cs="Segoe UI"/>
+          <w:sz w:val="15"/>
+          <w:szCs w:val="15"/>
+          <w:lang w:bidi="hi-IN"/>
+        </w:rPr>
+      </w:pPr>
+      <w:r>
+        <w:rPr>
+          <w:rFonts w:ascii="Segoe UI" w:eastAsia="Times New Roman" w:hAnsi="Segoe UI" w:cs="Segoe UI"/>
+          <w:sz w:val="15"/>
+          <w:szCs w:val="15"/>
+          <w:lang w:bidi="hi-IN"/>
+        </w:rPr>
+        <w:pict>
+          <v:rect id="_x0000_i1098" style="width:0;height:1.5pt" o:hralign="center" o:hrstd="t" o:hr="t" fillcolor="#a0a0a0" stroked="f"/>
+        </w:pict>
+      </w:r>
+    </w:p>
+    <w:p>
+      <w:pPr>
+        <w:spacing w:before="100" w:beforeAutospacing="1" w:after="100" w:afterAutospacing="1" w:line="207" w:lineRule="atLeast"/>
+        <w:outlineLvl w:val="2"/>
+        <w:rPr>
+          <w:rFonts w:ascii="Segoe UI" w:eastAsia="Times New Roman" w:hAnsi="Segoe UI" w:cs="Segoe UI"/>
+          <w:b/>
+          <w:bCs/>
+          <w:sz w:val="27"/>
+          <w:szCs w:val="27"/>
+          <w:lang w:bidi="hi-IN"/>
+        </w:rPr>
+      </w:pPr>
+      <w:r>
+        <w:rPr>
+          <w:rFonts w:ascii="Segoe UI" w:eastAsia="Times New Roman" w:hAnsi="Segoe UI" w:cs="Segoe UI"/>
+          <w:b/>
+          <w:bCs/>
+          <w:sz w:val="27"/>
+          <w:szCs w:val="27"/>
+          <w:lang w:bidi="hi-IN"/>
+        </w:rPr>
+        <w:t>Business Validation</w:t>
+      </w:r>
+    </w:p>
+    <w:p>
+      <w:pPr>
+        <w:spacing w:before="100" w:beforeAutospacing="1" w:after="100" w:afterAutospacing="1" w:line="207" w:lineRule="atLeast"/>
+        <w:rPr>
+          <w:rFonts w:ascii="Segoe UI" w:eastAsia="Times New Roman" w:hAnsi="Segoe UI" w:cs="Segoe UI"/>
+          <w:sz w:val="15"/>
+          <w:szCs w:val="15"/>
+          <w:lang w:bidi="hi-IN"/>
+        </w:rPr>
+      </w:pPr>
+      <w:r>
+        <w:rPr>
+          <w:rFonts w:ascii="Segoe UI" w:eastAsia="Times New Roman" w:hAnsi="Segoe UI" w:cs="Segoe UI"/>
+          <w:sz w:val="15"/>
+          <w:szCs w:val="15"/>
+          <w:lang w:bidi="hi-IN"/>
+        </w:rPr>
+        <w:t>Validated:</w:t>
+      </w:r>
+    </w:p>
+    <w:p>
+      <w:pPr>
+        <w:spacing w:after="0" w:line="207" w:lineRule="atLeast"/>
+        <w:rPr>
+          <w:rFonts w:ascii="Segoe UI" w:eastAsia="Times New Roman" w:hAnsi="Segoe UI" w:cs="Segoe UI"/>
+          <w:sz w:val="15"/>
+          <w:szCs w:val="15"/>
+          <w:lang w:bidi="hi-IN"/>
+        </w:rPr>
+      </w:pPr>
+      <w:r>
+        <w:rPr>
+          <w:rFonts w:ascii="Segoe UI" w:eastAsia="Times New Roman" w:hAnsi="Segoe UI" w:cs="Segoe UI"/>
+          <w:sz w:val="15"/>
+          <w:szCs w:val="15"/>
+          <w:lang w:bidi="hi-IN"/>
+        </w:rPr>
+        <w:t>Status Code</w:t>
+      </w:r>
+    </w:p>
+    <w:p>
+      <w:pPr>
+        <w:spacing w:after="0" w:line="207" w:lineRule="atLeast"/>
+        <w:rPr>
+          <w:rFonts w:ascii="Segoe UI" w:eastAsia="Times New Roman" w:hAnsi="Segoe UI" w:cs="Segoe UI"/>
+          <w:sz w:val="15"/>
+          <w:szCs w:val="15"/>
+          <w:lang w:bidi="hi-IN"/>
+        </w:rPr>
+      </w:pPr>
+      <w:r>
+        <w:rPr>
+          <w:rFonts w:ascii="Segoe UI" w:eastAsia="Times New Roman" w:hAnsi="Segoe UI" w:cs="Segoe UI"/>
+          <w:sz w:val="15"/>
+          <w:szCs w:val="15"/>
+          <w:lang w:bidi="hi-IN"/>
+        </w:rPr>
+        <w:t>Generated ID</w:t>
+      </w:r>
+    </w:p>
+    <w:p>
+      <w:pPr>
+        <w:spacing w:after="0" w:line="207" w:lineRule="atLeast"/>
+        <w:rPr>
+          <w:rFonts w:ascii="Segoe UI" w:eastAsia="Times New Roman" w:hAnsi="Segoe UI" w:cs="Segoe UI"/>
+          <w:sz w:val="15"/>
+          <w:szCs w:val="15"/>
+          <w:lang w:bidi="hi-IN"/>
+        </w:rPr>
+      </w:pPr>
+      <w:r>
+        <w:rPr>
+          <w:rFonts w:ascii="Segoe UI" w:eastAsia="Times New Roman" w:hAnsi="Segoe UI" w:cs="Segoe UI"/>
+          <w:sz w:val="15"/>
+          <w:szCs w:val="15"/>
+          <w:lang w:bidi="hi-IN"/>
+        </w:rPr>
+        <w:t>User Name</w:t>
+      </w:r>
+    </w:p>
+    <w:p>
+      <w:pPr>
+        <w:spacing w:after="0" w:line="207" w:lineRule="atLeast"/>
+        <w:rPr>
+          <w:rFonts w:ascii="Segoe UI" w:eastAsia="Times New Roman" w:hAnsi="Segoe UI" w:cs="Segoe UI"/>
+          <w:sz w:val="15"/>
+          <w:szCs w:val="15"/>
+          <w:lang w:bidi="hi-IN"/>
+        </w:rPr>
+      </w:pPr>
+      <w:r>
+        <w:rPr>
+          <w:rFonts w:ascii="Segoe UI" w:eastAsia="Times New Roman" w:hAnsi="Segoe UI" w:cs="Segoe UI"/>
+          <w:sz w:val="15"/>
+          <w:szCs w:val="15"/>
+          <w:lang w:bidi="hi-IN"/>
+        </w:rPr>
+        <w:t>User Job</w:t>
+      </w:r>
+    </w:p>
+    <w:p>
+      <w:pPr>
+        <w:spacing w:before="100" w:beforeAutospacing="1" w:after="100" w:afterAutospacing="1" w:line="207" w:lineRule="atLeast"/>
+        <w:rPr>
+          <w:rFonts w:ascii="Segoe UI" w:eastAsia="Times New Roman" w:hAnsi="Segoe UI" w:cs="Segoe UI"/>
+          <w:sz w:val="15"/>
+          <w:szCs w:val="15"/>
+          <w:lang w:bidi="hi-IN"/>
+        </w:rPr>
+      </w:pPr>
+      <w:r>
+        <w:rPr>
+          <w:rFonts w:ascii="Segoe UI" w:eastAsia="Times New Roman" w:hAnsi="Segoe UI" w:cs="Segoe UI"/>
+          <w:sz w:val="15"/>
+          <w:szCs w:val="15"/>
+          <w:lang w:bidi="hi-IN"/>
+        </w:rPr>
+        <w:t>Example:</w:t>
+      </w:r>
+    </w:p>
+    <w:p>
+      <w:pPr>
+        <w:spacing w:after="0" w:line="207" w:lineRule="atLeast"/>
+        <w:rPr>
+          <w:rFonts w:ascii="Segoe UI" w:eastAsia="Times New Roman" w:hAnsi="Segoe UI" w:cs="Segoe UI"/>
+          <w:sz w:val="15"/>
+          <w:szCs w:val="15"/>
+          <w:lang w:bidi="hi-IN"/>
+        </w:rPr>
+      </w:pPr>
+      <w:proofErr w:type="spellStart"/>
+      <w:proofErr w:type="gramStart"/>
+      <w:r>
+        <w:rPr>
+          <w:rFonts w:ascii="Segoe UI" w:eastAsia="Times New Roman" w:hAnsi="Segoe UI" w:cs="Segoe UI"/>
+          <w:sz w:val="15"/>
+          <w:szCs w:val="15"/>
+          <w:lang w:bidi="hi-IN"/>
+        </w:rPr>
+        <w:t>Assert.assertEquals</w:t>
+      </w:r>
+      <w:proofErr w:type="spellEnd"/>
+      <w:r>
+        <w:rPr>
+          <w:rFonts w:ascii="Segoe UI" w:eastAsia="Times New Roman" w:hAnsi="Segoe UI" w:cs="Segoe UI"/>
+          <w:sz w:val="15"/>
+          <w:szCs w:val="15"/>
+          <w:lang w:bidi="hi-IN"/>
+        </w:rPr>
+        <w:t>(</w:t>
+      </w:r>
+      <w:proofErr w:type="gramEnd"/>
+    </w:p>
+    <w:p>
+      <w:pPr>
+        <w:spacing w:after="0" w:line="207" w:lineRule="atLeast"/>
+        <w:rPr>
+          <w:rFonts w:ascii="Segoe UI" w:eastAsia="Times New Roman" w:hAnsi="Segoe UI" w:cs="Segoe UI"/>
+          <w:sz w:val="15"/>
+          <w:szCs w:val="15"/>
+          <w:lang w:bidi="hi-IN"/>
+        </w:rPr>
+      </w:pPr>
+      <w:proofErr w:type="spellStart"/>
+      <w:proofErr w:type="gramStart"/>
+      <w:r>
+        <w:rPr>
+          <w:rFonts w:ascii="Segoe UI" w:eastAsia="Times New Roman" w:hAnsi="Segoe UI" w:cs="Segoe UI"/>
+          <w:sz w:val="15"/>
+          <w:szCs w:val="15"/>
+          <w:lang w:bidi="hi-IN"/>
+        </w:rPr>
+        <w:t>response.jsonPath</w:t>
+      </w:r>
+      <w:proofErr w:type="spellEnd"/>
+      <w:r>
+        <w:rPr>
+          <w:rFonts w:ascii="Segoe UI" w:eastAsia="Times New Roman" w:hAnsi="Segoe UI" w:cs="Segoe UI"/>
+          <w:sz w:val="15"/>
+          <w:szCs w:val="15"/>
+          <w:lang w:bidi="hi-IN"/>
+        </w:rPr>
+        <w:t>(</w:t>
+      </w:r>
+      <w:proofErr w:type="gramEnd"/>
+      <w:r>
+        <w:rPr>
+          <w:rFonts w:ascii="Segoe UI" w:eastAsia="Times New Roman" w:hAnsi="Segoe UI" w:cs="Segoe UI"/>
+          <w:sz w:val="15"/>
+          <w:szCs w:val="15"/>
+          <w:lang w:bidi="hi-IN"/>
+        </w:rPr>
+        <w:t>).</w:t>
+      </w:r>
+      <w:proofErr w:type="spellStart"/>
+      <w:r>
+        <w:rPr>
+          <w:rFonts w:ascii="Segoe UI" w:eastAsia="Times New Roman" w:hAnsi="Segoe UI" w:cs="Segoe UI"/>
+          <w:sz w:val="15"/>
+          <w:szCs w:val="15"/>
+          <w:lang w:bidi="hi-IN"/>
+        </w:rPr>
+        <w:t>getString</w:t>
+      </w:r>
+      <w:proofErr w:type="spellEnd"/>
+      <w:r>
+        <w:rPr>
+          <w:rFonts w:ascii="Segoe UI" w:eastAsia="Times New Roman" w:hAnsi="Segoe UI" w:cs="Segoe UI"/>
+          <w:sz w:val="15"/>
+          <w:szCs w:val="15"/>
+          <w:lang w:bidi="hi-IN"/>
+        </w:rPr>
+        <w:t>("name"),</w:t>
+      </w:r>
+    </w:p>
+    <w:p>
+      <w:pPr>
+        <w:spacing w:after="0" w:line="207" w:lineRule="atLeast"/>
+        <w:rPr>
+          <w:rFonts w:ascii="Segoe UI" w:eastAsia="Times New Roman" w:hAnsi="Segoe UI" w:cs="Segoe UI"/>
+          <w:sz w:val="15"/>
+          <w:szCs w:val="15"/>
+          <w:lang w:bidi="hi-IN"/>
+        </w:rPr>
+      </w:pPr>
+      <w:r>
+        <w:rPr>
+          <w:rFonts w:ascii="Segoe UI" w:eastAsia="Times New Roman" w:hAnsi="Segoe UI" w:cs="Segoe UI"/>
+          <w:sz w:val="15"/>
+          <w:szCs w:val="15"/>
+          <w:lang w:bidi="hi-IN"/>
+        </w:rPr>
+        <w:t>"</w:t>
+      </w:r>
+      <w:proofErr w:type="spellStart"/>
+      <w:r>
+        <w:rPr>
+          <w:rFonts w:ascii="Segoe UI" w:eastAsia="Times New Roman" w:hAnsi="Segoe UI" w:cs="Segoe UI"/>
+          <w:sz w:val="15"/>
+          <w:szCs w:val="15"/>
+          <w:lang w:bidi="hi-IN"/>
+        </w:rPr>
+        <w:t>Dipali</w:t>
+      </w:r>
+      <w:proofErr w:type="spellEnd"/>
+      <w:r>
+        <w:rPr>
+          <w:rFonts w:ascii="Segoe UI" w:eastAsia="Times New Roman" w:hAnsi="Segoe UI" w:cs="Segoe UI"/>
+          <w:sz w:val="15"/>
+          <w:szCs w:val="15"/>
+          <w:lang w:bidi="hi-IN"/>
+        </w:rPr>
+        <w:t xml:space="preserve"> </w:t>
+      </w:r>
+      <w:proofErr w:type="spellStart"/>
+      <w:r>
+        <w:rPr>
+          <w:rFonts w:ascii="Segoe UI" w:eastAsia="Times New Roman" w:hAnsi="Segoe UI" w:cs="Segoe UI"/>
+          <w:sz w:val="15"/>
+          <w:szCs w:val="15"/>
+          <w:lang w:bidi="hi-IN"/>
+        </w:rPr>
+        <w:t>Kesharwani</w:t>
+      </w:r>
+      <w:proofErr w:type="spellEnd"/>
+      <w:r>
+        <w:rPr>
+          <w:rFonts w:ascii="Segoe UI" w:eastAsia="Times New Roman" w:hAnsi="Segoe UI" w:cs="Segoe UI"/>
+          <w:sz w:val="15"/>
+          <w:szCs w:val="15"/>
+          <w:lang w:bidi="hi-IN"/>
+        </w:rPr>
+        <w:t>");</w:t>
+      </w:r>
+    </w:p>
+    <w:p>
+      <w:pPr>
+        <w:spacing w:after="0" w:line="207" w:lineRule="atLeast"/>
+        <w:rPr>
+          <w:rFonts w:ascii="Segoe UI" w:eastAsia="Times New Roman" w:hAnsi="Segoe UI" w:cs="Segoe UI"/>
+          <w:sz w:val="15"/>
+          <w:szCs w:val="15"/>
+          <w:lang w:bidi="hi-IN"/>
+        </w:rPr>
+      </w:pPr>
+      <w:proofErr w:type="spellStart"/>
+      <w:proofErr w:type="gramStart"/>
+      <w:r>
+        <w:rPr>
+          <w:rFonts w:ascii="Segoe UI" w:eastAsia="Times New Roman" w:hAnsi="Segoe UI" w:cs="Segoe UI"/>
+          <w:sz w:val="15"/>
+          <w:szCs w:val="15"/>
+          <w:lang w:bidi="hi-IN"/>
+        </w:rPr>
+        <w:t>Assert.assertEquals</w:t>
+      </w:r>
+      <w:proofErr w:type="spellEnd"/>
+      <w:r>
+        <w:rPr>
+          <w:rFonts w:ascii="Segoe UI" w:eastAsia="Times New Roman" w:hAnsi="Segoe UI" w:cs="Segoe UI"/>
+          <w:sz w:val="15"/>
+          <w:szCs w:val="15"/>
+          <w:lang w:bidi="hi-IN"/>
+        </w:rPr>
+        <w:t>(</w:t>
+      </w:r>
+      <w:proofErr w:type="gramEnd"/>
+    </w:p>
+    <w:p>
+      <w:pPr>
+        <w:spacing w:after="0" w:line="207" w:lineRule="atLeast"/>
+        <w:rPr>
+          <w:rFonts w:ascii="Segoe UI" w:eastAsia="Times New Roman" w:hAnsi="Segoe UI" w:cs="Segoe UI"/>
+          <w:sz w:val="15"/>
+          <w:szCs w:val="15"/>
+          <w:lang w:bidi="hi-IN"/>
+        </w:rPr>
+      </w:pPr>
+      <w:proofErr w:type="spellStart"/>
+      <w:proofErr w:type="gramStart"/>
+      <w:r>
+        <w:rPr>
+          <w:rFonts w:ascii="Segoe UI" w:eastAsia="Times New Roman" w:hAnsi="Segoe UI" w:cs="Segoe UI"/>
+          <w:sz w:val="15"/>
+          <w:szCs w:val="15"/>
+          <w:lang w:bidi="hi-IN"/>
+        </w:rPr>
+        <w:t>response.jsonPath</w:t>
+      </w:r>
+      <w:proofErr w:type="spellEnd"/>
+      <w:r>
+        <w:rPr>
+          <w:rFonts w:ascii="Segoe UI" w:eastAsia="Times New Roman" w:hAnsi="Segoe UI" w:cs="Segoe UI"/>
+          <w:sz w:val="15"/>
+          <w:szCs w:val="15"/>
+          <w:lang w:bidi="hi-IN"/>
+        </w:rPr>
+        <w:t>(</w:t>
+      </w:r>
+      <w:proofErr w:type="gramEnd"/>
+      <w:r>
+        <w:rPr>
+          <w:rFonts w:ascii="Segoe UI" w:eastAsia="Times New Roman" w:hAnsi="Segoe UI" w:cs="Segoe UI"/>
+          <w:sz w:val="15"/>
+          <w:szCs w:val="15"/>
+          <w:lang w:bidi="hi-IN"/>
+        </w:rPr>
+        <w:t>).</w:t>
+      </w:r>
+      <w:proofErr w:type="spellStart"/>
+      <w:r>
+        <w:rPr>
+          <w:rFonts w:ascii="Segoe UI" w:eastAsia="Times New Roman" w:hAnsi="Segoe UI" w:cs="Segoe UI"/>
+          <w:sz w:val="15"/>
+          <w:szCs w:val="15"/>
+          <w:lang w:bidi="hi-IN"/>
+        </w:rPr>
+        <w:t>getString</w:t>
+      </w:r>
+      <w:proofErr w:type="spellEnd"/>
+      <w:r>
+        <w:rPr>
+          <w:rFonts w:ascii="Segoe UI" w:eastAsia="Times New Roman" w:hAnsi="Segoe UI" w:cs="Segoe UI"/>
+          <w:sz w:val="15"/>
+          <w:szCs w:val="15"/>
+          <w:lang w:bidi="hi-IN"/>
+        </w:rPr>
+        <w:t>("job"),</w:t>
+      </w:r>
+    </w:p>
+    <w:p>
+      <w:pPr>
+        <w:spacing w:after="0" w:line="207" w:lineRule="atLeast"/>
+        <w:rPr>
+          <w:rFonts w:ascii="Segoe UI" w:eastAsia="Times New Roman" w:hAnsi="Segoe UI" w:cs="Segoe UI"/>
+          <w:sz w:val="15"/>
+          <w:szCs w:val="15"/>
+          <w:lang w:bidi="hi-IN"/>
+        </w:rPr>
+      </w:pPr>
+      <w:r>
+        <w:rPr>
+          <w:rFonts w:ascii="Segoe UI" w:eastAsia="Times New Roman" w:hAnsi="Segoe UI" w:cs="Segoe UI"/>
+          <w:sz w:val="15"/>
+          <w:szCs w:val="15"/>
+          <w:lang w:bidi="hi-IN"/>
+        </w:rPr>
+        <w:t>"Technical Support");</w:t>
+      </w:r>
+    </w:p>
+    <w:p>
+      <w:pPr>
+        <w:spacing w:after="0" w:line="207" w:lineRule="atLeast"/>
+        <w:rPr>
+          <w:rFonts w:ascii="Segoe UI" w:eastAsia="Times New Roman" w:hAnsi="Segoe UI" w:cs="Segoe UI"/>
+          <w:sz w:val="15"/>
+          <w:szCs w:val="15"/>
+          <w:lang w:bidi="hi-IN"/>
+        </w:rPr>
+      </w:pPr>
+      <w:r>
+        <w:rPr>
+          <w:rFonts w:ascii="Segoe UI" w:eastAsia="Times New Roman" w:hAnsi="Segoe UI" w:cs="Segoe UI"/>
+          <w:sz w:val="15"/>
+          <w:szCs w:val="15"/>
+          <w:lang w:bidi="hi-IN"/>
+        </w:rPr>
+        <w:pict>
+          <v:rect id="_x0000_i1099" style="width:0;height:1.5pt" o:hralign="center" o:hrstd="t" o:hr="t" fillcolor="#a0a0a0" stroked="f"/>
+        </w:pict>
+      </w:r>
+    </w:p>
+    <w:p>
+      <w:pPr>
+        <w:spacing w:before="100" w:beforeAutospacing="1" w:after="100" w:afterAutospacing="1" w:line="207" w:lineRule="atLeast"/>
+        <w:outlineLvl w:val="2"/>
+        <w:rPr>
+          <w:rFonts w:ascii="Segoe UI" w:eastAsia="Times New Roman" w:hAnsi="Segoe UI" w:cs="Segoe UI"/>
+          <w:b/>
+          <w:bCs/>
+          <w:sz w:val="27"/>
+          <w:szCs w:val="27"/>
+          <w:lang w:bidi="hi-IN"/>
+        </w:rPr>
+      </w:pPr>
+      <w:r>
+        <w:rPr>
+          <w:rFonts w:ascii="Segoe UI" w:eastAsia="Times New Roman" w:hAnsi="Segoe UI" w:cs="Segoe UI"/>
+          <w:b/>
+          <w:bCs/>
+          <w:sz w:val="27"/>
+          <w:szCs w:val="27"/>
+          <w:lang w:bidi="hi-IN"/>
+        </w:rPr>
+        <w:t xml:space="preserve">Mock API </w:t>
+      </w:r>
+      <w:proofErr w:type="spellStart"/>
+      <w:r>
+        <w:rPr>
+          <w:rFonts w:ascii="Segoe UI" w:eastAsia="Times New Roman" w:hAnsi="Segoe UI" w:cs="Segoe UI"/>
+          <w:b/>
+          <w:bCs/>
+          <w:sz w:val="27"/>
+          <w:szCs w:val="27"/>
+          <w:lang w:bidi="hi-IN"/>
+        </w:rPr>
+        <w:t>vs</w:t>
+      </w:r>
+      <w:proofErr w:type="spellEnd"/>
+      <w:r>
+        <w:rPr>
+          <w:rFonts w:ascii="Segoe UI" w:eastAsia="Times New Roman" w:hAnsi="Segoe UI" w:cs="Segoe UI"/>
+          <w:b/>
+          <w:bCs/>
+          <w:sz w:val="27"/>
+          <w:szCs w:val="27"/>
+          <w:lang w:bidi="hi-IN"/>
+        </w:rPr>
+        <w:t xml:space="preserve"> Real CRUD Validation</w:t>
+      </w:r>
+    </w:p>
+    <w:p>
+      <w:pPr>
+        <w:spacing w:before="100" w:beforeAutospacing="1" w:after="100" w:afterAutospacing="1" w:line="207" w:lineRule="atLeast"/>
+        <w:rPr>
+          <w:rFonts w:ascii="Segoe UI" w:eastAsia="Times New Roman" w:hAnsi="Segoe UI" w:cs="Segoe UI"/>
+          <w:sz w:val="15"/>
+          <w:szCs w:val="15"/>
+          <w:lang w:bidi="hi-IN"/>
+        </w:rPr>
+      </w:pPr>
+      <w:r>
+        <w:rPr>
+          <w:rFonts w:ascii="Segoe UI" w:eastAsia="Times New Roman" w:hAnsi="Segoe UI" w:cs="Segoe UI"/>
+          <w:sz w:val="15"/>
+          <w:szCs w:val="15"/>
+          <w:lang w:bidi="hi-IN"/>
+        </w:rPr>
+        <w:t>Mock API:</w:t>
+      </w:r>
+    </w:p>
+    <w:p>
+      <w:pPr>
+        <w:spacing w:after="0" w:line="207" w:lineRule="atLeast"/>
+        <w:rPr>
+          <w:rFonts w:ascii="Segoe UI" w:eastAsia="Times New Roman" w:hAnsi="Segoe UI" w:cs="Segoe UI"/>
+          <w:sz w:val="15"/>
+          <w:szCs w:val="15"/>
+          <w:lang w:bidi="hi-IN"/>
+        </w:rPr>
+      </w:pPr>
+      <w:r>
+        <w:rPr>
+          <w:rFonts w:ascii="Segoe UI" w:eastAsia="Times New Roman" w:hAnsi="Segoe UI" w:cs="Segoe UI"/>
+          <w:sz w:val="15"/>
+          <w:szCs w:val="15"/>
+          <w:lang w:bidi="hi-IN"/>
+        </w:rPr>
+        <w:lastRenderedPageBreak/>
+        <w:t>POST</w:t>
+      </w:r>
+    </w:p>
+    <w:p>
+      <w:pPr>
+        <w:spacing w:after="0" w:line="207" w:lineRule="atLeast"/>
+        <w:rPr>
+          <w:rFonts w:ascii="Segoe UI" w:eastAsia="Times New Roman" w:hAnsi="Segoe UI" w:cs="Segoe UI"/>
+          <w:sz w:val="15"/>
+          <w:szCs w:val="15"/>
+          <w:lang w:bidi="hi-IN"/>
+        </w:rPr>
+      </w:pPr>
+      <w:r>
+        <w:rPr>
+          <w:rFonts w:ascii="Segoe UI" w:eastAsia="Times New Roman" w:hAnsi="Segoe UI" w:cs="Segoe UI"/>
+          <w:sz w:val="15"/>
+          <w:szCs w:val="15"/>
+          <w:lang w:bidi="hi-IN"/>
+        </w:rPr>
+        <w:t>↓</w:t>
+      </w:r>
+    </w:p>
+    <w:p>
+      <w:pPr>
+        <w:spacing w:after="0" w:line="207" w:lineRule="atLeast"/>
+        <w:rPr>
+          <w:rFonts w:ascii="Segoe UI" w:eastAsia="Times New Roman" w:hAnsi="Segoe UI" w:cs="Segoe UI"/>
+          <w:sz w:val="15"/>
+          <w:szCs w:val="15"/>
+          <w:lang w:bidi="hi-IN"/>
+        </w:rPr>
+      </w:pPr>
+      <w:r>
+        <w:rPr>
+          <w:rFonts w:ascii="Segoe UI" w:eastAsia="Times New Roman" w:hAnsi="Segoe UI" w:cs="Segoe UI"/>
+          <w:sz w:val="15"/>
+          <w:szCs w:val="15"/>
+          <w:lang w:bidi="hi-IN"/>
+        </w:rPr>
+        <w:t>Response</w:t>
+      </w:r>
+    </w:p>
+    <w:p>
+      <w:pPr>
+        <w:spacing w:after="0" w:line="207" w:lineRule="atLeast"/>
+        <w:rPr>
+          <w:rFonts w:ascii="Segoe UI" w:eastAsia="Times New Roman" w:hAnsi="Segoe UI" w:cs="Segoe UI"/>
+          <w:sz w:val="15"/>
+          <w:szCs w:val="15"/>
+          <w:lang w:bidi="hi-IN"/>
+        </w:rPr>
+      </w:pPr>
+      <w:r>
+        <w:rPr>
+          <w:rFonts w:ascii="Segoe UI" w:eastAsia="Times New Roman" w:hAnsi="Segoe UI" w:cs="Segoe UI"/>
+          <w:sz w:val="15"/>
+          <w:szCs w:val="15"/>
+          <w:lang w:bidi="hi-IN"/>
+        </w:rPr>
+        <w:t>↓</w:t>
+      </w:r>
+    </w:p>
+    <w:p>
+      <w:pPr>
+        <w:spacing w:after="0" w:line="207" w:lineRule="atLeast"/>
+        <w:rPr>
+          <w:rFonts w:ascii="Segoe UI" w:eastAsia="Times New Roman" w:hAnsi="Segoe UI" w:cs="Segoe UI"/>
+          <w:sz w:val="15"/>
+          <w:szCs w:val="15"/>
+          <w:lang w:bidi="hi-IN"/>
+        </w:rPr>
+      </w:pPr>
+      <w:r>
+        <w:rPr>
+          <w:rFonts w:ascii="Segoe UI" w:eastAsia="Times New Roman" w:hAnsi="Segoe UI" w:cs="Segoe UI"/>
+          <w:sz w:val="15"/>
+          <w:szCs w:val="15"/>
+          <w:lang w:bidi="hi-IN"/>
+        </w:rPr>
+        <w:t>Validation Complete</w:t>
+      </w:r>
+    </w:p>
+    <w:p>
+      <w:pPr>
+        <w:spacing w:before="100" w:beforeAutospacing="1" w:after="100" w:afterAutospacing="1" w:line="207" w:lineRule="atLeast"/>
+        <w:rPr>
+          <w:rFonts w:ascii="Segoe UI" w:eastAsia="Times New Roman" w:hAnsi="Segoe UI" w:cs="Segoe UI"/>
+          <w:sz w:val="15"/>
+          <w:szCs w:val="15"/>
+          <w:lang w:bidi="hi-IN"/>
+        </w:rPr>
+      </w:pPr>
+      <w:r>
+        <w:rPr>
+          <w:rFonts w:ascii="Segoe UI" w:eastAsia="Times New Roman" w:hAnsi="Segoe UI" w:cs="Segoe UI"/>
+          <w:sz w:val="15"/>
+          <w:szCs w:val="15"/>
+          <w:lang w:bidi="hi-IN"/>
+        </w:rPr>
+        <w:t>Real CRUD Validation:</w:t>
+      </w:r>
+    </w:p>
+    <w:p>
+      <w:pPr>
+        <w:spacing w:after="0" w:line="207" w:lineRule="atLeast"/>
+        <w:rPr>
+          <w:rFonts w:ascii="Segoe UI" w:eastAsia="Times New Roman" w:hAnsi="Segoe UI" w:cs="Segoe UI"/>
+          <w:sz w:val="15"/>
+          <w:szCs w:val="15"/>
+          <w:lang w:bidi="hi-IN"/>
+        </w:rPr>
+      </w:pPr>
+      <w:r>
+        <w:rPr>
+          <w:rFonts w:ascii="Segoe UI" w:eastAsia="Times New Roman" w:hAnsi="Segoe UI" w:cs="Segoe UI"/>
+          <w:sz w:val="15"/>
+          <w:szCs w:val="15"/>
+          <w:lang w:bidi="hi-IN"/>
+        </w:rPr>
+        <w:t>POST</w:t>
+      </w:r>
+    </w:p>
+    <w:p>
+      <w:pPr>
+        <w:spacing w:after="0" w:line="207" w:lineRule="atLeast"/>
+        <w:rPr>
+          <w:rFonts w:ascii="Segoe UI" w:eastAsia="Times New Roman" w:hAnsi="Segoe UI" w:cs="Segoe UI"/>
+          <w:sz w:val="15"/>
+          <w:szCs w:val="15"/>
+          <w:lang w:bidi="hi-IN"/>
+        </w:rPr>
+      </w:pPr>
+      <w:r>
+        <w:rPr>
+          <w:rFonts w:ascii="Segoe UI" w:eastAsia="Times New Roman" w:hAnsi="Segoe UI" w:cs="Segoe UI"/>
+          <w:sz w:val="15"/>
+          <w:szCs w:val="15"/>
+          <w:lang w:bidi="hi-IN"/>
+        </w:rPr>
+        <w:t>↓</w:t>
+      </w:r>
+    </w:p>
+    <w:p>
+      <w:pPr>
+        <w:spacing w:after="0" w:line="207" w:lineRule="atLeast"/>
+        <w:rPr>
+          <w:rFonts w:ascii="Segoe UI" w:eastAsia="Times New Roman" w:hAnsi="Segoe UI" w:cs="Segoe UI"/>
+          <w:sz w:val="15"/>
+          <w:szCs w:val="15"/>
+          <w:lang w:bidi="hi-IN"/>
+        </w:rPr>
+      </w:pPr>
+      <w:r>
+        <w:rPr>
+          <w:rFonts w:ascii="Segoe UI" w:eastAsia="Times New Roman" w:hAnsi="Segoe UI" w:cs="Segoe UI"/>
+          <w:sz w:val="15"/>
+          <w:szCs w:val="15"/>
+          <w:lang w:bidi="hi-IN"/>
+        </w:rPr>
+        <w:t>Persist Data</w:t>
+      </w:r>
+    </w:p>
+    <w:p>
+      <w:pPr>
+        <w:spacing w:after="0" w:line="207" w:lineRule="atLeast"/>
+        <w:rPr>
+          <w:rFonts w:ascii="Segoe UI" w:eastAsia="Times New Roman" w:hAnsi="Segoe UI" w:cs="Segoe UI"/>
+          <w:sz w:val="15"/>
+          <w:szCs w:val="15"/>
+          <w:lang w:bidi="hi-IN"/>
+        </w:rPr>
+      </w:pPr>
+      <w:r>
+        <w:rPr>
+          <w:rFonts w:ascii="Segoe UI" w:eastAsia="Times New Roman" w:hAnsi="Segoe UI" w:cs="Segoe UI"/>
+          <w:sz w:val="15"/>
+          <w:szCs w:val="15"/>
+          <w:lang w:bidi="hi-IN"/>
+        </w:rPr>
+        <w:t>↓</w:t>
+      </w:r>
+    </w:p>
+    <w:p>
+      <w:pPr>
+        <w:spacing w:after="0" w:line="207" w:lineRule="atLeast"/>
+        <w:rPr>
+          <w:rFonts w:ascii="Segoe UI" w:eastAsia="Times New Roman" w:hAnsi="Segoe UI" w:cs="Segoe UI"/>
+          <w:sz w:val="15"/>
+          <w:szCs w:val="15"/>
+          <w:lang w:bidi="hi-IN"/>
+        </w:rPr>
+      </w:pPr>
+      <w:r>
+        <w:rPr>
+          <w:rFonts w:ascii="Segoe UI" w:eastAsia="Times New Roman" w:hAnsi="Segoe UI" w:cs="Segoe UI"/>
+          <w:sz w:val="15"/>
+          <w:szCs w:val="15"/>
+          <w:lang w:bidi="hi-IN"/>
+        </w:rPr>
+        <w:t>GET</w:t>
+      </w:r>
+    </w:p>
+    <w:p>
+      <w:pPr>
+        <w:spacing w:after="0" w:line="207" w:lineRule="atLeast"/>
+        <w:rPr>
+          <w:rFonts w:ascii="Segoe UI" w:eastAsia="Times New Roman" w:hAnsi="Segoe UI" w:cs="Segoe UI"/>
+          <w:sz w:val="15"/>
+          <w:szCs w:val="15"/>
+          <w:lang w:bidi="hi-IN"/>
+        </w:rPr>
+      </w:pPr>
+      <w:r>
+        <w:rPr>
+          <w:rFonts w:ascii="Segoe UI" w:eastAsia="Times New Roman" w:hAnsi="Segoe UI" w:cs="Segoe UI"/>
+          <w:sz w:val="15"/>
+          <w:szCs w:val="15"/>
+          <w:lang w:bidi="hi-IN"/>
+        </w:rPr>
+        <w:t>↓</w:t>
+      </w:r>
+    </w:p>
+    <w:p>
+      <w:pPr>
+        <w:spacing w:after="0" w:line="207" w:lineRule="atLeast"/>
+        <w:rPr>
+          <w:rFonts w:ascii="Segoe UI" w:eastAsia="Times New Roman" w:hAnsi="Segoe UI" w:cs="Segoe UI"/>
+          <w:sz w:val="15"/>
+          <w:szCs w:val="15"/>
+          <w:lang w:bidi="hi-IN"/>
+        </w:rPr>
+      </w:pPr>
+      <w:r>
+        <w:rPr>
+          <w:rFonts w:ascii="Segoe UI" w:eastAsia="Times New Roman" w:hAnsi="Segoe UI" w:cs="Segoe UI"/>
+          <w:sz w:val="15"/>
+          <w:szCs w:val="15"/>
+          <w:lang w:bidi="hi-IN"/>
+        </w:rPr>
+        <w:t>Verify Data</w:t>
+      </w:r>
+    </w:p>
+    <w:p>
+      <w:pPr>
+        <w:spacing w:after="0" w:line="207" w:lineRule="atLeast"/>
+        <w:rPr>
+          <w:rFonts w:ascii="Segoe UI" w:eastAsia="Times New Roman" w:hAnsi="Segoe UI" w:cs="Segoe UI"/>
+          <w:sz w:val="15"/>
+          <w:szCs w:val="15"/>
+          <w:lang w:bidi="hi-IN"/>
+        </w:rPr>
+      </w:pPr>
+      <w:r>
+        <w:rPr>
+          <w:rFonts w:ascii="Segoe UI" w:eastAsia="Times New Roman" w:hAnsi="Segoe UI" w:cs="Segoe UI"/>
+          <w:sz w:val="15"/>
+          <w:szCs w:val="15"/>
+          <w:lang w:bidi="hi-IN"/>
+        </w:rPr>
+        <w:t>↓</w:t>
+      </w:r>
+    </w:p>
+    <w:p>
+      <w:pPr>
+        <w:spacing w:after="0" w:line="207" w:lineRule="atLeast"/>
+        <w:rPr>
+          <w:rFonts w:ascii="Segoe UI" w:eastAsia="Times New Roman" w:hAnsi="Segoe UI" w:cs="Segoe UI"/>
+          <w:sz w:val="15"/>
+          <w:szCs w:val="15"/>
+          <w:lang w:bidi="hi-IN"/>
+        </w:rPr>
+      </w:pPr>
+      <w:r>
+        <w:rPr>
+          <w:rFonts w:ascii="Segoe UI" w:eastAsia="Times New Roman" w:hAnsi="Segoe UI" w:cs="Segoe UI"/>
+          <w:sz w:val="15"/>
+          <w:szCs w:val="15"/>
+          <w:lang w:bidi="hi-IN"/>
+        </w:rPr>
+        <w:t>Validation Complete</w:t>
+      </w:r>
+    </w:p>
+    <w:p>
+      <w:pPr>
+        <w:spacing w:after="0" w:line="207" w:lineRule="atLeast"/>
+        <w:rPr>
+          <w:rFonts w:ascii="Segoe UI" w:eastAsia="Times New Roman" w:hAnsi="Segoe UI" w:cs="Segoe UI"/>
+          <w:sz w:val="15"/>
+          <w:szCs w:val="15"/>
+          <w:lang w:bidi="hi-IN"/>
+        </w:rPr>
+      </w:pPr>
+      <w:r>
+        <w:rPr>
+          <w:rFonts w:ascii="Segoe UI" w:eastAsia="Times New Roman" w:hAnsi="Segoe UI" w:cs="Segoe UI"/>
+          <w:sz w:val="15"/>
+          <w:szCs w:val="15"/>
+          <w:lang w:bidi="hi-IN"/>
+        </w:rPr>
+        <w:pict>
+          <v:rect id="_x0000_i1100" style="width:0;height:1.5pt" o:hralign="center" o:hrstd="t" o:hr="t" fillcolor="#a0a0a0" stroked="f"/>
+        </w:pict>
+      </w:r>
+    </w:p>
+    <w:p>
+      <w:pPr>
+        <w:spacing w:before="100" w:beforeAutospacing="1" w:after="100" w:afterAutospacing="1" w:line="207" w:lineRule="atLeast"/>
+        <w:outlineLvl w:val="2"/>
+        <w:rPr>
+          <w:rFonts w:ascii="Segoe UI" w:eastAsia="Times New Roman" w:hAnsi="Segoe UI" w:cs="Segoe UI"/>
+          <w:b/>
+          <w:bCs/>
+          <w:sz w:val="27"/>
+          <w:szCs w:val="27"/>
+          <w:lang w:bidi="hi-IN"/>
+        </w:rPr>
+      </w:pPr>
+      <w:r>
+        <w:rPr>
+          <w:rFonts w:ascii="Segoe UI" w:eastAsia="Times New Roman" w:hAnsi="Segoe UI" w:cs="Segoe UI"/>
+          <w:b/>
+          <w:bCs/>
+          <w:sz w:val="27"/>
+          <w:szCs w:val="27"/>
+          <w:lang w:bidi="hi-IN"/>
+        </w:rPr>
+        <w:t>Configuration Learning</w:t>
+      </w:r>
+    </w:p>
+    <w:p>
+      <w:pPr>
+        <w:spacing w:before="100" w:beforeAutospacing="1" w:after="100" w:afterAutospacing="1" w:line="207" w:lineRule="atLeast"/>
+        <w:rPr>
+          <w:rFonts w:ascii="Segoe UI" w:eastAsia="Times New Roman" w:hAnsi="Segoe UI" w:cs="Segoe UI"/>
+          <w:sz w:val="15"/>
+          <w:szCs w:val="15"/>
+          <w:lang w:bidi="hi-IN"/>
+        </w:rPr>
+      </w:pPr>
+      <w:r>
+        <w:rPr>
+          <w:rFonts w:ascii="Segoe UI" w:eastAsia="Times New Roman" w:hAnsi="Segoe UI" w:cs="Segoe UI"/>
+          <w:sz w:val="15"/>
+          <w:szCs w:val="15"/>
+          <w:lang w:bidi="hi-IN"/>
+        </w:rPr>
+        <w:t>Framework Configuration:</w:t>
+      </w:r>
+    </w:p>
+    <w:p>
+      <w:pPr>
+        <w:spacing w:after="0" w:line="207" w:lineRule="atLeast"/>
+        <w:rPr>
+          <w:rFonts w:ascii="Segoe UI" w:eastAsia="Times New Roman" w:hAnsi="Segoe UI" w:cs="Segoe UI"/>
+          <w:sz w:val="15"/>
+          <w:szCs w:val="15"/>
+          <w:lang w:bidi="hi-IN"/>
+        </w:rPr>
+      </w:pPr>
+      <w:proofErr w:type="spellStart"/>
+      <w:r>
+        <w:rPr>
+          <w:rFonts w:ascii="Segoe UI" w:eastAsia="Times New Roman" w:hAnsi="Segoe UI" w:cs="Segoe UI"/>
+          <w:sz w:val="15"/>
+          <w:szCs w:val="15"/>
+          <w:lang w:bidi="hi-IN"/>
+        </w:rPr>
+        <w:t>config.properties</w:t>
+      </w:r>
+      <w:proofErr w:type="spellEnd"/>
+    </w:p>
+    <w:p>
+      <w:pPr>
+        <w:spacing w:after="0" w:line="207" w:lineRule="atLeast"/>
+        <w:rPr>
+          <w:rFonts w:ascii="Segoe UI" w:eastAsia="Times New Roman" w:hAnsi="Segoe UI" w:cs="Segoe UI"/>
+          <w:sz w:val="15"/>
+          <w:szCs w:val="15"/>
+          <w:lang w:bidi="hi-IN"/>
+        </w:rPr>
+      </w:pPr>
+      <w:proofErr w:type="spellStart"/>
+      <w:proofErr w:type="gramStart"/>
+      <w:r>
+        <w:rPr>
+          <w:rFonts w:ascii="Segoe UI" w:eastAsia="Times New Roman" w:hAnsi="Segoe UI" w:cs="Segoe UI"/>
+          <w:sz w:val="15"/>
+          <w:szCs w:val="15"/>
+          <w:lang w:bidi="hi-IN"/>
+        </w:rPr>
+        <w:t>env</w:t>
+      </w:r>
+      <w:proofErr w:type="spellEnd"/>
+      <w:proofErr w:type="gramEnd"/>
+    </w:p>
+    <w:p>
+      <w:pPr>
+        <w:spacing w:after="0" w:line="207" w:lineRule="atLeast"/>
+        <w:rPr>
+          <w:rFonts w:ascii="Segoe UI" w:eastAsia="Times New Roman" w:hAnsi="Segoe UI" w:cs="Segoe UI"/>
+          <w:sz w:val="15"/>
+          <w:szCs w:val="15"/>
+          <w:lang w:bidi="hi-IN"/>
+        </w:rPr>
+      </w:pPr>
+      <w:proofErr w:type="spellStart"/>
+      <w:proofErr w:type="gramStart"/>
+      <w:r>
+        <w:rPr>
+          <w:rFonts w:ascii="Segoe UI" w:eastAsia="Times New Roman" w:hAnsi="Segoe UI" w:cs="Segoe UI"/>
+          <w:sz w:val="15"/>
+          <w:szCs w:val="15"/>
+          <w:lang w:bidi="hi-IN"/>
+        </w:rPr>
+        <w:t>executionMode</w:t>
+      </w:r>
+      <w:proofErr w:type="spellEnd"/>
+      <w:proofErr w:type="gramEnd"/>
+    </w:p>
+    <w:p>
+      <w:pPr>
+        <w:spacing w:before="100" w:beforeAutospacing="1" w:after="100" w:afterAutospacing="1" w:line="207" w:lineRule="atLeast"/>
+        <w:rPr>
+          <w:rFonts w:ascii="Segoe UI" w:eastAsia="Times New Roman" w:hAnsi="Segoe UI" w:cs="Segoe UI"/>
+          <w:sz w:val="15"/>
+          <w:szCs w:val="15"/>
+          <w:lang w:bidi="hi-IN"/>
+        </w:rPr>
+      </w:pPr>
+      <w:r>
+        <w:rPr>
+          <w:rFonts w:ascii="Segoe UI" w:eastAsia="Times New Roman" w:hAnsi="Segoe UI" w:cs="Segoe UI"/>
+          <w:sz w:val="15"/>
+          <w:szCs w:val="15"/>
+          <w:lang w:bidi="hi-IN"/>
+        </w:rPr>
+        <w:t>Environment Configuration:</w:t>
+      </w:r>
+    </w:p>
+    <w:p>
+      <w:pPr>
+        <w:spacing w:after="0" w:line="207" w:lineRule="atLeast"/>
+        <w:rPr>
+          <w:rFonts w:ascii="Segoe UI" w:eastAsia="Times New Roman" w:hAnsi="Segoe UI" w:cs="Segoe UI"/>
+          <w:sz w:val="15"/>
+          <w:szCs w:val="15"/>
+          <w:lang w:bidi="hi-IN"/>
+        </w:rPr>
+      </w:pPr>
+      <w:proofErr w:type="spellStart"/>
+      <w:r>
+        <w:rPr>
+          <w:rFonts w:ascii="Segoe UI" w:eastAsia="Times New Roman" w:hAnsi="Segoe UI" w:cs="Segoe UI"/>
+          <w:sz w:val="15"/>
+          <w:szCs w:val="15"/>
+          <w:lang w:bidi="hi-IN"/>
+        </w:rPr>
+        <w:t>qa.properties</w:t>
+      </w:r>
+      <w:proofErr w:type="spellEnd"/>
+    </w:p>
+    <w:p>
+      <w:pPr>
+        <w:spacing w:after="0" w:line="207" w:lineRule="atLeast"/>
+        <w:rPr>
+          <w:rFonts w:ascii="Segoe UI" w:eastAsia="Times New Roman" w:hAnsi="Segoe UI" w:cs="Segoe UI"/>
+          <w:sz w:val="15"/>
+          <w:szCs w:val="15"/>
+          <w:lang w:bidi="hi-IN"/>
+        </w:rPr>
+      </w:pPr>
+      <w:proofErr w:type="spellStart"/>
+      <w:proofErr w:type="gramStart"/>
+      <w:r>
+        <w:rPr>
+          <w:rFonts w:ascii="Segoe UI" w:eastAsia="Times New Roman" w:hAnsi="Segoe UI" w:cs="Segoe UI"/>
+          <w:sz w:val="15"/>
+          <w:szCs w:val="15"/>
+          <w:lang w:bidi="hi-IN"/>
+        </w:rPr>
+        <w:t>url</w:t>
+      </w:r>
+      <w:proofErr w:type="spellEnd"/>
+      <w:proofErr w:type="gramEnd"/>
+    </w:p>
+    <w:p>
+      <w:pPr>
+        <w:spacing w:after="0" w:line="207" w:lineRule="atLeast"/>
+        <w:rPr>
+          <w:rFonts w:ascii="Segoe UI" w:eastAsia="Times New Roman" w:hAnsi="Segoe UI" w:cs="Segoe UI"/>
+          <w:sz w:val="15"/>
+          <w:szCs w:val="15"/>
+          <w:lang w:bidi="hi-IN"/>
+        </w:rPr>
+      </w:pPr>
+      <w:proofErr w:type="spellStart"/>
+      <w:proofErr w:type="gramStart"/>
+      <w:r>
+        <w:rPr>
+          <w:rFonts w:ascii="Segoe UI" w:eastAsia="Times New Roman" w:hAnsi="Segoe UI" w:cs="Segoe UI"/>
+          <w:sz w:val="15"/>
+          <w:szCs w:val="15"/>
+          <w:lang w:bidi="hi-IN"/>
+        </w:rPr>
+        <w:t>baseApiUrl</w:t>
+      </w:r>
+      <w:proofErr w:type="spellEnd"/>
+      <w:proofErr w:type="gramEnd"/>
+    </w:p>
+    <w:p>
+      <w:pPr>
+        <w:spacing w:before="100" w:beforeAutospacing="1" w:after="100" w:afterAutospacing="1" w:line="207" w:lineRule="atLeast"/>
+        <w:rPr>
+          <w:rFonts w:ascii="Segoe UI" w:eastAsia="Times New Roman" w:hAnsi="Segoe UI" w:cs="Segoe UI"/>
+          <w:sz w:val="15"/>
+          <w:szCs w:val="15"/>
+          <w:lang w:bidi="hi-IN"/>
+        </w:rPr>
+      </w:pPr>
+      <w:r>
+        <w:rPr>
+          <w:rFonts w:ascii="Segoe UI" w:eastAsia="Times New Roman" w:hAnsi="Segoe UI" w:cs="Segoe UI"/>
+          <w:sz w:val="15"/>
+          <w:szCs w:val="15"/>
+          <w:lang w:bidi="hi-IN"/>
+        </w:rPr>
+        <w:t>Learning:</w:t>
+      </w:r>
+    </w:p>
+    <w:p>
+      <w:pPr>
+        <w:spacing w:before="100" w:beforeAutospacing="1" w:after="100" w:afterAutospacing="1" w:line="207" w:lineRule="atLeast"/>
+        <w:rPr>
+          <w:rFonts w:ascii="Segoe UI" w:eastAsia="Times New Roman" w:hAnsi="Segoe UI" w:cs="Segoe UI"/>
+          <w:sz w:val="15"/>
+          <w:szCs w:val="15"/>
+          <w:lang w:bidi="hi-IN"/>
+        </w:rPr>
+      </w:pPr>
+      <w:r>
+        <w:rPr>
+          <w:rFonts w:ascii="Segoe UI" w:eastAsia="Times New Roman" w:hAnsi="Segoe UI" w:cs="Segoe UI"/>
+          <w:sz w:val="15"/>
+          <w:szCs w:val="15"/>
+          <w:lang w:bidi="hi-IN"/>
+        </w:rPr>
+        <w:t>Environment-specific URLs should be stored in environment-specific property files.</w:t>
+      </w:r>
+    </w:p>
+    <w:p>
+      <w:pPr>
+        <w:spacing w:after="0" w:line="207" w:lineRule="atLeast"/>
+        <w:rPr>
+          <w:rFonts w:ascii="Segoe UI" w:eastAsia="Times New Roman" w:hAnsi="Segoe UI" w:cs="Segoe UI"/>
+          <w:sz w:val="15"/>
+          <w:szCs w:val="15"/>
+          <w:lang w:bidi="hi-IN"/>
+        </w:rPr>
+      </w:pPr>
+      <w:r>
+        <w:rPr>
+          <w:rFonts w:ascii="Segoe UI" w:eastAsia="Times New Roman" w:hAnsi="Segoe UI" w:cs="Segoe UI"/>
+          <w:sz w:val="15"/>
+          <w:szCs w:val="15"/>
+          <w:lang w:bidi="hi-IN"/>
+        </w:rPr>
+        <w:pict>
+          <v:rect id="_x0000_i1101" style="width:0;height:1.5pt" o:hralign="center" o:hrstd="t" o:hr="t" fillcolor="#a0a0a0" stroked="f"/>
+        </w:pict>
+      </w:r>
+    </w:p>
+    <w:p>
+      <w:pPr>
+        <w:spacing w:before="100" w:beforeAutospacing="1" w:after="100" w:afterAutospacing="1" w:line="207" w:lineRule="atLeast"/>
+        <w:outlineLvl w:val="2"/>
+        <w:rPr>
+          <w:rFonts w:ascii="Segoe UI" w:eastAsia="Times New Roman" w:hAnsi="Segoe UI" w:cs="Segoe UI"/>
+          <w:b/>
+          <w:bCs/>
+          <w:sz w:val="27"/>
+          <w:szCs w:val="27"/>
+          <w:lang w:bidi="hi-IN"/>
+        </w:rPr>
+      </w:pPr>
+      <w:r>
+        <w:rPr>
+          <w:rFonts w:ascii="Segoe UI" w:eastAsia="Times New Roman" w:hAnsi="Segoe UI" w:cs="Segoe UI"/>
+          <w:b/>
+          <w:bCs/>
+          <w:sz w:val="27"/>
+          <w:szCs w:val="27"/>
+          <w:lang w:bidi="hi-IN"/>
+        </w:rPr>
+        <w:t>Debugging Learning</w:t>
+      </w:r>
+    </w:p>
+    <w:p>
+      <w:pPr>
+        <w:spacing w:before="100" w:beforeAutospacing="1" w:after="100" w:afterAutospacing="1" w:line="207" w:lineRule="atLeast"/>
+        <w:rPr>
+          <w:rFonts w:ascii="Segoe UI" w:eastAsia="Times New Roman" w:hAnsi="Segoe UI" w:cs="Segoe UI"/>
+          <w:sz w:val="15"/>
+          <w:szCs w:val="15"/>
+          <w:lang w:bidi="hi-IN"/>
+        </w:rPr>
+      </w:pPr>
+      <w:r>
+        <w:rPr>
+          <w:rFonts w:ascii="Segoe UI" w:eastAsia="Times New Roman" w:hAnsi="Segoe UI" w:cs="Segoe UI"/>
+          <w:sz w:val="15"/>
+          <w:szCs w:val="15"/>
+          <w:lang w:bidi="hi-IN"/>
+        </w:rPr>
+        <w:t>Issue Faced:</w:t>
+      </w:r>
+    </w:p>
+    <w:p>
+      <w:pPr>
+        <w:spacing w:after="0" w:line="207" w:lineRule="atLeast"/>
+        <w:rPr>
+          <w:rFonts w:ascii="Segoe UI" w:eastAsia="Times New Roman" w:hAnsi="Segoe UI" w:cs="Segoe UI"/>
+          <w:sz w:val="15"/>
+          <w:szCs w:val="15"/>
+          <w:lang w:bidi="hi-IN"/>
+        </w:rPr>
+      </w:pPr>
+      <w:r>
+        <w:rPr>
+          <w:rFonts w:ascii="Segoe UI" w:eastAsia="Times New Roman" w:hAnsi="Segoe UI" w:cs="Segoe UI"/>
+          <w:sz w:val="15"/>
+          <w:szCs w:val="15"/>
+          <w:lang w:bidi="hi-IN"/>
+        </w:rPr>
+        <w:t>Missing required property</w:t>
+      </w:r>
+    </w:p>
+    <w:p>
+      <w:pPr>
+        <w:spacing w:after="0" w:line="207" w:lineRule="atLeast"/>
+        <w:rPr>
+          <w:rFonts w:ascii="Segoe UI" w:eastAsia="Times New Roman" w:hAnsi="Segoe UI" w:cs="Segoe UI"/>
+          <w:sz w:val="15"/>
+          <w:szCs w:val="15"/>
+          <w:lang w:bidi="hi-IN"/>
+        </w:rPr>
+      </w:pPr>
+      <w:r>
+        <w:rPr>
+          <w:rFonts w:ascii="Segoe UI" w:eastAsia="Times New Roman" w:hAnsi="Segoe UI" w:cs="Segoe UI"/>
+          <w:sz w:val="15"/>
+          <w:szCs w:val="15"/>
+          <w:lang w:bidi="hi-IN"/>
+        </w:rPr>
+        <w:t>'</w:t>
+      </w:r>
+      <w:proofErr w:type="spellStart"/>
+      <w:proofErr w:type="gramStart"/>
+      <w:r>
+        <w:rPr>
+          <w:rFonts w:ascii="Segoe UI" w:eastAsia="Times New Roman" w:hAnsi="Segoe UI" w:cs="Segoe UI"/>
+          <w:sz w:val="15"/>
+          <w:szCs w:val="15"/>
+          <w:lang w:bidi="hi-IN"/>
+        </w:rPr>
+        <w:t>baseApiUrl</w:t>
+      </w:r>
+      <w:proofErr w:type="spellEnd"/>
+      <w:proofErr w:type="gramEnd"/>
+      <w:r>
+        <w:rPr>
+          <w:rFonts w:ascii="Segoe UI" w:eastAsia="Times New Roman" w:hAnsi="Segoe UI" w:cs="Segoe UI"/>
+          <w:sz w:val="15"/>
+          <w:szCs w:val="15"/>
+          <w:lang w:bidi="hi-IN"/>
+        </w:rPr>
+        <w:t>'</w:t>
+      </w:r>
+    </w:p>
+    <w:p>
+      <w:pPr>
+        <w:spacing w:before="100" w:beforeAutospacing="1" w:after="100" w:afterAutospacing="1" w:line="207" w:lineRule="atLeast"/>
+        <w:rPr>
+          <w:rFonts w:ascii="Segoe UI" w:eastAsia="Times New Roman" w:hAnsi="Segoe UI" w:cs="Segoe UI"/>
+          <w:sz w:val="15"/>
+          <w:szCs w:val="15"/>
+          <w:lang w:bidi="hi-IN"/>
+        </w:rPr>
+      </w:pPr>
+      <w:r>
+        <w:rPr>
+          <w:rFonts w:ascii="Segoe UI" w:eastAsia="Times New Roman" w:hAnsi="Segoe UI" w:cs="Segoe UI"/>
+          <w:sz w:val="15"/>
+          <w:szCs w:val="15"/>
+          <w:lang w:bidi="hi-IN"/>
+        </w:rPr>
+        <w:t>Root Cause Analysis:</w:t>
+      </w:r>
+    </w:p>
+    <w:p>
+      <w:pPr>
+        <w:spacing w:after="0" w:line="207" w:lineRule="atLeast"/>
+        <w:rPr>
+          <w:rFonts w:ascii="Segoe UI" w:eastAsia="Times New Roman" w:hAnsi="Segoe UI" w:cs="Segoe UI"/>
+          <w:sz w:val="15"/>
+          <w:szCs w:val="15"/>
+          <w:lang w:bidi="hi-IN"/>
+        </w:rPr>
+      </w:pPr>
+      <w:r>
+        <w:rPr>
+          <w:rFonts w:ascii="Segoe UI" w:eastAsia="Times New Roman" w:hAnsi="Segoe UI" w:cs="Segoe UI"/>
+          <w:sz w:val="15"/>
+          <w:szCs w:val="15"/>
+          <w:lang w:bidi="hi-IN"/>
+        </w:rPr>
+        <w:t>Test</w:t>
+      </w:r>
+    </w:p>
+    <w:p>
+      <w:pPr>
+        <w:spacing w:after="0" w:line="207" w:lineRule="atLeast"/>
+        <w:rPr>
+          <w:rFonts w:ascii="Segoe UI" w:eastAsia="Times New Roman" w:hAnsi="Segoe UI" w:cs="Segoe UI"/>
+          <w:sz w:val="15"/>
+          <w:szCs w:val="15"/>
+          <w:lang w:bidi="hi-IN"/>
+        </w:rPr>
+      </w:pPr>
+      <w:r>
+        <w:rPr>
+          <w:rFonts w:ascii="Segoe UI" w:eastAsia="Times New Roman" w:hAnsi="Segoe UI" w:cs="Segoe UI"/>
+          <w:sz w:val="15"/>
+          <w:szCs w:val="15"/>
+          <w:lang w:bidi="hi-IN"/>
+        </w:rPr>
+        <w:t>↓</w:t>
+      </w:r>
+    </w:p>
+    <w:p>
+      <w:pPr>
+        <w:spacing w:after="0" w:line="207" w:lineRule="atLeast"/>
+        <w:rPr>
+          <w:rFonts w:ascii="Segoe UI" w:eastAsia="Times New Roman" w:hAnsi="Segoe UI" w:cs="Segoe UI"/>
+          <w:sz w:val="15"/>
+          <w:szCs w:val="15"/>
+          <w:lang w:bidi="hi-IN"/>
+        </w:rPr>
+      </w:pPr>
+      <w:proofErr w:type="spellStart"/>
+      <w:r>
+        <w:rPr>
+          <w:rFonts w:ascii="Segoe UI" w:eastAsia="Times New Roman" w:hAnsi="Segoe UI" w:cs="Segoe UI"/>
+          <w:sz w:val="15"/>
+          <w:szCs w:val="15"/>
+          <w:lang w:bidi="hi-IN"/>
+        </w:rPr>
+        <w:t>ApiClient</w:t>
+      </w:r>
+      <w:proofErr w:type="spellEnd"/>
+    </w:p>
+    <w:p>
+      <w:pPr>
+        <w:spacing w:after="0" w:line="207" w:lineRule="atLeast"/>
+        <w:rPr>
+          <w:rFonts w:ascii="Segoe UI" w:eastAsia="Times New Roman" w:hAnsi="Segoe UI" w:cs="Segoe UI"/>
+          <w:sz w:val="15"/>
+          <w:szCs w:val="15"/>
+          <w:lang w:bidi="hi-IN"/>
+        </w:rPr>
+      </w:pPr>
+      <w:r>
+        <w:rPr>
+          <w:rFonts w:ascii="Segoe UI" w:eastAsia="Times New Roman" w:hAnsi="Segoe UI" w:cs="Segoe UI"/>
+          <w:sz w:val="15"/>
+          <w:szCs w:val="15"/>
+          <w:lang w:bidi="hi-IN"/>
+        </w:rPr>
+        <w:t>↓</w:t>
+      </w:r>
+    </w:p>
+    <w:p>
+      <w:pPr>
+        <w:spacing w:after="0" w:line="207" w:lineRule="atLeast"/>
+        <w:rPr>
+          <w:rFonts w:ascii="Segoe UI" w:eastAsia="Times New Roman" w:hAnsi="Segoe UI" w:cs="Segoe UI"/>
+          <w:sz w:val="15"/>
+          <w:szCs w:val="15"/>
+          <w:lang w:bidi="hi-IN"/>
+        </w:rPr>
+      </w:pPr>
+      <w:proofErr w:type="spellStart"/>
+      <w:r>
+        <w:rPr>
+          <w:rFonts w:ascii="Segoe UI" w:eastAsia="Times New Roman" w:hAnsi="Segoe UI" w:cs="Segoe UI"/>
+          <w:sz w:val="15"/>
+          <w:szCs w:val="15"/>
+          <w:lang w:bidi="hi-IN"/>
+        </w:rPr>
+        <w:t>ApiUtils</w:t>
+      </w:r>
+      <w:proofErr w:type="spellEnd"/>
+    </w:p>
+    <w:p>
+      <w:pPr>
+        <w:spacing w:after="0" w:line="207" w:lineRule="atLeast"/>
+        <w:rPr>
+          <w:rFonts w:ascii="Segoe UI" w:eastAsia="Times New Roman" w:hAnsi="Segoe UI" w:cs="Segoe UI"/>
+          <w:sz w:val="15"/>
+          <w:szCs w:val="15"/>
+          <w:lang w:bidi="hi-IN"/>
+        </w:rPr>
+      </w:pPr>
+      <w:r>
+        <w:rPr>
+          <w:rFonts w:ascii="Segoe UI" w:eastAsia="Times New Roman" w:hAnsi="Segoe UI" w:cs="Segoe UI"/>
+          <w:sz w:val="15"/>
+          <w:szCs w:val="15"/>
+          <w:lang w:bidi="hi-IN"/>
+        </w:rPr>
+        <w:t>↓</w:t>
+      </w:r>
+    </w:p>
+    <w:p>
+      <w:pPr>
+        <w:spacing w:after="0" w:line="207" w:lineRule="atLeast"/>
+        <w:rPr>
+          <w:rFonts w:ascii="Segoe UI" w:eastAsia="Times New Roman" w:hAnsi="Segoe UI" w:cs="Segoe UI"/>
+          <w:sz w:val="15"/>
+          <w:szCs w:val="15"/>
+          <w:lang w:bidi="hi-IN"/>
+        </w:rPr>
+      </w:pPr>
+      <w:proofErr w:type="spellStart"/>
+      <w:r>
+        <w:rPr>
+          <w:rFonts w:ascii="Segoe UI" w:eastAsia="Times New Roman" w:hAnsi="Segoe UI" w:cs="Segoe UI"/>
+          <w:sz w:val="15"/>
+          <w:szCs w:val="15"/>
+          <w:lang w:bidi="hi-IN"/>
+        </w:rPr>
+        <w:t>ConfigReader</w:t>
+      </w:r>
+      <w:proofErr w:type="spellEnd"/>
+    </w:p>
+    <w:p>
+      <w:pPr>
+        <w:spacing w:before="100" w:beforeAutospacing="1" w:after="100" w:afterAutospacing="1" w:line="207" w:lineRule="atLeast"/>
+        <w:rPr>
+          <w:rFonts w:ascii="Segoe UI" w:eastAsia="Times New Roman" w:hAnsi="Segoe UI" w:cs="Segoe UI"/>
+          <w:sz w:val="15"/>
+          <w:szCs w:val="15"/>
+          <w:lang w:bidi="hi-IN"/>
+        </w:rPr>
+      </w:pPr>
+      <w:r>
+        <w:rPr>
+          <w:rFonts w:ascii="Segoe UI" w:eastAsia="Times New Roman" w:hAnsi="Segoe UI" w:cs="Segoe UI"/>
+          <w:sz w:val="15"/>
+          <w:szCs w:val="15"/>
+          <w:lang w:bidi="hi-IN"/>
+        </w:rPr>
+        <w:lastRenderedPageBreak/>
+        <w:t>Learning:</w:t>
+      </w:r>
+    </w:p>
+    <w:p>
+      <w:pPr>
+        <w:spacing w:before="100" w:beforeAutospacing="1" w:after="100" w:afterAutospacing="1" w:line="207" w:lineRule="atLeast"/>
+        <w:rPr>
+          <w:rFonts w:ascii="Segoe UI" w:eastAsia="Times New Roman" w:hAnsi="Segoe UI" w:cs="Segoe UI"/>
+          <w:sz w:val="15"/>
+          <w:szCs w:val="15"/>
+          <w:lang w:bidi="hi-IN"/>
+        </w:rPr>
+      </w:pPr>
+      <w:r>
+        <w:rPr>
+          <w:rFonts w:ascii="Segoe UI" w:eastAsia="Times New Roman" w:hAnsi="Segoe UI" w:cs="Segoe UI"/>
+          <w:sz w:val="15"/>
+          <w:szCs w:val="15"/>
+          <w:lang w:bidi="hi-IN"/>
+        </w:rPr>
+        <w:t>Always follow stack traces and trace execution flow layer by layer rather than assuming the root cause from the exception message.</w:t>
+      </w:r>
+    </w:p>
+    <w:p>
+      <w:pPr>
+        <w:spacing w:after="0" w:line="207" w:lineRule="atLeast"/>
+        <w:rPr>
+          <w:rFonts w:ascii="Segoe UI" w:eastAsia="Times New Roman" w:hAnsi="Segoe UI" w:cs="Segoe UI"/>
+          <w:sz w:val="15"/>
+          <w:szCs w:val="15"/>
+          <w:lang w:bidi="hi-IN"/>
+        </w:rPr>
+      </w:pPr>
+      <w:r>
+        <w:rPr>
+          <w:rFonts w:ascii="Segoe UI" w:eastAsia="Times New Roman" w:hAnsi="Segoe UI" w:cs="Segoe UI"/>
+          <w:sz w:val="15"/>
+          <w:szCs w:val="15"/>
+          <w:lang w:bidi="hi-IN"/>
+        </w:rPr>
+        <w:pict>
+          <v:rect id="_x0000_i1102" style="width:0;height:1.5pt" o:hralign="center" o:hrstd="t" o:hr="t" fillcolor="#a0a0a0" stroked="f"/>
+        </w:pict>
+      </w:r>
+    </w:p>
+    <w:p>
+      <w:pPr>
+        <w:spacing w:before="100" w:beforeAutospacing="1" w:after="100" w:afterAutospacing="1" w:line="207" w:lineRule="atLeast"/>
+        <w:outlineLvl w:val="2"/>
+        <w:rPr>
+          <w:rFonts w:ascii="Segoe UI" w:eastAsia="Times New Roman" w:hAnsi="Segoe UI" w:cs="Segoe UI"/>
+          <w:b/>
+          <w:bCs/>
+          <w:sz w:val="27"/>
+          <w:szCs w:val="27"/>
+          <w:lang w:bidi="hi-IN"/>
+        </w:rPr>
+      </w:pPr>
+      <w:r>
+        <w:rPr>
+          <w:rFonts w:ascii="Segoe UI" w:eastAsia="Times New Roman" w:hAnsi="Segoe UI" w:cs="Segoe UI"/>
+          <w:b/>
+          <w:bCs/>
+          <w:sz w:val="27"/>
+          <w:szCs w:val="27"/>
+          <w:lang w:bidi="hi-IN"/>
+        </w:rPr>
+        <w:t>Interview Questions</w:t>
+      </w:r>
+    </w:p>
+    <w:p>
+      <w:pPr>
+        <w:spacing w:before="100" w:beforeAutospacing="1" w:after="100" w:afterAutospacing="1" w:line="207" w:lineRule="atLeast"/>
+        <w:outlineLvl w:val="2"/>
+        <w:rPr>
+          <w:rFonts w:ascii="Segoe UI" w:eastAsia="Times New Roman" w:hAnsi="Segoe UI" w:cs="Segoe UI"/>
+          <w:b/>
+          <w:bCs/>
+          <w:sz w:val="27"/>
+          <w:szCs w:val="27"/>
+          <w:lang w:bidi="hi-IN"/>
+        </w:rPr>
+      </w:pPr>
+      <w:r>
+        <w:rPr>
+          <w:rFonts w:ascii="Segoe UI" w:eastAsia="Times New Roman" w:hAnsi="Segoe UI" w:cs="Segoe UI"/>
+          <w:b/>
+          <w:bCs/>
+          <w:sz w:val="27"/>
+          <w:szCs w:val="27"/>
+          <w:lang w:bidi="hi-IN"/>
+        </w:rPr>
+        <w:t>Why use JSON Server?</w:t>
+      </w:r>
+    </w:p>
+    <w:p>
+      <w:pPr>
+        <w:spacing w:before="100" w:beforeAutospacing="1" w:after="100" w:afterAutospacing="1" w:line="207" w:lineRule="atLeast"/>
+        <w:rPr>
+          <w:rFonts w:ascii="Segoe UI" w:eastAsia="Times New Roman" w:hAnsi="Segoe UI" w:cs="Segoe UI"/>
+          <w:sz w:val="15"/>
+          <w:szCs w:val="15"/>
+          <w:lang w:bidi="hi-IN"/>
+        </w:rPr>
+      </w:pPr>
+      <w:r>
+        <w:rPr>
+          <w:rFonts w:ascii="Segoe UI" w:eastAsia="Times New Roman" w:hAnsi="Segoe UI" w:cs="Segoe UI"/>
+          <w:sz w:val="15"/>
+          <w:szCs w:val="15"/>
+          <w:lang w:bidi="hi-IN"/>
+        </w:rPr>
+        <w:t>JSON Server provides persistent CRUD operations and allows real resource lifecycle validation unlike mock APIs.</w:t>
+      </w:r>
+    </w:p>
+    <w:p>
+      <w:pPr>
+        <w:spacing w:before="100" w:beforeAutospacing="1" w:after="100" w:afterAutospacing="1" w:line="207" w:lineRule="atLeast"/>
+        <w:outlineLvl w:val="2"/>
+        <w:rPr>
+          <w:rFonts w:ascii="Segoe UI" w:eastAsia="Times New Roman" w:hAnsi="Segoe UI" w:cs="Segoe UI"/>
+          <w:b/>
+          <w:bCs/>
+          <w:sz w:val="27"/>
+          <w:szCs w:val="27"/>
+          <w:lang w:bidi="hi-IN"/>
+        </w:rPr>
+      </w:pPr>
+      <w:r>
+        <w:rPr>
+          <w:rFonts w:ascii="Segoe UI" w:eastAsia="Times New Roman" w:hAnsi="Segoe UI" w:cs="Segoe UI"/>
+          <w:b/>
+          <w:bCs/>
+          <w:sz w:val="27"/>
+          <w:szCs w:val="27"/>
+          <w:lang w:bidi="hi-IN"/>
+        </w:rPr>
+        <w:t>What is Persistence Validation?</w:t>
+      </w:r>
+    </w:p>
+    <w:p>
+      <w:pPr>
+        <w:spacing w:before="100" w:beforeAutospacing="1" w:after="100" w:afterAutospacing="1" w:line="207" w:lineRule="atLeast"/>
+        <w:rPr>
+          <w:rFonts w:ascii="Segoe UI" w:eastAsia="Times New Roman" w:hAnsi="Segoe UI" w:cs="Segoe UI"/>
+          <w:sz w:val="15"/>
+          <w:szCs w:val="15"/>
+          <w:lang w:bidi="hi-IN"/>
+        </w:rPr>
+      </w:pPr>
+      <w:r>
+        <w:rPr>
+          <w:rFonts w:ascii="Segoe UI" w:eastAsia="Times New Roman" w:hAnsi="Segoe UI" w:cs="Segoe UI"/>
+          <w:sz w:val="15"/>
+          <w:szCs w:val="15"/>
+          <w:lang w:bidi="hi-IN"/>
+        </w:rPr>
+        <w:t>Persistence validation verifies that a resource is actually stored and can be retrieved after creation.</w:t>
+      </w:r>
+    </w:p>
+    <w:p>
+      <w:pPr>
+        <w:spacing w:before="100" w:beforeAutospacing="1" w:after="100" w:afterAutospacing="1" w:line="207" w:lineRule="atLeast"/>
+        <w:outlineLvl w:val="2"/>
+        <w:rPr>
+          <w:rFonts w:ascii="Segoe UI" w:eastAsia="Times New Roman" w:hAnsi="Segoe UI" w:cs="Segoe UI"/>
+          <w:b/>
+          <w:bCs/>
+          <w:sz w:val="27"/>
+          <w:szCs w:val="27"/>
+          <w:lang w:bidi="hi-IN"/>
+        </w:rPr>
+      </w:pPr>
+      <w:r>
+        <w:rPr>
+          <w:rFonts w:ascii="Segoe UI" w:eastAsia="Times New Roman" w:hAnsi="Segoe UI" w:cs="Segoe UI"/>
+          <w:b/>
+          <w:bCs/>
+          <w:sz w:val="27"/>
+          <w:szCs w:val="27"/>
+          <w:lang w:bidi="hi-IN"/>
+        </w:rPr>
+        <w:t>How do you validate a POST API in real projects?</w:t>
+      </w:r>
+    </w:p>
+    <w:p>
+      <w:pPr>
+        <w:spacing w:after="0" w:line="207" w:lineRule="atLeast"/>
+        <w:rPr>
+          <w:rFonts w:ascii="Segoe UI" w:eastAsia="Times New Roman" w:hAnsi="Segoe UI" w:cs="Segoe UI"/>
+          <w:sz w:val="15"/>
+          <w:szCs w:val="15"/>
+          <w:lang w:bidi="hi-IN"/>
+        </w:rPr>
+      </w:pPr>
+      <w:r>
+        <w:rPr>
+          <w:rFonts w:ascii="Segoe UI" w:eastAsia="Times New Roman" w:hAnsi="Segoe UI" w:cs="Segoe UI"/>
+          <w:sz w:val="15"/>
+          <w:szCs w:val="15"/>
+          <w:lang w:bidi="hi-IN"/>
+        </w:rPr>
+        <w:t>POST</w:t>
+      </w:r>
+    </w:p>
+    <w:p>
+      <w:pPr>
+        <w:spacing w:after="0" w:line="207" w:lineRule="atLeast"/>
+        <w:rPr>
+          <w:rFonts w:ascii="Segoe UI" w:eastAsia="Times New Roman" w:hAnsi="Segoe UI" w:cs="Segoe UI"/>
+          <w:sz w:val="15"/>
+          <w:szCs w:val="15"/>
+          <w:lang w:bidi="hi-IN"/>
+        </w:rPr>
+      </w:pPr>
+      <w:r>
+        <w:rPr>
+          <w:rFonts w:ascii="Segoe UI" w:eastAsia="Times New Roman" w:hAnsi="Segoe UI" w:cs="Segoe UI"/>
+          <w:sz w:val="15"/>
+          <w:szCs w:val="15"/>
+          <w:lang w:bidi="hi-IN"/>
+        </w:rPr>
+        <w:t>↓</w:t>
+      </w:r>
+    </w:p>
+    <w:p>
+      <w:pPr>
+        <w:spacing w:after="0" w:line="207" w:lineRule="atLeast"/>
+        <w:rPr>
+          <w:rFonts w:ascii="Segoe UI" w:eastAsia="Times New Roman" w:hAnsi="Segoe UI" w:cs="Segoe UI"/>
+          <w:sz w:val="15"/>
+          <w:szCs w:val="15"/>
+          <w:lang w:bidi="hi-IN"/>
+        </w:rPr>
+      </w:pPr>
+      <w:r>
+        <w:rPr>
+          <w:rFonts w:ascii="Segoe UI" w:eastAsia="Times New Roman" w:hAnsi="Segoe UI" w:cs="Segoe UI"/>
+          <w:sz w:val="15"/>
+          <w:szCs w:val="15"/>
+          <w:lang w:bidi="hi-IN"/>
+        </w:rPr>
+        <w:t>Capture ID</w:t>
+      </w:r>
+    </w:p>
+    <w:p>
+      <w:pPr>
+        <w:spacing w:after="0" w:line="207" w:lineRule="atLeast"/>
+        <w:rPr>
+          <w:rFonts w:ascii="Segoe UI" w:eastAsia="Times New Roman" w:hAnsi="Segoe UI" w:cs="Segoe UI"/>
+          <w:sz w:val="15"/>
+          <w:szCs w:val="15"/>
+          <w:lang w:bidi="hi-IN"/>
+        </w:rPr>
+      </w:pPr>
+      <w:r>
+        <w:rPr>
+          <w:rFonts w:ascii="Segoe UI" w:eastAsia="Times New Roman" w:hAnsi="Segoe UI" w:cs="Segoe UI"/>
+          <w:sz w:val="15"/>
+          <w:szCs w:val="15"/>
+          <w:lang w:bidi="hi-IN"/>
+        </w:rPr>
+        <w:t>↓</w:t>
+      </w:r>
+    </w:p>
+    <w:p>
+      <w:pPr>
+        <w:spacing w:after="0" w:line="207" w:lineRule="atLeast"/>
+        <w:rPr>
+          <w:rFonts w:ascii="Segoe UI" w:eastAsia="Times New Roman" w:hAnsi="Segoe UI" w:cs="Segoe UI"/>
+          <w:sz w:val="15"/>
+          <w:szCs w:val="15"/>
+          <w:lang w:bidi="hi-IN"/>
+        </w:rPr>
+      </w:pPr>
+      <w:r>
+        <w:rPr>
+          <w:rFonts w:ascii="Segoe UI" w:eastAsia="Times New Roman" w:hAnsi="Segoe UI" w:cs="Segoe UI"/>
+          <w:sz w:val="15"/>
+          <w:szCs w:val="15"/>
+          <w:lang w:bidi="hi-IN"/>
+        </w:rPr>
+        <w:t>GET By ID</w:t>
+      </w:r>
+    </w:p>
+    <w:p>
+      <w:pPr>
+        <w:spacing w:after="0" w:line="207" w:lineRule="atLeast"/>
+        <w:rPr>
+          <w:rFonts w:ascii="Segoe UI" w:eastAsia="Times New Roman" w:hAnsi="Segoe UI" w:cs="Segoe UI"/>
+          <w:sz w:val="15"/>
+          <w:szCs w:val="15"/>
+          <w:lang w:bidi="hi-IN"/>
+        </w:rPr>
+      </w:pPr>
+      <w:r>
+        <w:rPr>
+          <w:rFonts w:ascii="Segoe UI" w:eastAsia="Times New Roman" w:hAnsi="Segoe UI" w:cs="Segoe UI"/>
+          <w:sz w:val="15"/>
+          <w:szCs w:val="15"/>
+          <w:lang w:bidi="hi-IN"/>
+        </w:rPr>
+        <w:t>↓</w:t>
+      </w:r>
+    </w:p>
+    <w:p>
+      <w:pPr>
+        <w:spacing w:after="0" w:line="207" w:lineRule="atLeast"/>
+        <w:rPr>
+          <w:rFonts w:ascii="Segoe UI" w:eastAsia="Times New Roman" w:hAnsi="Segoe UI" w:cs="Segoe UI"/>
+          <w:sz w:val="15"/>
+          <w:szCs w:val="15"/>
+          <w:lang w:bidi="hi-IN"/>
+        </w:rPr>
+      </w:pPr>
+      <w:r>
+        <w:rPr>
+          <w:rFonts w:ascii="Segoe UI" w:eastAsia="Times New Roman" w:hAnsi="Segoe UI" w:cs="Segoe UI"/>
+          <w:sz w:val="15"/>
+          <w:szCs w:val="15"/>
+          <w:lang w:bidi="hi-IN"/>
+        </w:rPr>
+        <w:t>Validate Business Data</w:t>
+      </w:r>
+    </w:p>
+    <w:p>
+      <w:pPr>
+        <w:spacing w:before="100" w:beforeAutospacing="1" w:after="100" w:afterAutospacing="1" w:line="207" w:lineRule="atLeast"/>
+        <w:outlineLvl w:val="2"/>
+        <w:rPr>
+          <w:rFonts w:ascii="Segoe UI" w:eastAsia="Times New Roman" w:hAnsi="Segoe UI" w:cs="Segoe UI"/>
+          <w:b/>
+          <w:bCs/>
+          <w:sz w:val="27"/>
+          <w:szCs w:val="27"/>
+          <w:lang w:bidi="hi-IN"/>
+        </w:rPr>
+      </w:pPr>
+      <w:r>
+        <w:rPr>
+          <w:rFonts w:ascii="Segoe UI" w:eastAsia="Times New Roman" w:hAnsi="Segoe UI" w:cs="Segoe UI"/>
+          <w:b/>
+          <w:bCs/>
+          <w:sz w:val="27"/>
+          <w:szCs w:val="27"/>
+          <w:lang w:bidi="hi-IN"/>
+        </w:rPr>
+        <w:t>How do you verify resource creation?</w:t>
+      </w:r>
+    </w:p>
+    <w:p>
+      <w:pPr>
+        <w:numPr>
+          <w:ilvl w:val="0"/>
+          <w:numId w:val="40"/>
+        </w:numPr>
+        <w:spacing w:before="100" w:beforeAutospacing="1" w:after="100" w:afterAutospacing="1" w:line="207" w:lineRule="atLeast"/>
+        <w:rPr>
+          <w:rFonts w:ascii="Segoe UI" w:eastAsia="Times New Roman" w:hAnsi="Segoe UI" w:cs="Segoe UI"/>
+          <w:sz w:val="15"/>
+          <w:szCs w:val="15"/>
+          <w:lang w:bidi="hi-IN"/>
+        </w:rPr>
+      </w:pPr>
+      <w:r>
+        <w:rPr>
+          <w:rFonts w:ascii="Segoe UI" w:eastAsia="Times New Roman" w:hAnsi="Segoe UI" w:cs="Segoe UI"/>
+          <w:sz w:val="15"/>
+          <w:szCs w:val="15"/>
+          <w:lang w:bidi="hi-IN"/>
+        </w:rPr>
+        <w:t>Execute POST API</w:t>
+      </w:r>
+    </w:p>
+    <w:p>
+      <w:pPr>
+        <w:numPr>
+          <w:ilvl w:val="0"/>
+          <w:numId w:val="40"/>
+        </w:numPr>
+        <w:spacing w:before="100" w:beforeAutospacing="1" w:after="100" w:afterAutospacing="1" w:line="207" w:lineRule="atLeast"/>
+        <w:rPr>
+          <w:rFonts w:ascii="Segoe UI" w:eastAsia="Times New Roman" w:hAnsi="Segoe UI" w:cs="Segoe UI"/>
+          <w:sz w:val="15"/>
+          <w:szCs w:val="15"/>
+          <w:lang w:bidi="hi-IN"/>
+        </w:rPr>
+      </w:pPr>
+      <w:r>
+        <w:rPr>
+          <w:rFonts w:ascii="Segoe UI" w:eastAsia="Times New Roman" w:hAnsi="Segoe UI" w:cs="Segoe UI"/>
+          <w:sz w:val="15"/>
+          <w:szCs w:val="15"/>
+          <w:lang w:bidi="hi-IN"/>
+        </w:rPr>
+        <w:t>Capture Generated ID</w:t>
+      </w:r>
+    </w:p>
+    <w:p>
+      <w:pPr>
+        <w:numPr>
+          <w:ilvl w:val="0"/>
+          <w:numId w:val="40"/>
+        </w:numPr>
+        <w:spacing w:before="100" w:beforeAutospacing="1" w:after="100" w:afterAutospacing="1" w:line="207" w:lineRule="atLeast"/>
+        <w:rPr>
+          <w:rFonts w:ascii="Segoe UI" w:eastAsia="Times New Roman" w:hAnsi="Segoe UI" w:cs="Segoe UI"/>
+          <w:sz w:val="15"/>
+          <w:szCs w:val="15"/>
+          <w:lang w:bidi="hi-IN"/>
+        </w:rPr>
+      </w:pPr>
+      <w:r>
+        <w:rPr>
+          <w:rFonts w:ascii="Segoe UI" w:eastAsia="Times New Roman" w:hAnsi="Segoe UI" w:cs="Segoe UI"/>
+          <w:sz w:val="15"/>
+          <w:szCs w:val="15"/>
+          <w:lang w:bidi="hi-IN"/>
+        </w:rPr>
+        <w:t>Execute GET API</w:t>
+      </w:r>
+    </w:p>
+    <w:p>
+      <w:pPr>
+        <w:numPr>
+          <w:ilvl w:val="0"/>
+          <w:numId w:val="40"/>
+        </w:numPr>
+        <w:spacing w:before="100" w:beforeAutospacing="1" w:after="100" w:afterAutospacing="1" w:line="207" w:lineRule="atLeast"/>
+        <w:rPr>
+          <w:rFonts w:ascii="Segoe UI" w:eastAsia="Times New Roman" w:hAnsi="Segoe UI" w:cs="Segoe UI"/>
+          <w:sz w:val="15"/>
+          <w:szCs w:val="15"/>
+          <w:lang w:bidi="hi-IN"/>
+        </w:rPr>
+      </w:pPr>
+      <w:r>
+        <w:rPr>
+          <w:rFonts w:ascii="Segoe UI" w:eastAsia="Times New Roman" w:hAnsi="Segoe UI" w:cs="Segoe UI"/>
+          <w:sz w:val="15"/>
+          <w:szCs w:val="15"/>
+          <w:lang w:bidi="hi-IN"/>
+        </w:rPr>
+        <w:t>Verify Business Data</w:t>
+      </w:r>
+    </w:p>
+    <w:p>
+      <w:pPr>
+        <w:spacing w:before="100" w:beforeAutospacing="1" w:after="100" w:afterAutospacing="1" w:line="207" w:lineRule="atLeast"/>
+        <w:outlineLvl w:val="2"/>
+        <w:rPr>
+          <w:rFonts w:ascii="Segoe UI" w:eastAsia="Times New Roman" w:hAnsi="Segoe UI" w:cs="Segoe UI"/>
+          <w:b/>
+          <w:bCs/>
+          <w:sz w:val="27"/>
+          <w:szCs w:val="27"/>
+          <w:lang w:bidi="hi-IN"/>
+        </w:rPr>
+      </w:pPr>
+      <w:r>
+        <w:rPr>
+          <w:rFonts w:ascii="Segoe UI" w:eastAsia="Times New Roman" w:hAnsi="Segoe UI" w:cs="Segoe UI"/>
+          <w:b/>
+          <w:bCs/>
+          <w:sz w:val="27"/>
+          <w:szCs w:val="27"/>
+          <w:lang w:bidi="hi-IN"/>
+        </w:rPr>
+        <w:t xml:space="preserve">Difference </w:t>
+      </w:r>
+      <w:proofErr w:type="gramStart"/>
+      <w:r>
+        <w:rPr>
+          <w:rFonts w:ascii="Segoe UI" w:eastAsia="Times New Roman" w:hAnsi="Segoe UI" w:cs="Segoe UI"/>
+          <w:b/>
+          <w:bCs/>
+          <w:sz w:val="27"/>
+          <w:szCs w:val="27"/>
+          <w:lang w:bidi="hi-IN"/>
+        </w:rPr>
+        <w:t>Between</w:t>
+      </w:r>
+      <w:proofErr w:type="gramEnd"/>
+      <w:r>
+        <w:rPr>
+          <w:rFonts w:ascii="Segoe UI" w:eastAsia="Times New Roman" w:hAnsi="Segoe UI" w:cs="Segoe UI"/>
+          <w:b/>
+          <w:bCs/>
+          <w:sz w:val="27"/>
+          <w:szCs w:val="27"/>
+          <w:lang w:bidi="hi-IN"/>
+        </w:rPr>
+        <w:t xml:space="preserve"> Response Validation and Persistence Validation?</w:t>
+      </w:r>
+    </w:p>
+    <w:p>
+      <w:pPr>
+        <w:spacing w:before="100" w:beforeAutospacing="1" w:after="100" w:afterAutospacing="1" w:line="207" w:lineRule="atLeast"/>
+        <w:rPr>
+          <w:rFonts w:ascii="Segoe UI" w:eastAsia="Times New Roman" w:hAnsi="Segoe UI" w:cs="Segoe UI"/>
+          <w:sz w:val="15"/>
+          <w:szCs w:val="15"/>
+          <w:lang w:bidi="hi-IN"/>
+        </w:rPr>
+      </w:pPr>
+      <w:r>
+        <w:rPr>
+          <w:rFonts w:ascii="Segoe UI" w:eastAsia="Times New Roman" w:hAnsi="Segoe UI" w:cs="Segoe UI"/>
+          <w:sz w:val="15"/>
+          <w:szCs w:val="15"/>
+          <w:lang w:bidi="hi-IN"/>
+        </w:rPr>
+        <w:t>Response Validation:</w:t>
+      </w:r>
+    </w:p>
+    <w:p>
+      <w:pPr>
+        <w:spacing w:after="0" w:line="207" w:lineRule="atLeast"/>
+        <w:rPr>
+          <w:rFonts w:ascii="Segoe UI" w:eastAsia="Times New Roman" w:hAnsi="Segoe UI" w:cs="Segoe UI"/>
+          <w:sz w:val="15"/>
+          <w:szCs w:val="15"/>
+          <w:lang w:bidi="hi-IN"/>
+        </w:rPr>
+      </w:pPr>
+      <w:r>
+        <w:rPr>
+          <w:rFonts w:ascii="Segoe UI" w:eastAsia="Times New Roman" w:hAnsi="Segoe UI" w:cs="Segoe UI"/>
+          <w:sz w:val="15"/>
+          <w:szCs w:val="15"/>
+          <w:lang w:bidi="hi-IN"/>
+        </w:rPr>
+        <w:t>POST</w:t>
+      </w:r>
+    </w:p>
+    <w:p>
+      <w:pPr>
+        <w:spacing w:after="0" w:line="207" w:lineRule="atLeast"/>
+        <w:rPr>
+          <w:rFonts w:ascii="Segoe UI" w:eastAsia="Times New Roman" w:hAnsi="Segoe UI" w:cs="Segoe UI"/>
+          <w:sz w:val="15"/>
+          <w:szCs w:val="15"/>
+          <w:lang w:bidi="hi-IN"/>
+        </w:rPr>
+      </w:pPr>
+      <w:r>
+        <w:rPr>
+          <w:rFonts w:ascii="Segoe UI" w:eastAsia="Times New Roman" w:hAnsi="Segoe UI" w:cs="Segoe UI"/>
+          <w:sz w:val="15"/>
+          <w:szCs w:val="15"/>
+          <w:lang w:bidi="hi-IN"/>
+        </w:rPr>
+        <w:t>↓</w:t>
+      </w:r>
+    </w:p>
+    <w:p>
+      <w:pPr>
+        <w:spacing w:after="0" w:line="207" w:lineRule="atLeast"/>
+        <w:rPr>
+          <w:rFonts w:ascii="Segoe UI" w:eastAsia="Times New Roman" w:hAnsi="Segoe UI" w:cs="Segoe UI"/>
+          <w:sz w:val="15"/>
+          <w:szCs w:val="15"/>
+          <w:lang w:bidi="hi-IN"/>
+        </w:rPr>
+      </w:pPr>
+      <w:r>
+        <w:rPr>
+          <w:rFonts w:ascii="Segoe UI" w:eastAsia="Times New Roman" w:hAnsi="Segoe UI" w:cs="Segoe UI"/>
+          <w:sz w:val="15"/>
+          <w:szCs w:val="15"/>
+          <w:lang w:bidi="hi-IN"/>
+        </w:rPr>
+        <w:t>Validate Immediate Response</w:t>
+      </w:r>
+    </w:p>
+    <w:p>
+      <w:pPr>
+        <w:spacing w:before="100" w:beforeAutospacing="1" w:after="100" w:afterAutospacing="1" w:line="207" w:lineRule="atLeast"/>
+        <w:rPr>
+          <w:rFonts w:ascii="Segoe UI" w:eastAsia="Times New Roman" w:hAnsi="Segoe UI" w:cs="Segoe UI"/>
+          <w:sz w:val="15"/>
+          <w:szCs w:val="15"/>
+          <w:lang w:bidi="hi-IN"/>
+        </w:rPr>
+      </w:pPr>
+      <w:r>
+        <w:rPr>
+          <w:rFonts w:ascii="Segoe UI" w:eastAsia="Times New Roman" w:hAnsi="Segoe UI" w:cs="Segoe UI"/>
+          <w:sz w:val="15"/>
+          <w:szCs w:val="15"/>
+          <w:lang w:bidi="hi-IN"/>
+        </w:rPr>
+        <w:t>Persistence Validation:</w:t>
+      </w:r>
+    </w:p>
+    <w:p>
+      <w:pPr>
+        <w:spacing w:after="0" w:line="207" w:lineRule="atLeast"/>
+        <w:rPr>
+          <w:rFonts w:ascii="Segoe UI" w:eastAsia="Times New Roman" w:hAnsi="Segoe UI" w:cs="Segoe UI"/>
+          <w:sz w:val="15"/>
+          <w:szCs w:val="15"/>
+          <w:lang w:bidi="hi-IN"/>
+        </w:rPr>
+      </w:pPr>
+      <w:r>
+        <w:rPr>
+          <w:rFonts w:ascii="Segoe UI" w:eastAsia="Times New Roman" w:hAnsi="Segoe UI" w:cs="Segoe UI"/>
+          <w:sz w:val="15"/>
+          <w:szCs w:val="15"/>
+          <w:lang w:bidi="hi-IN"/>
+        </w:rPr>
+        <w:t>POST</w:t>
+      </w:r>
+    </w:p>
+    <w:p>
+      <w:pPr>
+        <w:spacing w:after="0" w:line="207" w:lineRule="atLeast"/>
+        <w:rPr>
+          <w:rFonts w:ascii="Segoe UI" w:eastAsia="Times New Roman" w:hAnsi="Segoe UI" w:cs="Segoe UI"/>
+          <w:sz w:val="15"/>
+          <w:szCs w:val="15"/>
+          <w:lang w:bidi="hi-IN"/>
+        </w:rPr>
+      </w:pPr>
+      <w:r>
+        <w:rPr>
+          <w:rFonts w:ascii="Segoe UI" w:eastAsia="Times New Roman" w:hAnsi="Segoe UI" w:cs="Segoe UI"/>
+          <w:sz w:val="15"/>
+          <w:szCs w:val="15"/>
+          <w:lang w:bidi="hi-IN"/>
+        </w:rPr>
+        <w:t>↓</w:t>
+      </w:r>
+    </w:p>
+    <w:p>
+      <w:pPr>
+        <w:spacing w:after="0" w:line="207" w:lineRule="atLeast"/>
+        <w:rPr>
+          <w:rFonts w:ascii="Segoe UI" w:eastAsia="Times New Roman" w:hAnsi="Segoe UI" w:cs="Segoe UI"/>
+          <w:sz w:val="15"/>
+          <w:szCs w:val="15"/>
+          <w:lang w:bidi="hi-IN"/>
+        </w:rPr>
+      </w:pPr>
+      <w:r>
+        <w:rPr>
+          <w:rFonts w:ascii="Segoe UI" w:eastAsia="Times New Roman" w:hAnsi="Segoe UI" w:cs="Segoe UI"/>
+          <w:sz w:val="15"/>
+          <w:szCs w:val="15"/>
+          <w:lang w:bidi="hi-IN"/>
+        </w:rPr>
+        <w:t>Capture ID</w:t>
+      </w:r>
+    </w:p>
+    <w:p>
+      <w:pPr>
+        <w:spacing w:after="0" w:line="207" w:lineRule="atLeast"/>
+        <w:rPr>
+          <w:rFonts w:ascii="Segoe UI" w:eastAsia="Times New Roman" w:hAnsi="Segoe UI" w:cs="Segoe UI"/>
+          <w:sz w:val="15"/>
+          <w:szCs w:val="15"/>
+          <w:lang w:bidi="hi-IN"/>
+        </w:rPr>
+      </w:pPr>
+      <w:r>
+        <w:rPr>
+          <w:rFonts w:ascii="Segoe UI" w:eastAsia="Times New Roman" w:hAnsi="Segoe UI" w:cs="Segoe UI"/>
+          <w:sz w:val="15"/>
+          <w:szCs w:val="15"/>
+          <w:lang w:bidi="hi-IN"/>
+        </w:rPr>
+        <w:t>↓</w:t>
+      </w:r>
+    </w:p>
+    <w:p>
+      <w:pPr>
+        <w:spacing w:after="0" w:line="207" w:lineRule="atLeast"/>
+        <w:rPr>
+          <w:rFonts w:ascii="Segoe UI" w:eastAsia="Times New Roman" w:hAnsi="Segoe UI" w:cs="Segoe UI"/>
+          <w:sz w:val="15"/>
+          <w:szCs w:val="15"/>
+          <w:lang w:bidi="hi-IN"/>
+        </w:rPr>
+      </w:pPr>
+      <w:r>
+        <w:rPr>
+          <w:rFonts w:ascii="Segoe UI" w:eastAsia="Times New Roman" w:hAnsi="Segoe UI" w:cs="Segoe UI"/>
+          <w:sz w:val="15"/>
+          <w:szCs w:val="15"/>
+          <w:lang w:bidi="hi-IN"/>
+        </w:rPr>
+        <w:t>GET By ID</w:t>
+      </w:r>
+    </w:p>
+    <w:p>
+      <w:pPr>
+        <w:spacing w:after="0" w:line="207" w:lineRule="atLeast"/>
+        <w:rPr>
+          <w:rFonts w:ascii="Segoe UI" w:eastAsia="Times New Roman" w:hAnsi="Segoe UI" w:cs="Segoe UI"/>
+          <w:sz w:val="15"/>
+          <w:szCs w:val="15"/>
+          <w:lang w:bidi="hi-IN"/>
+        </w:rPr>
+      </w:pPr>
+      <w:r>
+        <w:rPr>
+          <w:rFonts w:ascii="Segoe UI" w:eastAsia="Times New Roman" w:hAnsi="Segoe UI" w:cs="Segoe UI"/>
+          <w:sz w:val="15"/>
+          <w:szCs w:val="15"/>
+          <w:lang w:bidi="hi-IN"/>
+        </w:rPr>
+        <w:t>↓</w:t>
+      </w:r>
+    </w:p>
+    <w:p>
+      <w:pPr>
+        <w:spacing w:after="0" w:line="207" w:lineRule="atLeast"/>
+        <w:rPr>
+          <w:rFonts w:ascii="Segoe UI" w:eastAsia="Times New Roman" w:hAnsi="Segoe UI" w:cs="Segoe UI"/>
+          <w:sz w:val="15"/>
+          <w:szCs w:val="15"/>
+          <w:lang w:bidi="hi-IN"/>
+        </w:rPr>
+      </w:pPr>
+      <w:r>
+        <w:rPr>
+          <w:rFonts w:ascii="Segoe UI" w:eastAsia="Times New Roman" w:hAnsi="Segoe UI" w:cs="Segoe UI"/>
+          <w:sz w:val="15"/>
+          <w:szCs w:val="15"/>
+          <w:lang w:bidi="hi-IN"/>
+        </w:rPr>
+        <w:t>Validate Stored Data</w:t>
+      </w:r>
+    </w:p>
+    <w:p>
+      <w:pPr>
+        <w:spacing w:before="100" w:beforeAutospacing="1" w:after="100" w:afterAutospacing="1" w:line="207" w:lineRule="atLeast"/>
+        <w:outlineLvl w:val="2"/>
+        <w:rPr>
+          <w:rFonts w:ascii="Segoe UI" w:eastAsia="Times New Roman" w:hAnsi="Segoe UI" w:cs="Segoe UI"/>
+          <w:b/>
+          <w:bCs/>
+          <w:sz w:val="27"/>
+          <w:szCs w:val="27"/>
+          <w:lang w:bidi="hi-IN"/>
+        </w:rPr>
+      </w:pPr>
+      <w:r>
+        <w:rPr>
+          <w:rFonts w:ascii="Segoe UI" w:eastAsia="Times New Roman" w:hAnsi="Segoe UI" w:cs="Segoe UI"/>
+          <w:b/>
+          <w:bCs/>
+          <w:sz w:val="27"/>
+          <w:szCs w:val="27"/>
+          <w:lang w:bidi="hi-IN"/>
+        </w:rPr>
+        <w:lastRenderedPageBreak/>
+        <w:t>Why capture dynamic IDs?</w:t>
+      </w:r>
+    </w:p>
+    <w:p>
+      <w:pPr>
+        <w:spacing w:before="100" w:beforeAutospacing="1" w:after="100" w:afterAutospacing="1" w:line="207" w:lineRule="atLeast"/>
+        <w:rPr>
+          <w:rFonts w:ascii="Segoe UI" w:eastAsia="Times New Roman" w:hAnsi="Segoe UI" w:cs="Segoe UI"/>
+          <w:sz w:val="15"/>
+          <w:szCs w:val="15"/>
+          <w:lang w:bidi="hi-IN"/>
+        </w:rPr>
+      </w:pPr>
+      <w:r>
+        <w:rPr>
+          <w:rFonts w:ascii="Segoe UI" w:eastAsia="Times New Roman" w:hAnsi="Segoe UI" w:cs="Segoe UI"/>
+          <w:sz w:val="15"/>
+          <w:szCs w:val="15"/>
+          <w:lang w:bidi="hi-IN"/>
+        </w:rPr>
+        <w:t>Resource IDs are generated dynamically by the backend. Capturing IDs at runtime makes tests reliable and environment independent.</w:t>
+      </w:r>
+    </w:p>
+    <w:p>
+      <w:pPr>
+        <w:spacing w:after="0" w:line="207" w:lineRule="atLeast"/>
+        <w:rPr>
+          <w:rFonts w:ascii="Segoe UI" w:eastAsia="Times New Roman" w:hAnsi="Segoe UI" w:cs="Segoe UI"/>
+          <w:sz w:val="15"/>
+          <w:szCs w:val="15"/>
+          <w:lang w:bidi="hi-IN"/>
+        </w:rPr>
+      </w:pPr>
+      <w:r>
+        <w:rPr>
+          <w:rFonts w:ascii="Segoe UI" w:eastAsia="Times New Roman" w:hAnsi="Segoe UI" w:cs="Segoe UI"/>
+          <w:sz w:val="15"/>
+          <w:szCs w:val="15"/>
+          <w:lang w:bidi="hi-IN"/>
+        </w:rPr>
+        <w:pict>
+          <v:rect id="_x0000_i1103" style="width:0;height:1.5pt" o:hralign="center" o:hrstd="t" o:hr="t" fillcolor="#a0a0a0" stroked="f"/>
+        </w:pict>
+      </w:r>
+    </w:p>
+    <w:p>
+      <w:pPr>
+        <w:spacing w:before="100" w:beforeAutospacing="1" w:after="100" w:afterAutospacing="1" w:line="207" w:lineRule="atLeast"/>
+        <w:outlineLvl w:val="2"/>
+        <w:rPr>
+          <w:rFonts w:ascii="Segoe UI" w:eastAsia="Times New Roman" w:hAnsi="Segoe UI" w:cs="Segoe UI"/>
+          <w:b/>
+          <w:bCs/>
+          <w:sz w:val="27"/>
+          <w:szCs w:val="27"/>
+          <w:lang w:bidi="hi-IN"/>
+        </w:rPr>
+      </w:pPr>
+      <w:r>
+        <w:rPr>
+          <w:rFonts w:ascii="Segoe UI" w:eastAsia="Times New Roman" w:hAnsi="Segoe UI" w:cs="Segoe UI"/>
+          <w:b/>
+          <w:bCs/>
+          <w:sz w:val="27"/>
+          <w:szCs w:val="27"/>
+          <w:lang w:bidi="hi-IN"/>
+        </w:rPr>
+        <w:t>Most Important Interview One-Liners (Day 13)</w:t>
+      </w:r>
+    </w:p>
+    <w:p>
+      <w:pPr>
+        <w:spacing w:before="100" w:beforeAutospacing="1" w:after="100" w:afterAutospacing="1" w:line="207" w:lineRule="atLeast"/>
+        <w:rPr>
+          <w:rFonts w:ascii="Segoe UI" w:eastAsia="Times New Roman" w:hAnsi="Segoe UI" w:cs="Segoe UI"/>
+          <w:sz w:val="15"/>
+          <w:szCs w:val="15"/>
+          <w:lang w:bidi="hi-IN"/>
+        </w:rPr>
+      </w:pPr>
+      <w:r>
+        <w:rPr>
+          <w:rFonts w:ascii="Segoe UI" w:eastAsia="Times New Roman" w:hAnsi="Segoe UI" w:cs="Segoe UI"/>
+          <w:b/>
+          <w:bCs/>
+          <w:sz w:val="15"/>
+          <w:lang w:bidi="hi-IN"/>
+        </w:rPr>
+        <w:t>JSON Server</w:t>
+      </w:r>
+      <w:r>
+        <w:rPr>
+          <w:rFonts w:ascii="Segoe UI" w:eastAsia="Times New Roman" w:hAnsi="Segoe UI" w:cs="Segoe UI"/>
+          <w:sz w:val="15"/>
+          <w:szCs w:val="15"/>
+          <w:lang w:bidi="hi-IN"/>
+        </w:rPr>
+        <w:br/>
+        <w:t>Lightweight REST API backend with persistent CRUD support.</w:t>
+      </w:r>
+    </w:p>
+    <w:p>
+      <w:pPr>
+        <w:spacing w:before="100" w:beforeAutospacing="1" w:after="100" w:afterAutospacing="1" w:line="207" w:lineRule="atLeast"/>
+        <w:rPr>
+          <w:rFonts w:ascii="Segoe UI" w:eastAsia="Times New Roman" w:hAnsi="Segoe UI" w:cs="Segoe UI"/>
+          <w:sz w:val="15"/>
+          <w:szCs w:val="15"/>
+          <w:lang w:bidi="hi-IN"/>
+        </w:rPr>
+      </w:pPr>
+      <w:proofErr w:type="gramStart"/>
+      <w:r>
+        <w:rPr>
+          <w:rFonts w:ascii="Segoe UI" w:eastAsia="Times New Roman" w:hAnsi="Segoe UI" w:cs="Segoe UI"/>
+          <w:b/>
+          <w:bCs/>
+          <w:sz w:val="15"/>
+          <w:lang w:bidi="hi-IN"/>
+        </w:rPr>
+        <w:t>Persistence Validation</w:t>
+      </w:r>
+      <w:r>
+        <w:rPr>
+          <w:rFonts w:ascii="Segoe UI" w:eastAsia="Times New Roman" w:hAnsi="Segoe UI" w:cs="Segoe UI"/>
+          <w:sz w:val="15"/>
+          <w:szCs w:val="15"/>
+          <w:lang w:bidi="hi-IN"/>
+        </w:rPr>
+        <w:br/>
+        <w:t>Validation of actual stored data using follow-up retrieval operations.</w:t>
+      </w:r>
+      <w:proofErr w:type="gramEnd"/>
+    </w:p>
+    <w:p>
+      <w:pPr>
+        <w:spacing w:before="100" w:beforeAutospacing="1" w:after="100" w:afterAutospacing="1" w:line="207" w:lineRule="atLeast"/>
+        <w:rPr>
+          <w:rFonts w:ascii="Segoe UI" w:eastAsia="Times New Roman" w:hAnsi="Segoe UI" w:cs="Segoe UI"/>
+          <w:sz w:val="15"/>
+          <w:szCs w:val="15"/>
+          <w:lang w:bidi="hi-IN"/>
+        </w:rPr>
+      </w:pPr>
+      <w:r>
+        <w:rPr>
+          <w:rFonts w:ascii="Segoe UI" w:eastAsia="Times New Roman" w:hAnsi="Segoe UI" w:cs="Segoe UI"/>
+          <w:b/>
+          <w:bCs/>
+          <w:sz w:val="15"/>
+          <w:lang w:bidi="hi-IN"/>
+        </w:rPr>
+        <w:t>Resource Lifecycle Validation</w:t>
+      </w:r>
+      <w:r>
+        <w:rPr>
+          <w:rFonts w:ascii="Segoe UI" w:eastAsia="Times New Roman" w:hAnsi="Segoe UI" w:cs="Segoe UI"/>
+          <w:sz w:val="15"/>
+          <w:szCs w:val="15"/>
+          <w:lang w:bidi="hi-IN"/>
+        </w:rPr>
+        <w:br/>
+        <w:t>Create → Read → Update → Delete → Verify.</w:t>
+      </w:r>
+    </w:p>
+    <w:p>
+      <w:pPr>
+        <w:spacing w:before="100" w:beforeAutospacing="1" w:after="100" w:afterAutospacing="1" w:line="207" w:lineRule="atLeast"/>
+        <w:rPr>
+          <w:rFonts w:ascii="Segoe UI" w:eastAsia="Times New Roman" w:hAnsi="Segoe UI" w:cs="Segoe UI"/>
+          <w:sz w:val="15"/>
+          <w:szCs w:val="15"/>
+          <w:lang w:bidi="hi-IN"/>
+        </w:rPr>
+      </w:pPr>
+      <w:r>
+        <w:rPr>
+          <w:rFonts w:ascii="Segoe UI" w:eastAsia="Times New Roman" w:hAnsi="Segoe UI" w:cs="Segoe UI"/>
+          <w:b/>
+          <w:bCs/>
+          <w:sz w:val="15"/>
+          <w:lang w:bidi="hi-IN"/>
+        </w:rPr>
+        <w:t>Dynamic ID Capture</w:t>
+      </w:r>
+      <w:r>
+        <w:rPr>
+          <w:rFonts w:ascii="Segoe UI" w:eastAsia="Times New Roman" w:hAnsi="Segoe UI" w:cs="Segoe UI"/>
+          <w:sz w:val="15"/>
+          <w:szCs w:val="15"/>
+          <w:lang w:bidi="hi-IN"/>
+        </w:rPr>
+        <w:br/>
+        <w:t>Capture runtime-generated resource identifiers for reliable validations.</w:t>
+      </w:r>
+    </w:p>
+    <w:p>
+      <w:pPr>
+        <w:spacing w:before="100" w:beforeAutospacing="1" w:after="100" w:afterAutospacing="1" w:line="207" w:lineRule="atLeast"/>
+        <w:rPr>
+          <w:rFonts w:ascii="Segoe UI" w:eastAsia="Times New Roman" w:hAnsi="Segoe UI" w:cs="Segoe UI"/>
+          <w:sz w:val="15"/>
+          <w:szCs w:val="15"/>
+          <w:lang w:bidi="hi-IN"/>
+        </w:rPr>
+      </w:pPr>
+      <w:r>
+        <w:rPr>
+          <w:rFonts w:ascii="Segoe UI" w:eastAsia="Times New Roman" w:hAnsi="Segoe UI" w:cs="Segoe UI"/>
+          <w:b/>
+          <w:bCs/>
+          <w:sz w:val="15"/>
+          <w:lang w:bidi="hi-IN"/>
+        </w:rPr>
+        <w:t>POST → GET Validation</w:t>
+      </w:r>
+      <w:r>
+        <w:rPr>
+          <w:rFonts w:ascii="Segoe UI" w:eastAsia="Times New Roman" w:hAnsi="Segoe UI" w:cs="Segoe UI"/>
+          <w:sz w:val="15"/>
+          <w:szCs w:val="15"/>
+          <w:lang w:bidi="hi-IN"/>
+        </w:rPr>
+        <w:br/>
+        <w:t>Create resource, retrieve it again and validate business data.</w:t>
+      </w:r>
+    </w:p>
+    <w:p>
+      <w:pPr>
+        <w:spacing w:before="100" w:beforeAutospacing="1" w:after="100" w:afterAutospacing="1" w:line="207" w:lineRule="atLeast"/>
+        <w:rPr>
+          <w:rFonts w:ascii="Segoe UI" w:eastAsia="Times New Roman" w:hAnsi="Segoe UI" w:cs="Segoe UI"/>
+          <w:sz w:val="15"/>
+          <w:szCs w:val="15"/>
+          <w:lang w:bidi="hi-IN"/>
+        </w:rPr>
+      </w:pPr>
+      <w:r>
+        <w:rPr>
+          <w:rFonts w:ascii="Segoe UI" w:eastAsia="Times New Roman" w:hAnsi="Segoe UI" w:cs="Segoe UI"/>
+          <w:b/>
+          <w:bCs/>
+          <w:sz w:val="15"/>
+          <w:lang w:bidi="hi-IN"/>
+        </w:rPr>
+        <w:t>Real CRUD Testing</w:t>
+      </w:r>
+      <w:r>
+        <w:rPr>
+          <w:rFonts w:ascii="Segoe UI" w:eastAsia="Times New Roman" w:hAnsi="Segoe UI" w:cs="Segoe UI"/>
+          <w:sz w:val="15"/>
+          <w:szCs w:val="15"/>
+          <w:lang w:bidi="hi-IN"/>
+        </w:rPr>
+        <w:br/>
+      </w:r>
+      <w:proofErr w:type="gramStart"/>
+      <w:r>
+        <w:rPr>
+          <w:rFonts w:ascii="Segoe UI" w:eastAsia="Times New Roman" w:hAnsi="Segoe UI" w:cs="Segoe UI"/>
+          <w:sz w:val="15"/>
+          <w:szCs w:val="15"/>
+          <w:lang w:bidi="hi-IN"/>
+        </w:rPr>
+        <w:t>Testing</w:t>
+      </w:r>
+      <w:proofErr w:type="gramEnd"/>
+      <w:r>
+        <w:rPr>
+          <w:rFonts w:ascii="Segoe UI" w:eastAsia="Times New Roman" w:hAnsi="Segoe UI" w:cs="Segoe UI"/>
+          <w:sz w:val="15"/>
+          <w:szCs w:val="15"/>
+          <w:lang w:bidi="hi-IN"/>
+        </w:rPr>
+        <w:t xml:space="preserve"> that verifies actual resource persistence instead of only API responses.</w:t>
+      </w:r>
+    </w:p>
+    <w:p>
+      <w:pPr>
+        <w:spacing w:before="100" w:beforeAutospacing="1" w:after="100" w:afterAutospacing="1" w:line="207" w:lineRule="atLeast"/>
+        <w:rPr>
+          <w:rFonts w:ascii="Segoe UI" w:eastAsia="Times New Roman" w:hAnsi="Segoe UI" w:cs="Segoe UI"/>
+          <w:sz w:val="15"/>
+          <w:szCs w:val="15"/>
+          <w:lang w:bidi="hi-IN"/>
+        </w:rPr>
+      </w:pPr>
+      <w:r>
+        <w:rPr>
+          <w:rFonts w:ascii="Segoe UI" w:eastAsia="Times New Roman" w:hAnsi="Segoe UI" w:cs="Segoe UI"/>
+          <w:b/>
+          <w:bCs/>
+          <w:sz w:val="15"/>
+          <w:lang w:bidi="hi-IN"/>
+        </w:rPr>
+        <w:t>Stack Trace Analysis</w:t>
+      </w:r>
+      <w:r>
+        <w:rPr>
+          <w:rFonts w:ascii="Segoe UI" w:eastAsia="Times New Roman" w:hAnsi="Segoe UI" w:cs="Segoe UI"/>
+          <w:sz w:val="15"/>
+          <w:szCs w:val="15"/>
+          <w:lang w:bidi="hi-IN"/>
+        </w:rPr>
+        <w:br/>
+        <w:t>Trace execution flow layer by layer to identify the true root cause of framework issues.</w:t>
+      </w:r>
+    </w:p>
+    <w:p>
+      <w:pPr>
+        <w:spacing w:before="100" w:beforeAutospacing="1" w:after="100" w:afterAutospacing="1" w:line="207" w:lineRule="atLeast"/>
+        <w:rPr>
+          <w:rFonts w:ascii="Segoe UI" w:eastAsia="Times New Roman" w:hAnsi="Segoe UI" w:cs="Segoe UI"/>
+          <w:sz w:val="15"/>
+          <w:szCs w:val="15"/>
+          <w:lang w:bidi="hi-IN"/>
+        </w:rPr>
+      </w:pPr>
+      <w:proofErr w:type="gramStart"/>
+      <w:r>
+        <w:rPr>
+          <w:rFonts w:ascii="Segoe UI" w:eastAsia="Times New Roman" w:hAnsi="Segoe UI" w:cs="Segoe UI"/>
+          <w:b/>
+          <w:bCs/>
+          <w:sz w:val="15"/>
+          <w:lang w:bidi="hi-IN"/>
+        </w:rPr>
+        <w:t>Mock API</w:t>
+      </w:r>
+      <w:r>
+        <w:rPr>
+          <w:rFonts w:ascii="Segoe UI" w:eastAsia="Times New Roman" w:hAnsi="Segoe UI" w:cs="Segoe UI"/>
+          <w:sz w:val="15"/>
+          <w:szCs w:val="15"/>
+          <w:lang w:bidi="hi-IN"/>
+        </w:rPr>
+        <w:br/>
+        <w:t>Useful for framework development and contract validation.</w:t>
+      </w:r>
+      <w:proofErr w:type="gramEnd"/>
+    </w:p>
+    <w:p>
+      <w:pPr>
+        <w:spacing w:before="100" w:beforeAutospacing="1" w:after="100" w:afterAutospacing="1" w:line="207" w:lineRule="atLeast"/>
+        <w:rPr>
+          <w:rFonts w:ascii="Segoe UI" w:eastAsia="Times New Roman" w:hAnsi="Segoe UI" w:cs="Segoe UI"/>
+          <w:sz w:val="15"/>
+          <w:szCs w:val="15"/>
+          <w:lang w:bidi="hi-IN"/>
+        </w:rPr>
+      </w:pPr>
+      <w:proofErr w:type="gramStart"/>
+      <w:r>
+        <w:rPr>
+          <w:rFonts w:ascii="Segoe UI" w:eastAsia="Times New Roman" w:hAnsi="Segoe UI" w:cs="Segoe UI"/>
+          <w:b/>
+          <w:bCs/>
+          <w:sz w:val="15"/>
+          <w:lang w:bidi="hi-IN"/>
+        </w:rPr>
+        <w:t>Persistent API</w:t>
+      </w:r>
+      <w:r>
+        <w:rPr>
+          <w:rFonts w:ascii="Segoe UI" w:eastAsia="Times New Roman" w:hAnsi="Segoe UI" w:cs="Segoe UI"/>
+          <w:sz w:val="15"/>
+          <w:szCs w:val="15"/>
+          <w:lang w:bidi="hi-IN"/>
+        </w:rPr>
+        <w:br/>
+        <w:t>Useful for actual CRUD lifecycle and data persistence validation.</w:t>
+      </w:r>
+      <w:proofErr w:type="gramEnd"/>
+    </w:p>
+    <w:p>
+      <w:pPr>
+        <w:spacing w:after="0" w:line="207" w:lineRule="atLeast"/>
+        <w:rPr>
+          <w:rFonts w:ascii="Segoe UI" w:eastAsia="Times New Roman" w:hAnsi="Segoe UI" w:cs="Segoe UI"/>
+          <w:sz w:val="15"/>
+          <w:szCs w:val="15"/>
+          <w:lang w:bidi="hi-IN"/>
+        </w:rPr>
+      </w:pPr>
+      <w:r>
+        <w:rPr>
+          <w:rFonts w:ascii="Segoe UI" w:eastAsia="Times New Roman" w:hAnsi="Segoe UI" w:cs="Segoe UI"/>
+          <w:sz w:val="15"/>
+          <w:szCs w:val="15"/>
+          <w:lang w:bidi="hi-IN"/>
+        </w:rPr>
+        <w:pict>
+          <v:rect id="_x0000_i1104" style="width:0;height:1.5pt" o:hralign="center" o:hrstd="t" o:hr="t" fillcolor="#a0a0a0" stroked="f"/>
+        </w:pict>
+      </w:r>
+    </w:p>
+    <w:p>
+      <w:pPr>
+        <w:spacing w:before="100" w:beforeAutospacing="1" w:after="100" w:afterAutospacing="1" w:line="207" w:lineRule="atLeast"/>
+        <w:outlineLvl w:val="2"/>
+        <w:rPr>
+          <w:rFonts w:ascii="Segoe UI" w:eastAsia="Times New Roman" w:hAnsi="Segoe UI" w:cs="Segoe UI"/>
+          <w:b/>
+          <w:bCs/>
+          <w:sz w:val="27"/>
+          <w:szCs w:val="27"/>
+          <w:lang w:bidi="hi-IN"/>
+        </w:rPr>
+      </w:pPr>
+      <w:r>
+        <w:rPr>
+          <w:rFonts w:ascii="Segoe UI" w:eastAsia="Times New Roman" w:hAnsi="Segoe UI" w:cs="Segoe UI"/>
+          <w:b/>
+          <w:bCs/>
+          <w:sz w:val="27"/>
+          <w:szCs w:val="27"/>
+          <w:lang w:bidi="hi-IN"/>
+        </w:rPr>
+        <w:t>Phase 10A Progress Summary</w:t>
+      </w:r>
+    </w:p>
+    <w:p>
+      <w:pPr>
+        <w:spacing w:before="100" w:beforeAutospacing="1" w:after="100" w:afterAutospacing="1" w:line="207" w:lineRule="atLeast"/>
+        <w:rPr>
+          <w:rFonts w:ascii="Segoe UI" w:eastAsia="Times New Roman" w:hAnsi="Segoe UI" w:cs="Segoe UI"/>
+          <w:sz w:val="15"/>
+          <w:szCs w:val="15"/>
+          <w:lang w:bidi="hi-IN"/>
+        </w:rPr>
+      </w:pPr>
+      <w:r>
+        <w:rPr>
+          <w:rFonts w:ascii="Segoe UI" w:eastAsia="Times New Roman" w:hAnsi="Segoe UI" w:cs="Segoe UI"/>
+          <w:sz w:val="15"/>
+          <w:szCs w:val="15"/>
+          <w:lang w:bidi="hi-IN"/>
+        </w:rPr>
+        <w:t>Completed:</w:t>
+      </w:r>
+    </w:p>
+    <w:p>
+      <w:pPr>
+        <w:spacing w:before="100" w:beforeAutospacing="1" w:after="100" w:afterAutospacing="1" w:line="207" w:lineRule="atLeast"/>
+        <w:rPr>
+          <w:rFonts w:ascii="Segoe UI" w:eastAsia="Times New Roman" w:hAnsi="Segoe UI" w:cs="Segoe UI"/>
+          <w:sz w:val="15"/>
+          <w:szCs w:val="15"/>
+          <w:lang w:bidi="hi-IN"/>
+        </w:rPr>
+      </w:pPr>
+      <w:r>
+        <w:rPr>
+          <w:rFonts w:ascii="Segoe UI" w:eastAsia="Times New Roman" w:hAnsi="Segoe UI" w:cs="Segoe UI"/>
+          <w:sz w:val="15"/>
+          <w:szCs w:val="15"/>
+          <w:lang w:bidi="hi-IN"/>
+        </w:rPr>
+        <w:t>✅ JSON Server Setup</w:t>
+      </w:r>
+      <w:r>
+        <w:rPr>
+          <w:rFonts w:ascii="Segoe UI" w:eastAsia="Times New Roman" w:hAnsi="Segoe UI" w:cs="Segoe UI"/>
+          <w:sz w:val="15"/>
+          <w:szCs w:val="15"/>
+          <w:lang w:bidi="hi-IN"/>
+        </w:rPr>
+        <w:br/>
+        <w:t>✅ Local Persistent CRUD Backend</w:t>
+      </w:r>
+      <w:r>
+        <w:rPr>
+          <w:rFonts w:ascii="Segoe UI" w:eastAsia="Times New Roman" w:hAnsi="Segoe UI" w:cs="Segoe UI"/>
+          <w:sz w:val="15"/>
+          <w:szCs w:val="15"/>
+          <w:lang w:bidi="hi-IN"/>
+        </w:rPr>
+        <w:br/>
+        <w:t xml:space="preserve">✅ </w:t>
+      </w:r>
+      <w:proofErr w:type="spellStart"/>
+      <w:r>
+        <w:rPr>
+          <w:rFonts w:ascii="Segoe UI" w:eastAsia="Times New Roman" w:hAnsi="Segoe UI" w:cs="Segoe UI"/>
+          <w:sz w:val="15"/>
+          <w:szCs w:val="15"/>
+          <w:lang w:bidi="hi-IN"/>
+        </w:rPr>
+        <w:t>LocalUser</w:t>
+      </w:r>
+      <w:proofErr w:type="spellEnd"/>
+      <w:r>
+        <w:rPr>
+          <w:rFonts w:ascii="Segoe UI" w:eastAsia="Times New Roman" w:hAnsi="Segoe UI" w:cs="Segoe UI"/>
+          <w:sz w:val="15"/>
+          <w:szCs w:val="15"/>
+          <w:lang w:bidi="hi-IN"/>
+        </w:rPr>
+        <w:t xml:space="preserve"> POJO</w:t>
+      </w:r>
+      <w:r>
+        <w:rPr>
+          <w:rFonts w:ascii="Segoe UI" w:eastAsia="Times New Roman" w:hAnsi="Segoe UI" w:cs="Segoe UI"/>
+          <w:sz w:val="15"/>
+          <w:szCs w:val="15"/>
+          <w:lang w:bidi="hi-IN"/>
+        </w:rPr>
+        <w:br/>
+        <w:t>✅ GET Users Validation</w:t>
+      </w:r>
+      <w:r>
+        <w:rPr>
+          <w:rFonts w:ascii="Segoe UI" w:eastAsia="Times New Roman" w:hAnsi="Segoe UI" w:cs="Segoe UI"/>
+          <w:sz w:val="15"/>
+          <w:szCs w:val="15"/>
+          <w:lang w:bidi="hi-IN"/>
+        </w:rPr>
+        <w:br/>
+        <w:t>✅ POST API Automation</w:t>
+      </w:r>
+      <w:r>
+        <w:rPr>
+          <w:rFonts w:ascii="Segoe UI" w:eastAsia="Times New Roman" w:hAnsi="Segoe UI" w:cs="Segoe UI"/>
+          <w:sz w:val="15"/>
+          <w:szCs w:val="15"/>
+          <w:lang w:bidi="hi-IN"/>
+        </w:rPr>
+        <w:br/>
+        <w:t>✅ Dynamic ID Capture</w:t>
+      </w:r>
+      <w:r>
+        <w:rPr>
+          <w:rFonts w:ascii="Segoe UI" w:eastAsia="Times New Roman" w:hAnsi="Segoe UI" w:cs="Segoe UI"/>
+          <w:sz w:val="15"/>
+          <w:szCs w:val="15"/>
+          <w:lang w:bidi="hi-IN"/>
+        </w:rPr>
+        <w:br/>
+        <w:t>✅ GET By ID Validation</w:t>
+      </w:r>
+      <w:r>
+        <w:rPr>
+          <w:rFonts w:ascii="Segoe UI" w:eastAsia="Times New Roman" w:hAnsi="Segoe UI" w:cs="Segoe UI"/>
+          <w:sz w:val="15"/>
+          <w:szCs w:val="15"/>
+          <w:lang w:bidi="hi-IN"/>
+        </w:rPr>
+        <w:br/>
+        <w:t>✅ POST → GET Persistence Validation</w:t>
+      </w:r>
+      <w:r>
+        <w:rPr>
+          <w:rFonts w:ascii="Segoe UI" w:eastAsia="Times New Roman" w:hAnsi="Segoe UI" w:cs="Segoe UI"/>
+          <w:sz w:val="15"/>
+          <w:szCs w:val="15"/>
+          <w:lang w:bidi="hi-IN"/>
+        </w:rPr>
+        <w:br/>
+        <w:t>✅ Business Assertions</w:t>
+      </w:r>
+      <w:r>
+        <w:rPr>
+          <w:rFonts w:ascii="Segoe UI" w:eastAsia="Times New Roman" w:hAnsi="Segoe UI" w:cs="Segoe UI"/>
+          <w:sz w:val="15"/>
+          <w:szCs w:val="15"/>
+          <w:lang w:bidi="hi-IN"/>
+        </w:rPr>
+        <w:br/>
+        <w:t>✅ Real Data Persistence Verification</w:t>
+      </w:r>
+    </w:p>
+    <w:p>
+      <w:pPr>
+        <w:spacing w:before="100" w:beforeAutospacing="1" w:after="100" w:afterAutospacing="1" w:line="207" w:lineRule="atLeast"/>
+        <w:rPr>
+          <w:rFonts w:ascii="Segoe UI" w:eastAsia="Times New Roman" w:hAnsi="Segoe UI" w:cs="Segoe UI"/>
+          <w:sz w:val="15"/>
+          <w:szCs w:val="15"/>
+          <w:lang w:bidi="hi-IN"/>
+        </w:rPr>
+      </w:pPr>
+      <w:r>
+        <w:rPr>
+          <w:rFonts w:ascii="Segoe UI" w:eastAsia="Times New Roman" w:hAnsi="Segoe UI" w:cs="Segoe UI"/>
+          <w:sz w:val="15"/>
+          <w:szCs w:val="15"/>
+          <w:lang w:bidi="hi-IN"/>
+        </w:rPr>
+        <w:t>Next:</w:t>
+      </w:r>
+    </w:p>
+    <w:p>
+      <w:pPr>
+        <w:spacing w:before="100" w:beforeAutospacing="1" w:after="100" w:afterAutospacing="1" w:line="207" w:lineRule="atLeast"/>
+        <w:rPr>
+          <w:rFonts w:ascii="Segoe UI" w:eastAsia="Times New Roman" w:hAnsi="Segoe UI" w:cs="Segoe UI"/>
+          <w:sz w:val="15"/>
+          <w:szCs w:val="15"/>
+          <w:lang w:bidi="hi-IN"/>
+        </w:rPr>
+      </w:pPr>
+      <w:r>
+        <w:rPr>
+          <w:rFonts w:ascii="Segoe UI" w:eastAsia="Times New Roman" w:hAnsi="Segoe UI" w:cs="Segoe UI"/>
+          <w:sz w:val="15"/>
+          <w:szCs w:val="15"/>
+          <w:lang w:bidi="hi-IN"/>
+        </w:rPr>
+        <w:lastRenderedPageBreak/>
+        <w:t>✅ PUT → GET Validation</w:t>
+      </w:r>
+      <w:r>
+        <w:rPr>
+          <w:rFonts w:ascii="Segoe UI" w:eastAsia="Times New Roman" w:hAnsi="Segoe UI" w:cs="Segoe UI"/>
+          <w:sz w:val="15"/>
+          <w:szCs w:val="15"/>
+          <w:lang w:bidi="hi-IN"/>
+        </w:rPr>
+        <w:br/>
+        <w:t>✅ DELETE → GET Validation</w:t>
+      </w:r>
+      <w:r>
+        <w:rPr>
+          <w:rFonts w:ascii="Segoe UI" w:eastAsia="Times New Roman" w:hAnsi="Segoe UI" w:cs="Segoe UI"/>
+          <w:sz w:val="15"/>
+          <w:szCs w:val="15"/>
+          <w:lang w:bidi="hi-IN"/>
+        </w:rPr>
+        <w:br/>
+        <w:t>✅ End-To-End Resource Lifecycle Validation</w:t>
+      </w:r>
+    </w:p>
+    <w:p>
+      <w:pPr>
+        <w:spacing w:after="0" w:line="207" w:lineRule="atLeast"/>
+        <w:rPr>
+          <w:rFonts w:ascii="Segoe UI" w:eastAsia="Times New Roman" w:hAnsi="Segoe UI" w:cs="Segoe UI"/>
+          <w:sz w:val="15"/>
+          <w:szCs w:val="15"/>
+          <w:lang w:bidi="hi-IN"/>
+        </w:rPr>
+      </w:pPr>
+      <w:r>
+        <w:rPr>
+          <w:rFonts w:ascii="Segoe UI" w:eastAsia="Times New Roman" w:hAnsi="Segoe UI" w:cs="Segoe UI"/>
+          <w:sz w:val="15"/>
+          <w:szCs w:val="15"/>
+          <w:lang w:bidi="hi-IN"/>
+        </w:rPr>
+        <w:pict>
+          <v:rect id="_x0000_i1105" style="width:0;height:1.5pt" o:hralign="center" o:hrstd="t" o:hr="t" fillcolor="#a0a0a0" stroked="f"/>
+        </w:pict>
       </w:r>
     </w:p>
     <w:p/>
@@ -26079,6 +31610,119 @@
     </w:lvl>
   </w:abstractNum>
   <w:abstractNum w:abstractNumId="4">
+    <w:nsid w:val="0CA37FA6"/>
+    <w:multiLevelType w:val="multilevel"/>
+    <w:tmpl w:val="C28C279E"/>
+    <w:lvl w:ilvl="0">
+      <w:start w:val="1"/>
+      <w:numFmt w:val="decimal"/>
+      <w:lvlText w:val="%1."/>
+      <w:lvlJc w:val="left"/>
+      <w:pPr>
+        <w:tabs>
+          <w:tab w:val="num" w:pos="720"/>
+        </w:tabs>
+        <w:ind w:left="720" w:hanging="360"/>
+      </w:pPr>
+    </w:lvl>
+    <w:lvl w:ilvl="1" w:tentative="1">
+      <w:start w:val="1"/>
+      <w:numFmt w:val="decimal"/>
+      <w:lvlText w:val="%2."/>
+      <w:lvlJc w:val="left"/>
+      <w:pPr>
+        <w:tabs>
+          <w:tab w:val="num" w:pos="1440"/>
+        </w:tabs>
+        <w:ind w:left="1440" w:hanging="360"/>
+      </w:pPr>
+    </w:lvl>
+    <w:lvl w:ilvl="2" w:tentative="1">
+      <w:start w:val="1"/>
+      <w:numFmt w:val="decimal"/>
+      <w:lvlText w:val="%3."/>
+      <w:lvlJc w:val="left"/>
+      <w:pPr>
+        <w:tabs>
+          <w:tab w:val="num" w:pos="2160"/>
+        </w:tabs>
+        <w:ind w:left="2160" w:hanging="360"/>
+      </w:pPr>
+    </w:lvl>
+    <w:lvl w:ilvl="3" w:tentative="1">
+      <w:start w:val="1"/>
+      <w:numFmt w:val="decimal"/>
+      <w:lvlText w:val="%4."/>
+      <w:lvlJc w:val="left"/>
+      <w:pPr>
+        <w:tabs>
+          <w:tab w:val="num" w:pos="2880"/>
+        </w:tabs>
+        <w:ind w:left="2880" w:hanging="360"/>
+      </w:pPr>
+    </w:lvl>
+    <w:lvl w:ilvl="4" w:tentative="1">
+      <w:start w:val="1"/>
+      <w:numFmt w:val="decimal"/>
+      <w:lvlText w:val="%5."/>
+      <w:lvlJc w:val="left"/>
+      <w:pPr>
+        <w:tabs>
+          <w:tab w:val="num" w:pos="3600"/>
+        </w:tabs>
+        <w:ind w:left="3600" w:hanging="360"/>
+      </w:pPr>
+    </w:lvl>
+    <w:lvl w:ilvl="5" w:tentative="1">
+      <w:start w:val="1"/>
+      <w:numFmt w:val="decimal"/>
+      <w:lvlText w:val="%6."/>
+      <w:lvlJc w:val="left"/>
+      <w:pPr>
+        <w:tabs>
+          <w:tab w:val="num" w:pos="4320"/>
+        </w:tabs>
+        <w:ind w:left="4320" w:hanging="360"/>
+      </w:pPr>
+    </w:lvl>
+    <w:lvl w:ilvl="6" w:tentative="1">
+      <w:start w:val="1"/>
+      <w:numFmt w:val="decimal"/>
+      <w:lvlText w:val="%7."/>
+      <w:lvlJc w:val="left"/>
+      <w:pPr>
+        <w:tabs>
+          <w:tab w:val="num" w:pos="5040"/>
+        </w:tabs>
+        <w:ind w:left="5040" w:hanging="360"/>
+      </w:pPr>
+    </w:lvl>
+    <w:lvl w:ilvl="7" w:tentative="1">
+      <w:start w:val="1"/>
+      <w:numFmt w:val="decimal"/>
+      <w:lvlText w:val="%8."/>
+      <w:lvlJc w:val="left"/>
+      <w:pPr>
+        <w:tabs>
+          <w:tab w:val="num" w:pos="5760"/>
+        </w:tabs>
+        <w:ind w:left="5760" w:hanging="360"/>
+      </w:pPr>
+    </w:lvl>
+    <w:lvl w:ilvl="8" w:tentative="1">
+      <w:start w:val="1"/>
+      <w:numFmt w:val="decimal"/>
+      <w:lvlText w:val="%9."/>
+      <w:lvlJc w:val="left"/>
+      <w:pPr>
+        <w:tabs>
+          <w:tab w:val="num" w:pos="6480"/>
+        </w:tabs>
+        <w:ind w:left="6480" w:hanging="360"/>
+      </w:pPr>
+    </w:lvl>
+  </w:abstractNum>
+  <w:abstractNum w:abstractNumId="5">
     <w:nsid w:val="0CA53801"/>
     <w:multiLevelType w:val="multilevel"/>
     <w:tmpl w:val="67FA6510"/>
@@ -26227,7 +31871,7 @@
       </w:rPr>
     </w:lvl>
   </w:abstractNum>
-  <w:abstractNum w:abstractNumId="5">
+  <w:abstractNum w:abstractNumId="6">
     <w:nsid w:val="10D20AAC"/>
     <w:multiLevelType w:val="multilevel"/>
     <w:tmpl w:val="59DCAF68"/>
@@ -26376,7 +32020,7 @@
       </w:rPr>
     </w:lvl>
   </w:abstractNum>
-  <w:abstractNum w:abstractNumId="6">
+  <w:abstractNum w:abstractNumId="7">
     <w:nsid w:val="12002DE2"/>
     <w:multiLevelType w:val="multilevel"/>
     <w:tmpl w:val="EBAAA128"/>
@@ -26525,7 +32169,7 @@
       </w:rPr>
     </w:lvl>
   </w:abstractNum>
-  <w:abstractNum w:abstractNumId="7">
+  <w:abstractNum w:abstractNumId="8">
     <w:nsid w:val="13706E67"/>
     <w:multiLevelType w:val="multilevel"/>
     <w:tmpl w:val="5F141AC8"/>
@@ -26674,7 +32318,7 @@
       </w:rPr>
     </w:lvl>
   </w:abstractNum>
-  <w:abstractNum w:abstractNumId="8">
+  <w:abstractNum w:abstractNumId="9">
     <w:nsid w:val="13E44E97"/>
     <w:multiLevelType w:val="multilevel"/>
     <w:tmpl w:val="9ABA6F18"/>
@@ -26823,7 +32467,7 @@
       </w:rPr>
     </w:lvl>
   </w:abstractNum>
-  <w:abstractNum w:abstractNumId="9">
+  <w:abstractNum w:abstractNumId="10">
     <w:nsid w:val="15CA1E4A"/>
     <w:multiLevelType w:val="multilevel"/>
     <w:tmpl w:val="7B06FAD2"/>
@@ -26972,7 +32616,7 @@
       </w:rPr>
     </w:lvl>
   </w:abstractNum>
-  <w:abstractNum w:abstractNumId="10">
+  <w:abstractNum w:abstractNumId="11">
     <w:nsid w:val="161C531C"/>
     <w:multiLevelType w:val="multilevel"/>
     <w:tmpl w:val="4DF04686"/>
@@ -27121,7 +32765,7 @@
       </w:rPr>
     </w:lvl>
   </w:abstractNum>
-  <w:abstractNum w:abstractNumId="11">
+  <w:abstractNum w:abstractNumId="12">
     <w:nsid w:val="163C348C"/>
     <w:multiLevelType w:val="multilevel"/>
     <w:tmpl w:val="4DB2F682"/>
@@ -27270,7 +32914,7 @@
       </w:rPr>
     </w:lvl>
   </w:abstractNum>
-  <w:abstractNum w:abstractNumId="12">
+  <w:abstractNum w:abstractNumId="13">
     <w:nsid w:val="196851CA"/>
     <w:multiLevelType w:val="multilevel"/>
     <w:tmpl w:val="D312CF10"/>
@@ -27419,7 +33063,7 @@
       </w:rPr>
     </w:lvl>
   </w:abstractNum>
-  <w:abstractNum w:abstractNumId="13">
+  <w:abstractNum w:abstractNumId="14">
     <w:nsid w:val="1C354BBA"/>
     <w:multiLevelType w:val="multilevel"/>
     <w:tmpl w:val="CD1ADCDC"/>
@@ -27568,7 +33212,7 @@
       </w:rPr>
     </w:lvl>
   </w:abstractNum>
-  <w:abstractNum w:abstractNumId="14">
+  <w:abstractNum w:abstractNumId="15">
     <w:nsid w:val="21223DE0"/>
     <w:multiLevelType w:val="multilevel"/>
     <w:tmpl w:val="034480F4"/>
@@ -27717,7 +33361,7 @@
       </w:rPr>
     </w:lvl>
   </w:abstractNum>
-  <w:abstractNum w:abstractNumId="15">
+  <w:abstractNum w:abstractNumId="16">
     <w:nsid w:val="23C62DD4"/>
     <w:multiLevelType w:val="multilevel"/>
     <w:tmpl w:val="46A20AA6"/>
@@ -27866,7 +33510,7 @@
       </w:rPr>
     </w:lvl>
   </w:abstractNum>
-  <w:abstractNum w:abstractNumId="16">
+  <w:abstractNum w:abstractNumId="17">
     <w:nsid w:val="30915E43"/>
     <w:multiLevelType w:val="multilevel"/>
     <w:tmpl w:val="03BCADF8"/>
@@ -28015,7 +33659,7 @@
       </w:rPr>
     </w:lvl>
   </w:abstractNum>
-  <w:abstractNum w:abstractNumId="17">
+  <w:abstractNum w:abstractNumId="18">
     <w:nsid w:val="30D752E3"/>
     <w:multiLevelType w:val="multilevel"/>
     <w:tmpl w:val="2424EEDA"/>
@@ -28164,7 +33808,7 @@
       </w:rPr>
     </w:lvl>
   </w:abstractNum>
-  <w:abstractNum w:abstractNumId="18">
+  <w:abstractNum w:abstractNumId="19">
     <w:nsid w:val="3B8949B5"/>
     <w:multiLevelType w:val="multilevel"/>
     <w:tmpl w:val="C24A0430"/>
@@ -28277,7 +33921,7 @@
       </w:pPr>
     </w:lvl>
   </w:abstractNum>
-  <w:abstractNum w:abstractNumId="19">
+  <w:abstractNum w:abstractNumId="20">
     <w:nsid w:val="3D0822EC"/>
     <w:multiLevelType w:val="multilevel"/>
     <w:tmpl w:val="F3BAC840"/>
@@ -28426,7 +34070,7 @@
       </w:rPr>
     </w:lvl>
   </w:abstractNum>
-  <w:abstractNum w:abstractNumId="20">
+  <w:abstractNum w:abstractNumId="21">
     <w:nsid w:val="3FE461F4"/>
     <w:multiLevelType w:val="multilevel"/>
     <w:tmpl w:val="3C526408"/>
@@ -28575,7 +34219,7 @@
       </w:rPr>
     </w:lvl>
   </w:abstractNum>
-  <w:abstractNum w:abstractNumId="21">
+  <w:abstractNum w:abstractNumId="22">
     <w:nsid w:val="41BA2FD8"/>
     <w:multiLevelType w:val="multilevel"/>
     <w:tmpl w:val="4790C8C0"/>
@@ -28724,7 +34368,120 @@
       </w:rPr>
     </w:lvl>
   </w:abstractNum>
-  <w:abstractNum w:abstractNumId="22">
+  <w:abstractNum w:abstractNumId="23">
+    <w:nsid w:val="42E5143B"/>
+    <w:multiLevelType w:val="multilevel"/>
+    <w:tmpl w:val="BD3C5C94"/>
+    <w:lvl w:ilvl="0">
+      <w:start w:val="1"/>
+      <w:numFmt w:val="decimal"/>
+      <w:lvlText w:val="%1."/>
+      <w:lvlJc w:val="left"/>
+      <w:pPr>
+        <w:tabs>
+          <w:tab w:val="num" w:pos="720"/>
+        </w:tabs>
+        <w:ind w:left="720" w:hanging="360"/>
+      </w:pPr>
+    </w:lvl>
+    <w:lvl w:ilvl="1" w:tentative="1">
+      <w:start w:val="1"/>
+      <w:numFmt w:val="decimal"/>
+      <w:lvlText w:val="%2."/>
+      <w:lvlJc w:val="left"/>
+      <w:pPr>
+        <w:tabs>
+          <w:tab w:val="num" w:pos="1440"/>
+        </w:tabs>
+        <w:ind w:left="1440" w:hanging="360"/>
+      </w:pPr>
+    </w:lvl>
+    <w:lvl w:ilvl="2" w:tentative="1">
+      <w:start w:val="1"/>
+      <w:numFmt w:val="decimal"/>
+      <w:lvlText w:val="%3."/>
+      <w:lvlJc w:val="left"/>
+      <w:pPr>
+        <w:tabs>
+          <w:tab w:val="num" w:pos="2160"/>
+        </w:tabs>
+        <w:ind w:left="2160" w:hanging="360"/>
+      </w:pPr>
+    </w:lvl>
+    <w:lvl w:ilvl="3" w:tentative="1">
+      <w:start w:val="1"/>
+      <w:numFmt w:val="decimal"/>
+      <w:lvlText w:val="%4."/>
+      <w:lvlJc w:val="left"/>
+      <w:pPr>
+        <w:tabs>
+          <w:tab w:val="num" w:pos="2880"/>
+        </w:tabs>
+        <w:ind w:left="2880" w:hanging="360"/>
+      </w:pPr>
+    </w:lvl>
+    <w:lvl w:ilvl="4" w:tentative="1">
+      <w:start w:val="1"/>
+      <w:numFmt w:val="decimal"/>
+      <w:lvlText w:val="%5."/>
+      <w:lvlJc w:val="left"/>
+      <w:pPr>
+        <w:tabs>
+          <w:tab w:val="num" w:pos="3600"/>
+        </w:tabs>
+        <w:ind w:left="3600" w:hanging="360"/>
+      </w:pPr>
+    </w:lvl>
+    <w:lvl w:ilvl="5" w:tentative="1">
+      <w:start w:val="1"/>
+      <w:numFmt w:val="decimal"/>
+      <w:lvlText w:val="%6."/>
+      <w:lvlJc w:val="left"/>
+      <w:pPr>
+        <w:tabs>
+          <w:tab w:val="num" w:pos="4320"/>
+        </w:tabs>
+        <w:ind w:left="4320" w:hanging="360"/>
+      </w:pPr>
+    </w:lvl>
+    <w:lvl w:ilvl="6" w:tentative="1">
+      <w:start w:val="1"/>
+      <w:numFmt w:val="decimal"/>
+      <w:lvlText w:val="%7."/>
+      <w:lvlJc w:val="left"/>
+      <w:pPr>
+        <w:tabs>
+          <w:tab w:val="num" w:pos="5040"/>
+        </w:tabs>
+        <w:ind w:left="5040" w:hanging="360"/>
+      </w:pPr>
+    </w:lvl>
+    <w:lvl w:ilvl="7" w:tentative="1">
+      <w:start w:val="1"/>
+      <w:numFmt w:val="decimal"/>
+      <w:lvlText w:val="%8."/>
+      <w:lvlJc w:val="left"/>
+      <w:pPr>
+        <w:tabs>
+          <w:tab w:val="num" w:pos="5760"/>
+        </w:tabs>
+        <w:ind w:left="5760" w:hanging="360"/>
+      </w:pPr>
+    </w:lvl>
+    <w:lvl w:ilvl="8" w:tentative="1">
+      <w:start w:val="1"/>
+      <w:numFmt w:val="decimal"/>
+      <w:lvlText w:val="%9."/>
+      <w:lvlJc w:val="left"/>
+      <w:pPr>
+        <w:tabs>
+          <w:tab w:val="num" w:pos="6480"/>
+        </w:tabs>
+        <w:ind w:left="6480" w:hanging="360"/>
+      </w:pPr>
+    </w:lvl>
+  </w:abstractNum>
+  <w:abstractNum w:abstractNumId="24">
     <w:nsid w:val="47846002"/>
     <w:multiLevelType w:val="multilevel"/>
     <w:tmpl w:val="DDB0366E"/>
@@ -28873,7 +34630,7 @@
       </w:rPr>
     </w:lvl>
   </w:abstractNum>
-  <w:abstractNum w:abstractNumId="23">
+  <w:abstractNum w:abstractNumId="25">
     <w:nsid w:val="53077F95"/>
     <w:multiLevelType w:val="multilevel"/>
     <w:tmpl w:val="716A92B4"/>
@@ -29022,7 +34779,7 @@
       </w:rPr>
     </w:lvl>
   </w:abstractNum>
-  <w:abstractNum w:abstractNumId="24">
+  <w:abstractNum w:abstractNumId="26">
     <w:nsid w:val="542D18DF"/>
     <w:multiLevelType w:val="multilevel"/>
     <w:tmpl w:val="9AEA8716"/>
@@ -29171,7 +34928,7 @@
       </w:rPr>
     </w:lvl>
   </w:abstractNum>
-  <w:abstractNum w:abstractNumId="25">
+  <w:abstractNum w:abstractNumId="27">
     <w:nsid w:val="5618108A"/>
     <w:multiLevelType w:val="multilevel"/>
     <w:tmpl w:val="6270BE7A"/>
@@ -29320,7 +35077,7 @@
       </w:rPr>
     </w:lvl>
   </w:abstractNum>
-  <w:abstractNum w:abstractNumId="26">
+  <w:abstractNum w:abstractNumId="28">
     <w:nsid w:val="582F4903"/>
     <w:multiLevelType w:val="multilevel"/>
     <w:tmpl w:val="59A47EF2"/>
@@ -29469,7 +35226,7 @@
       </w:rPr>
     </w:lvl>
   </w:abstractNum>
-  <w:abstractNum w:abstractNumId="27">
+  <w:abstractNum w:abstractNumId="29">
     <w:nsid w:val="5A2C13F7"/>
     <w:multiLevelType w:val="multilevel"/>
     <w:tmpl w:val="4790DADC"/>
@@ -29618,7 +35375,7 @@
       </w:rPr>
     </w:lvl>
   </w:abstractNum>
-  <w:abstractNum w:abstractNumId="28">
+  <w:abstractNum w:abstractNumId="30">
     <w:nsid w:val="5DFE35C9"/>
     <w:multiLevelType w:val="multilevel"/>
     <w:tmpl w:val="5372A518"/>
@@ -29767,7 +35524,7 @@
       </w:rPr>
     </w:lvl>
   </w:abstractNum>
-  <w:abstractNum w:abstractNumId="29">
+  <w:abstractNum w:abstractNumId="31">
     <w:nsid w:val="5F145F1B"/>
     <w:multiLevelType w:val="multilevel"/>
     <w:tmpl w:val="97FE806A"/>
@@ -29916,7 +35673,7 @@
       </w:rPr>
     </w:lvl>
   </w:abstractNum>
-  <w:abstractNum w:abstractNumId="30">
+  <w:abstractNum w:abstractNumId="32">
     <w:nsid w:val="5F8D6AF5"/>
     <w:multiLevelType w:val="multilevel"/>
     <w:tmpl w:val="EE92E14E"/>
@@ -30065,7 +35822,7 @@
       </w:rPr>
     </w:lvl>
   </w:abstractNum>
-  <w:abstractNum w:abstractNumId="31">
+  <w:abstractNum w:abstractNumId="33">
     <w:nsid w:val="603A5EA9"/>
     <w:multiLevelType w:val="multilevel"/>
     <w:tmpl w:val="A9468F3C"/>
@@ -30214,7 +35971,7 @@
       </w:rPr>
     </w:lvl>
   </w:abstractNum>
-  <w:abstractNum w:abstractNumId="32">
+  <w:abstractNum w:abstractNumId="34">
     <w:nsid w:val="6A533B23"/>
     <w:multiLevelType w:val="multilevel"/>
     <w:tmpl w:val="E75A2A0E"/>
@@ -30363,7 +36120,7 @@
       </w:rPr>
     </w:lvl>
   </w:abstractNum>
-  <w:abstractNum w:abstractNumId="33">
+  <w:abstractNum w:abstractNumId="35">
     <w:nsid w:val="6DB0398C"/>
     <w:multiLevelType w:val="multilevel"/>
     <w:tmpl w:val="BA94665E"/>
@@ -30512,7 +36269,7 @@
       </w:rPr>
     </w:lvl>
   </w:abstractNum>
-  <w:abstractNum w:abstractNumId="34">
+  <w:abstractNum w:abstractNumId="36">
     <w:nsid w:val="6EE62CFC"/>
     <w:multiLevelType w:val="multilevel"/>
     <w:tmpl w:val="FEDCCB30"/>
@@ -30661,7 +36418,7 @@
       </w:rPr>
     </w:lvl>
   </w:abstractNum>
-  <w:abstractNum w:abstractNumId="35">
+  <w:abstractNum w:abstractNumId="37">
     <w:nsid w:val="70454D0D"/>
     <w:multiLevelType w:val="multilevel"/>
     <w:tmpl w:val="80D0533A"/>
@@ -30810,7 +36567,7 @@
       </w:rPr>
     </w:lvl>
   </w:abstractNum>
-  <w:abstractNum w:abstractNumId="36">
+  <w:abstractNum w:abstractNumId="38">
     <w:nsid w:val="74582EED"/>
     <w:multiLevelType w:val="multilevel"/>
     <w:tmpl w:val="F9166E90"/>
@@ -30959,7 +36716,7 @@
       </w:rPr>
     </w:lvl>
   </w:abstractNum>
-  <w:abstractNum w:abstractNumId="37">
+  <w:abstractNum w:abstractNumId="39">
     <w:nsid w:val="7E653C77"/>
     <w:multiLevelType w:val="multilevel"/>
     <w:tmpl w:val="D702F8C0"/>
@@ -31109,16 +36866,16 @@
     </w:lvl>
   </w:abstractNum>
   <w:num w:numId="1">
-    <w:abstractNumId w:val="15"/>
+    <w:abstractNumId w:val="16"/>
   </w:num>
   <w:num w:numId="2">
-    <w:abstractNumId w:val="26"/>
+    <w:abstractNumId w:val="28"/>
   </w:num>
   <w:num w:numId="3">
-    <w:abstractNumId w:val="21"/>
+    <w:abstractNumId w:val="22"/>
   </w:num>
   <w:num w:numId="4">
-    <w:abstractNumId w:val="11"/>
+    <w:abstractNumId w:val="12"/>
   </w:num>
   <w:num w:numId="5">
     <w:abstractNumId w:val="2"/>
@@ -31127,100 +36884,106 @@
     <w:abstractNumId w:val="3"/>
   </w:num>
   <w:num w:numId="7">
-    <w:abstractNumId w:val="6"/>
+    <w:abstractNumId w:val="7"/>
   </w:num>
   <w:num w:numId="8">
-    <w:abstractNumId w:val="16"/>
+    <w:abstractNumId w:val="17"/>
   </w:num>
   <w:num w:numId="9">
-    <w:abstractNumId w:val="13"/>
+    <w:abstractNumId w:val="14"/>
   </w:num>
   <w:num w:numId="10">
-    <w:abstractNumId w:val="18"/>
+    <w:abstractNumId w:val="19"/>
   </w:num>
   <w:num w:numId="11">
-    <w:abstractNumId w:val="4"/>
+    <w:abstractNumId w:val="5"/>
   </w:num>
   <w:num w:numId="12">
     <w:abstractNumId w:val="1"/>
   </w:num>
   <w:num w:numId="13">
-    <w:abstractNumId w:val="37"/>
+    <w:abstractNumId w:val="39"/>
   </w:num>
   <w:num w:numId="14">
-    <w:abstractNumId w:val="17"/>
+    <w:abstractNumId w:val="18"/>
   </w:num>
   <w:num w:numId="15">
-    <w:abstractNumId w:val="5"/>
+    <w:abstractNumId w:val="6"/>
   </w:num>
   <w:num w:numId="16">
-    <w:abstractNumId w:val="29"/>
+    <w:abstractNumId w:val="31"/>
   </w:num>
   <w:num w:numId="17">
-    <w:abstractNumId w:val="30"/>
+    <w:abstractNumId w:val="32"/>
   </w:num>
   <w:num w:numId="18">
-    <w:abstractNumId w:val="24"/>
+    <w:abstractNumId w:val="26"/>
   </w:num>
   <w:num w:numId="19">
-    <w:abstractNumId w:val="23"/>
+    <w:abstractNumId w:val="25"/>
   </w:num>
   <w:num w:numId="20">
     <w:abstractNumId w:val="0"/>
   </w:num>
   <w:num w:numId="21">
-    <w:abstractNumId w:val="32"/>
+    <w:abstractNumId w:val="34"/>
   </w:num>
   <w:num w:numId="22">
+    <w:abstractNumId w:val="29"/>
+  </w:num>
+  <w:num w:numId="23">
+    <w:abstractNumId w:val="38"/>
+  </w:num>
+  <w:num w:numId="24">
+    <w:abstractNumId w:val="8"/>
+  </w:num>
+  <w:num w:numId="25">
+    <w:abstractNumId w:val="9"/>
+  </w:num>
+  <w:num w:numId="26">
+    <w:abstractNumId w:val="13"/>
+  </w:num>
+  <w:num w:numId="27">
+    <w:abstractNumId w:val="33"/>
+  </w:num>
+  <w:num w:numId="28">
+    <w:abstractNumId w:val="15"/>
+  </w:num>
+  <w:num w:numId="29">
+    <w:abstractNumId w:val="37"/>
+  </w:num>
+  <w:num w:numId="30">
+    <w:abstractNumId w:val="20"/>
+  </w:num>
+  <w:num w:numId="31">
+    <w:abstractNumId w:val="24"/>
+  </w:num>
+  <w:num w:numId="32">
+    <w:abstractNumId w:val="21"/>
+  </w:num>
+  <w:num w:numId="33">
+    <w:abstractNumId w:val="35"/>
+  </w:num>
+  <w:num w:numId="34">
+    <w:abstractNumId w:val="30"/>
+  </w:num>
+  <w:num w:numId="35">
+    <w:abstractNumId w:val="11"/>
+  </w:num>
+  <w:num w:numId="36">
+    <w:abstractNumId w:val="36"/>
+  </w:num>
+  <w:num w:numId="37">
     <w:abstractNumId w:val="27"/>
   </w:num>
-  <w:num w:numId="23">
-    <w:abstractNumId w:val="36"/>
-  </w:num>
-  <w:num w:numId="24">
-    <w:abstractNumId w:val="7"/>
-  </w:num>
-  <w:num w:numId="25">
-    <w:abstractNumId w:val="8"/>
-  </w:num>
-  <w:num w:numId="26">
-    <w:abstractNumId w:val="12"/>
-  </w:num>
-  <w:num w:numId="27">
-    <w:abstractNumId w:val="31"/>
-  </w:num>
-  <w:num w:numId="28">
-    <w:abstractNumId w:val="14"/>
-  </w:num>
-  <w:num w:numId="29">
-    <w:abstractNumId w:val="35"/>
-  </w:num>
-  <w:num w:numId="30">
-    <w:abstractNumId w:val="19"/>
-  </w:num>
-  <w:num w:numId="31">
-    <w:abstractNumId w:val="22"/>
-  </w:num>
-  <w:num w:numId="32">
-    <w:abstractNumId w:val="20"/>
-  </w:num>
-  <w:num w:numId="33">
-    <w:abstractNumId w:val="33"/>
-  </w:num>
-  <w:num w:numId="34">
-    <w:abstractNumId w:val="28"/>
-  </w:num>
-  <w:num w:numId="35">
+  <w:num w:numId="38">
     <w:abstractNumId w:val="10"/>
   </w:num>
-  <w:num w:numId="36">
-    <w:abstractNumId w:val="34"/>
+  <w:num w:numId="39">
+    <w:abstractNumId w:val="4"/>
   </w:num>
-  <w:num w:numId="37">
-    <w:abstractNumId w:val="25"/>
-  </w:num>
-  <w:num w:numId="38">
-    <w:abstractNumId w:val="9"/>
+  <w:num w:numId="40">
+    <w:abstractNumId w:val="23"/>
   </w:num>
 </w:numbering>
 </file>
@@ -31594,6 +37357,17 @@
       <w:effect w:val="none"/>
     </w:rPr>
   </w:style>
+  <w:style w:type="character" w:styleId="Strong">
+    <w:name w:val="Strong"/>
+    <w:basedOn w:val="DefaultParagraphFont"/>
+    <w:uiPriority w:val="22"/>
+    <w:qFormat/>
+    <w:rsid w:val="0048792D"/>
+    <w:rPr>
+      <w:b/>
+      <w:bCs/>
+    </w:rPr>
+  </w:style>
 </w:styles>
 </file>
 
@@ -31886,7 +37660,7 @@
   <a:extraClrSchemeLst/>
   <a:extLst>
     <a:ext uri="{05A4C25C-085E-4340-85A3-A5531E510DB2}">
-      <thm15:themeFamily xmlns:thm15="http://schemas.microsoft.com/office/thememl/2012/main" xmlns="" name="Office Theme" id="{62F939B6-93AF-4DB8-9C6B-D6C7DFDC589F}" vid="{4A3C46E8-61CC-4603-A589-7422A47A8E4A}"/>
+      <thm15:themeFamily xmlns="" xmlns:thm15="http://schemas.microsoft.com/office/thememl/2012/main" name="Office Theme" id="{62F939B6-93AF-4DB8-9C6B-D6C7DFDC589F}" vid="{4A3C46E8-61CC-4603-A589-7422A47A8E4A}"/>
     </a:ext>
   </a:extLst>
 </a:theme>
